--- a/files/me-ADPER0000095429.docx
+++ b/files/me-ADPER0000095429.docx
@@ -65,7 +65,7 @@
         <w:t>Sang-Hyun Lee</w:t>
       </w:r>
       <w:r>
-        <w:t xml:space="preserve"> (2025). Analysis of Application of Design Standards for Future Climate Change Adaptive Agricultural Reservoirs Using Cluster Analysis. Water, 17(24), 3463-3463.</w:t>
+        <w:t xml:space="preserve"> (2025). Analysis of Application of Design Standards for Future Climate Change Adaptive Agricultural Reservoirs Using Cluster Analysis. Water, 17(24), 3463.</w:t>
       </w:r>
       <w:r>
         <w:rPr>
@@ -139,7 +139,7 @@
         <w:t>Kwang Soo Kim</w:t>
       </w:r>
       <w:r>
-        <w:t xml:space="preserve"> (2024). The Application of a Smart Nexus for Agriculture in Korea for Assessing the Holistic Impacts of Climate Change. Sustainability, 16(3), 990-990.</w:t>
+        <w:t xml:space="preserve"> (2024). The Application of a Smart Nexus for Agriculture in Korea for Assessing the Holistic Impacts of Climate Change. Sustainability, 16(3), 990.</w:t>
       </w:r>
       <w:r>
         <w:rPr>
@@ -213,7 +213,7 @@
         <w:t>Rui Qu</w:t>
       </w:r>
       <w:r>
-        <w:t xml:space="preserve"> (2023). Transboundary water-food nexus based on physical-virtual water embedded in food trade network. Journal of Hydrology, 623(), 129819-129819.</w:t>
+        <w:t xml:space="preserve"> (2023). Transboundary water-food nexus based on physical-virtual water embedded in food trade network. Journal of Hydrology, 623(), 129819.</w:t>
       </w:r>
       <w:r>
         <w:rPr>
@@ -269,13 +269,13 @@
         <w:t>Seung-Oh Hur</w:t>
       </w:r>
       <w:r>
-        <w:t xml:space="preserve"> (2022). Analysis of climate change impact on resource intensity and carbon emissions in protected farming systems using Water-Energy-Food-Carbon Nexus. Resources Conservation and Recycling, 184(), 106394-106394.</w:t>
+        <w:t xml:space="preserve"> (2022). Analysis of climate change impact on resource intensity and carbon emissions in protected farming systems using Water-Energy-Food-Carbon Nexus. Resources Conservation and Recycling, 184(), 106394.</w:t>
       </w:r>
       <w:r>
         <w:rPr>
           <w:i/>
         </w:rPr>
-        <w:t xml:space="preserve"> [공저자 · 피인용 62 · doi:10.1016/j.resconrec.2022.106394]</w:t>
+        <w:t xml:space="preserve"> [공저자 · 피인용 61 · doi:10.1016/j.resconrec.2022.106394]</w:t>
       </w:r>
     </w:p>
     <w:p>
@@ -334,13 +334,13 @@
         <w:t>Seung‐Hwan Yoo</w:t>
       </w:r>
       <w:r>
-        <w:t xml:space="preserve"> (2022). Development of WEF-P Nexus based on product-supply chain: A case study of phosphorous fertilizer industry in Morocco. The Science of The Total Environment, 857(Pt 2), 159520-159520.</w:t>
+        <w:t xml:space="preserve"> (2022). Development of WEF-P Nexus based on product-supply chain: A case study of phosphorous fertilizer industry in Morocco. The Science of The Total Environment, 857(Pt 2), 159520.</w:t>
       </w:r>
       <w:r>
         <w:rPr>
           <w:i/>
         </w:rPr>
-        <w:t xml:space="preserve"> [교신저자 · 피인용 18 · doi:10.1016/j.scitotenv.2022.159520]</w:t>
+        <w:t xml:space="preserve"> [교신저자 · 피인용 19 · doi:10.1016/j.scitotenv.2022.159520]</w:t>
       </w:r>
     </w:p>
     <w:p>
@@ -399,7 +399,7 @@
         <w:t>Masahiko Haraguchi</w:t>
       </w:r>
       <w:r>
-        <w:t xml:space="preserve"> (2021). Analysis of industrial water–energy–labor nexus zones for economic and resource-based impact assessment. Resources Conservation and Recycling, 169(), 105483-105483.</w:t>
+        <w:t xml:space="preserve"> (2021). Analysis of industrial water–energy–labor nexus zones for economic and resource-based impact assessment. Resources Conservation and Recycling, 169(), 105483.</w:t>
       </w:r>
       <w:r>
         <w:rPr>
@@ -491,7 +491,7 @@
         <w:t>Kwang‐Sik Yoon</w:t>
       </w:r>
       <w:r>
-        <w:t xml:space="preserve"> (2021). Assessing the Potential of Agricultural Reservoirs as the Source of Environmental Flow. Water, 13(4), 508-508.</w:t>
+        <w:t xml:space="preserve"> (2021). Assessing the Potential of Agricultural Reservoirs as the Source of Environmental Flow. Water, 13(4), 508.</w:t>
       </w:r>
       <w:r>
         <w:rPr>
@@ -538,7 +538,7 @@
         <w:t>Kyo Suh</w:t>
       </w:r>
       <w:r>
-        <w:t xml:space="preserve"> (2021). Vulnerability assessment of rural aging community for abandoned farmlands in South Korea. Land Use Policy, 108(), 105544-105544.</w:t>
+        <w:t xml:space="preserve"> (2021). Vulnerability assessment of rural aging community for abandoned farmlands in South Korea. Land Use Policy, 108(), 105544.</w:t>
       </w:r>
       <w:r>
         <w:rPr>
@@ -623,7 +623,7 @@
         <w:t>Seung‐Hwan Yoo</w:t>
       </w:r>
       <w:r>
-        <w:t xml:space="preserve"> (2020). Assessing the Resilience of Agricultural Reservoirs in Ungauged Catchments under Climate Change Using a Ratio Correction Factors-Based Calibration and Run Theory. Water, 12(6), 1618-1618.</w:t>
+        <w:t xml:space="preserve"> (2020). Assessing the Resilience of Agricultural Reservoirs in Ungauged Catchments under Climate Change Using a Ratio Correction Factors-Based Calibration and Run Theory. Water, 12(6), 1618.</w:t>
       </w:r>
       <w:r>
         <w:rPr>
@@ -715,7 +715,7 @@
         <w:t>Seung‐Hwan Yoo</w:t>
       </w:r>
       <w:r>
-        <w:t xml:space="preserve"> (2020). Evaluating the Impact of Climate Change on Paddy Water Balance Using APEX-Paddy Model. Water, 12(3), 852-852.</w:t>
+        <w:t xml:space="preserve"> (2020). Evaluating the Impact of Climate Change on Paddy Water Balance Using APEX-Paddy Model. Water, 12(3), 852.</w:t>
       </w:r>
       <w:r>
         <w:rPr>
@@ -816,7 +816,7 @@
         <w:t>Seung‐Hwan Yoo</w:t>
       </w:r>
       <w:r>
-        <w:t xml:space="preserve"> (2020). Food-centric interlinkages in agricultural food-energy-water nexus under climate change and irrigation management. Resources Conservation and Recycling, 163(), 105099-105099.</w:t>
+        <w:t xml:space="preserve"> (2020). Food-centric interlinkages in agricultural food-energy-water nexus under climate change and irrigation management. Resources Conservation and Recycling, 163(), 105099.</w:t>
       </w:r>
       <w:r>
         <w:rPr>
@@ -908,13 +908,13 @@
         <w:t>Seung‐Hwan Yoo</w:t>
       </w:r>
       <w:r>
-        <w:t xml:space="preserve"> (2020). Prediction of the effects of management practices on discharge and mineral nitrogen yield from paddy fields under future climate using APEX-paddy model. Agricultural Water Management, 241(), 106345-106345.</w:t>
+        <w:t xml:space="preserve"> (2020). Prediction of the effects of management practices on discharge and mineral nitrogen yield from paddy fields under future climate using APEX-paddy model. Agricultural Water Management, 241(), 106345.</w:t>
       </w:r>
       <w:r>
         <w:rPr>
           <w:i/>
         </w:rPr>
-        <w:t xml:space="preserve"> [공저자 · 피인용 31 · doi:10.1016/j.agwat.2020.106345]</w:t>
+        <w:t xml:space="preserve"> [공저자 · 피인용 30 · doi:10.1016/j.agwat.2020.106345]</w:t>
       </w:r>
     </w:p>
     <w:p>
@@ -952,7 +952,7 @@
         <w:rPr>
           <w:i/>
         </w:rPr>
-        <w:t xml:space="preserve"> [교신저자 · 피인용 53 · doi:10.5194/hess-23-557-2019]</w:t>
+        <w:t xml:space="preserve"> [교신저자 · 피인용 56 · doi:10.5194/hess-23-557-2019]</w:t>
       </w:r>
     </w:p>
     <w:p>
@@ -1011,13 +1011,13 @@
         <w:t>Chounghyun Seong</w:t>
       </w:r>
       <w:r>
-        <w:t xml:space="preserve"> (2019). Uncertainty in hydrological analysis of climate change: multi-parameter vs. multi-GCM ensemble predictions. Scientific Reports, 9(1), 4974-4974.</w:t>
+        <w:t xml:space="preserve"> (2019). Uncertainty in hydrological analysis of climate change: multi-parameter vs. multi-GCM ensemble predictions. Scientific Reports, 9(1), 4974.</w:t>
       </w:r>
       <w:r>
         <w:rPr>
           <w:i/>
         </w:rPr>
-        <w:t xml:space="preserve"> [교신저자 · 피인용 303 · doi:10.1038/s41598-019-41334-7]</w:t>
+        <w:t xml:space="preserve"> [교신저자 · 피인용 286 · doi:10.1038/s41598-019-41334-7]</w:t>
       </w:r>
     </w:p>
     <w:p>
@@ -1067,7 +1067,7 @@
         <w:t>Seung‐Hwan Yoo</w:t>
       </w:r>
       <w:r>
-        <w:t xml:space="preserve"> (2018). An Analysis of the Water-Energy-Food-Land Requirements and CO2 Emissions for Food Security of Rice in Japan. Sustainability, 10(9), 3354-3354.</w:t>
+        <w:t xml:space="preserve"> (2018). An Analysis of the Water-Energy-Food-Land Requirements and CO2 Emissions for Food Security of Rice in Japan. Sustainability, 10(9), 3354.</w:t>
       </w:r>
       <w:r>
         <w:rPr>
@@ -1114,13 +1114,13 @@
         <w:t>Tae‐Gon Kim</w:t>
       </w:r>
       <w:r>
-        <w:t xml:space="preserve"> (2018). Analysis of Drought Intensity and Trends Using the Modified SPEI in South Korea from 1981 to 2010. Water, 10(3), 327-327.</w:t>
+        <w:t xml:space="preserve"> (2018). Analysis of Drought Intensity and Trends Using the Modified SPEI in South Korea from 1981 to 2010. Water, 10(3), 327.</w:t>
       </w:r>
       <w:r>
         <w:rPr>
           <w:i/>
         </w:rPr>
-        <w:t xml:space="preserve"> [공저자 · 피인용 72 · doi:10.3390/w10030327]</w:t>
+        <w:t xml:space="preserve"> [공저자 · 피인용 71 · doi:10.3390/w10030327]</w:t>
       </w:r>
     </w:p>
     <w:p>
@@ -1208,13 +1208,13 @@
         <w:t>Seung-Jong Bae</w:t>
       </w:r>
       <w:r>
-        <w:t xml:space="preserve"> (2017). Assessment of the Impact of Climate Change on Drought Characteristics in the Hwanghae Plain, North Korea Using Time Series SPI and SPEI: 1981–2100. Water, 9(8), 579-579.</w:t>
+        <w:t xml:space="preserve"> (2017). Assessment of the Impact of Climate Change on Drought Characteristics in the Hwanghae Plain, North Korea Using Time Series SPI and SPEI: 1981–2100. Water, 9(8), 579.</w:t>
       </w:r>
       <w:r>
         <w:rPr>
           <w:i/>
         </w:rPr>
-        <w:t xml:space="preserve"> [교신저자 · 피인용 112 · doi:10.3390/w9080579]</w:t>
+        <w:t xml:space="preserve"> [교신저자 · 피인용 110 · doi:10.3390/w9080579]</w:t>
       </w:r>
     </w:p>
     <w:p>
@@ -1411,7 +1411,7 @@
         <w:rPr>
           <w:i/>
         </w:rPr>
-        <w:t xml:space="preserve"> [교신저자 · 피인용 15 · doi:10.5194/hess-20-4223-2016]</w:t>
+        <w:t xml:space="preserve"> [교신저자 · 피인용 17 · doi:10.5194/hess-20-4223-2016]</w:t>
       </w:r>
     </w:p>
     <w:p>
@@ -1461,7 +1461,7 @@
         <w:t>Min-Won Jang</w:t>
       </w:r>
       <w:r>
-        <w:t xml:space="preserve"> (2016). Assessing Sensitivity of Paddy Rice to Climate Change in South Korea. Water, 8(12), 554-554.</w:t>
+        <w:t xml:space="preserve"> (2016). Assessing Sensitivity of Paddy Rice to Climate Change in South Korea. Water, 8(12), 554.</w:t>
       </w:r>
       <w:r>
         <w:rPr>
@@ -1599,16 +1599,16 @@
         <w:rPr>
           <w:b w:val="0"/>
         </w:rPr>
-        <w:t>Rabi H. Mohtar</w:t>
-      </w:r>
-      <w:r>
-        <w:t xml:space="preserve"> (2016). Evaluation of external virtual water export and dependency through crop trade: an Asian case study. Paddy and Water Environment, 15(3), 525-539.</w:t>
+        <w:t>Ankook Shin</w:t>
+      </w:r>
+      <w:r>
+        <w:t xml:space="preserve"> (2016). Evaluation of the Dependency and Intensity of the Virtual Water Trade in Korea. Irrigation and Drainage, 65(S1), 48-56.</w:t>
       </w:r>
       <w:r>
         <w:rPr>
           <w:i/>
         </w:rPr>
-        <w:t xml:space="preserve"> [교신저자 · 피인용 12 · doi:10.1007/s10333-016-0569-4]</w:t>
+        <w:t xml:space="preserve"> [교신저자 · 피인용 5 · doi:10.1002/ird.1957]</w:t>
       </w:r>
     </w:p>
     <w:p>
@@ -1617,6 +1617,15 @@
       </w:pPr>
       <w:r>
         <w:rPr>
+          <w:b/>
+        </w:rPr>
+        <w:t>Seung‐Hwan Yoo</w:t>
+      </w:r>
+      <w:r>
+        <w:t xml:space="preserve">, </w:t>
+      </w:r>
+      <w:r>
+        <w:rPr>
           <w:b w:val="0"/>
         </w:rPr>
         <w:t>Sang‐Hyun Lee</w:t>
@@ -1626,15 +1635,6 @@
       </w:r>
       <w:r>
         <w:rPr>
-          <w:b/>
-        </w:rPr>
-        <w:t>Seung‐Hwan Yoo</w:t>
-      </w:r>
-      <w:r>
-        <w:t xml:space="preserve">, </w:t>
-      </w:r>
-      <w:r>
-        <w:rPr>
           <w:b w:val="0"/>
         </w:rPr>
         <w:t>Jin‐Yong Choi</w:t>
@@ -1646,16 +1646,16 @@
         <w:rPr>
           <w:b w:val="0"/>
         </w:rPr>
-        <w:t>Ankook Shin</w:t>
-      </w:r>
-      <w:r>
-        <w:t xml:space="preserve"> (2016). Evaluation of the Dependency and Intensity of the Virtual Water Trade in Korea. Irrigation and Drainage, 65(S1), 48-56.</w:t>
+        <w:t>Jeongbin Im</w:t>
+      </w:r>
+      <w:r>
+        <w:t xml:space="preserve"> (2015). Estimation of potential water requirements using water footprint for the target of food self-sufficiency in South Korea. Paddy and Water Environment, 14(1), 259-269.</w:t>
       </w:r>
       <w:r>
         <w:rPr>
           <w:i/>
         </w:rPr>
-        <w:t xml:space="preserve"> [교신저자 · 피인용 5 · doi:10.1002/ird.1957]</w:t>
+        <w:t xml:space="preserve"> [주저자 · 피인용 16 · doi:10.1007/s10333-015-0495-x]</w:t>
       </w:r>
     </w:p>
     <w:p>
@@ -1666,43 +1666,43 @@
         <w:rPr>
           <w:b/>
         </w:rPr>
-        <w:t>Seung‐Hwan Yoo</w:t>
-      </w:r>
-      <w:r>
-        <w:t xml:space="preserve">, </w:t>
-      </w:r>
-      <w:r>
-        <w:rPr>
-          <w:b w:val="0"/>
-        </w:rPr>
-        <w:t>Sang‐Hyun Lee</w:t>
-      </w:r>
-      <w:r>
-        <w:t xml:space="preserve">, </w:t>
-      </w:r>
-      <w:r>
-        <w:rPr>
-          <w:b w:val="0"/>
-        </w:rPr>
-        <w:t>Jin‐Yong Choi</w:t>
-      </w:r>
-      <w:r>
-        <w:t xml:space="preserve">, </w:t>
-      </w:r>
-      <w:r>
-        <w:rPr>
-          <w:b w:val="0"/>
-        </w:rPr>
-        <w:t>Jeongbin Im</w:t>
-      </w:r>
-      <w:r>
-        <w:t xml:space="preserve"> (2015). Estimation of potential water requirements using water footprint for the target of food self-sufficiency in South Korea. Paddy and Water Environment, 14(1), 259-269.</w:t>
+        <w:t>Seung-Hwan Yoo</w:t>
+      </w:r>
+      <w:r>
+        <w:t xml:space="preserve">, </w:t>
+      </w:r>
+      <w:r>
+        <w:rPr>
+          <w:b w:val="0"/>
+        </w:rPr>
+        <w:t>Jin-Yong Choi</w:t>
+      </w:r>
+      <w:r>
+        <w:t xml:space="preserve">, </w:t>
+      </w:r>
+      <w:r>
+        <w:rPr>
+          <w:b w:val="0"/>
+        </w:rPr>
+        <w:t>Sang Hyun Lee</w:t>
+      </w:r>
+      <w:r>
+        <w:t xml:space="preserve">, </w:t>
+      </w:r>
+      <w:r>
+        <w:rPr>
+          <w:b w:val="0"/>
+        </w:rPr>
+        <w:t>Tae‐Gon Kim</w:t>
+      </w:r>
+      <w:r>
+        <w:t xml:space="preserve"> (2013). Estimating water footprint of paddy rice in Korea. Paddy and Water Environment, 12(1), 43-54.</w:t>
       </w:r>
       <w:r>
         <w:rPr>
           <w:i/>
         </w:rPr>
-        <w:t xml:space="preserve"> [주저자 · 피인용 16 · doi:10.1007/s10333-015-0495-x]</w:t>
+        <w:t xml:space="preserve"> [주저자 · 피인용 75 · doi:10.1007/s10333-013-0358-2]</w:t>
       </w:r>
     </w:p>
     <w:p>
@@ -1796,7 +1796,7 @@
         <w:rPr>
           <w:i/>
         </w:rPr>
-        <w:t xml:space="preserve"> [공저자 · 피인용 73 · doi:10.1007/s10333-012-0329-z]</w:t>
+        <w:t xml:space="preserve"> [공저자 · 피인용 72 · doi:10.1007/s10333-012-0329-z]</w:t>
       </w:r>
     </w:p>
     <w:p>
@@ -1946,7 +1946,7 @@
         <w:rPr>
           <w:i/>
         </w:rPr>
-        <w:t xml:space="preserve"> [공저자 · 피인용 145 · doi:10.1016/j.tourman.2012.03.005]</w:t>
+        <w:t xml:space="preserve"> [공저자 · 피인용 144 · doi:10.1016/j.tourman.2012.03.005]</w:t>
       </w:r>
     </w:p>
     <w:p>
@@ -2128,7 +2128,7 @@
         <w:t>Kyung‐Hwa Yoo</w:t>
       </w:r>
       <w:r>
-        <w:t xml:space="preserve"> (2007). Electrically refreshable carbon-nanotube-based gas sensors. Nanotechnology, 18(43), 435504-435504.</w:t>
+        <w:t xml:space="preserve"> (2007). Electrically refreshable carbon-nanotube-based gas sensors. Nanotechnology, 18(43), 435504.</w:t>
       </w:r>
       <w:r>
         <w:rPr>
@@ -2254,7 +2254,7 @@
         <w:pStyle w:val="Heading2"/>
       </w:pPr>
       <w:r>
-        <w:t>국내 학술지 (세 학회지) (64편)</w:t>
+        <w:t>수집 학회지 (66편)</w:t>
       </w:r>
     </w:p>
     <w:p>
@@ -2404,16 +2404,34 @@
         <w:rPr>
           <w:b w:val="0"/>
         </w:rPr>
-        <w:t>배승종</w:t>
-      </w:r>
-      <w:r>
-        <w:t xml:space="preserve">, </w:t>
-      </w:r>
-      <w:r>
-        <w:rPr>
-          <w:b w:val="0"/>
-        </w:rPr>
-        <w:t>김수진</w:t>
+        <w:t>Hayoung Kim</w:t>
+      </w:r>
+      <w:r>
+        <w:t xml:space="preserve">, </w:t>
+      </w:r>
+      <w:r>
+        <w:rPr>
+          <w:b w:val="0"/>
+        </w:rPr>
+        <w:t>나라</w:t>
+      </w:r>
+      <w:r>
+        <w:t xml:space="preserve">, </w:t>
+      </w:r>
+      <w:r>
+        <w:rPr>
+          <w:b w:val="0"/>
+        </w:rPr>
+        <w:t>Dong-Hyuk Joo</w:t>
+      </w:r>
+      <w:r>
+        <w:t xml:space="preserve">, </w:t>
+      </w:r>
+      <w:r>
+        <w:rPr>
+          <w:b w:val="0"/>
+        </w:rPr>
+        <w:t>Euigeon So</w:t>
       </w:r>
       <w:r>
         <w:t xml:space="preserve">, </w:t>
@@ -2422,16 +2440,97 @@
         <w:rPr>
           <w:b/>
         </w:rPr>
-        <w:t>유승환</w:t>
-      </w:r>
-      <w:r>
-        <w:t xml:space="preserve"> (2025). 공동체부문 농업환경보전프로그램 대상지 선정기준 개선 및 중요도 조사. 농촌계획, 31(4), 225-231.</w:t>
+        <w:t>Seung-Hwan Yoo</w:t>
+      </w:r>
+      <w:r>
+        <w:t xml:space="preserve">, </w:t>
+      </w:r>
+      <w:r>
+        <w:rPr>
+          <w:b w:val="0"/>
+        </w:rPr>
+        <w:t>Seung-Jong Bae</w:t>
+      </w:r>
+      <w:r>
+        <w:t xml:space="preserve">, </w:t>
+      </w:r>
+      <w:r>
+        <w:rPr>
+          <w:b w:val="0"/>
+        </w:rPr>
+        <w:t>Soo-Jin Kim</w:t>
+      </w:r>
+      <w:r>
+        <w:t xml:space="preserve">, </w:t>
+      </w:r>
+      <w:r>
+        <w:rPr>
+          <w:b w:val="0"/>
+        </w:rPr>
+        <w:t>Yeong-cheol Kwak</w:t>
+      </w:r>
+      <w:r>
+        <w:t xml:space="preserve">, </w:t>
+      </w:r>
+      <w:r>
+        <w:rPr>
+          <w:b w:val="0"/>
+        </w:rPr>
+        <w:t>ByeongWoo Choi</w:t>
+      </w:r>
+      <w:r>
+        <w:t xml:space="preserve">, </w:t>
+      </w:r>
+      <w:r>
+        <w:rPr>
+          <w:b w:val="0"/>
+        </w:rPr>
+        <w:t>K. Park</w:t>
+      </w:r>
+      <w:r>
+        <w:t xml:space="preserve">, </w:t>
+      </w:r>
+      <w:r>
+        <w:rPr>
+          <w:b w:val="0"/>
+        </w:rPr>
+        <w:t>DalJu Park</w:t>
+      </w:r>
+      <w:r>
+        <w:t xml:space="preserve">, </w:t>
+      </w:r>
+      <w:r>
+        <w:rPr>
+          <w:b w:val="0"/>
+        </w:rPr>
+        <w:t>YunPyo Lee</w:t>
+      </w:r>
+      <w:r>
+        <w:t xml:space="preserve">, </w:t>
+      </w:r>
+      <w:r>
+        <w:rPr>
+          <w:b w:val="0"/>
+        </w:rPr>
+        <w:t>MyungWon Lee</w:t>
+      </w:r>
+      <w:r>
+        <w:t xml:space="preserve">, </w:t>
+      </w:r>
+      <w:r>
+        <w:rPr>
+          <w:b w:val="0"/>
+        </w:rPr>
+        <w:t>YongDuk Shin</w:t>
+      </w:r>
+      <w:r>
+        <w:t xml:space="preserve"> (2025). Development and utilization of agricultural and rural climate information systems to respond to climate crisis. 한국기후변화학회지, 16(5-2), 1129-1139.</w:t>
       </w:r>
       <w:r>
         <w:rPr>
           <w:i/>
         </w:rPr>
-        <w:t xml:space="preserve"> [공저자 · doi:10.7851/ksrp.2025.31.4.225]</w:t>
+        <w:t xml:space="preserve"> [공저자 · doi:10.15531/ksccr.2025.16.5.1129]</w:t>
       </w:r>
     </w:p>
     <w:p>
@@ -2442,16 +2541,16 @@
         <w:rPr>
           <w:b w:val="0"/>
         </w:rPr>
-        <w:t>리재웅</w:t>
-      </w:r>
-      <w:r>
-        <w:t xml:space="preserve">, </w:t>
-      </w:r>
-      <w:r>
-        <w:rPr>
-          <w:b w:val="0"/>
-        </w:rPr>
-        <w:t>이상현</w:t>
+        <w:t>배승종</w:t>
+      </w:r>
+      <w:r>
+        <w:t xml:space="preserve">, </w:t>
+      </w:r>
+      <w:r>
+        <w:rPr>
+          <w:b w:val="0"/>
+        </w:rPr>
+        <w:t>김수진</w:t>
       </w:r>
       <w:r>
         <w:t xml:space="preserve">, </w:t>
@@ -2463,49 +2562,13 @@
         <w:t>유승환</w:t>
       </w:r>
       <w:r>
-        <w:t xml:space="preserve">, </w:t>
-      </w:r>
-      <w:r>
-        <w:rPr>
-          <w:b w:val="0"/>
-        </w:rPr>
-        <w:t>김진성</w:t>
-      </w:r>
-      <w:r>
-        <w:t xml:space="preserve">, </w:t>
-      </w:r>
-      <w:r>
-        <w:rPr>
-          <w:b w:val="0"/>
-        </w:rPr>
-        <w:t>김동중</w:t>
-      </w:r>
-      <w:r>
-        <w:t xml:space="preserve">, </w:t>
-      </w:r>
-      <w:r>
-        <w:rPr>
-          <w:b w:val="0"/>
-        </w:rPr>
-        <w:t>취뤼</w:t>
-      </w:r>
-      <w:r>
-        <w:t xml:space="preserve">, </w:t>
-      </w:r>
-      <w:r>
-        <w:rPr>
-          <w:b w:val="0"/>
-        </w:rPr>
-        <w:t>이향미</w:t>
-      </w:r>
-      <w:r>
-        <w:t xml:space="preserve"> (2025). 농업·농촌 정보체계의 활용도와 접근성에 관한 실증적 분석 - 사업 실무자 설문조사를 중심으로 -. 농촌계획, 31(4), 29-42.</w:t>
+        <w:t xml:space="preserve"> (2025). 공동체부문 농업환경보전프로그램 대상지 선정기준 개선 및 중요도 조사. 농촌계획, 31(4), 225-231.</w:t>
       </w:r>
       <w:r>
         <w:rPr>
           <w:i/>
         </w:rPr>
-        <w:t xml:space="preserve"> [공저자 · doi:10.7851/ksrp.2025.31.4.029]</w:t>
+        <w:t xml:space="preserve"> [공저자 · doi:10.7851/ksrp.2025.31.4.225]</w:t>
       </w:r>
     </w:p>
     <w:p>
@@ -2516,79 +2579,16 @@
         <w:rPr>
           <w:b w:val="0"/>
         </w:rPr>
-        <w:t>주동혁</w:t>
-      </w:r>
-      <w:r>
-        <w:t xml:space="preserve">, </w:t>
-      </w:r>
-      <w:r>
-        <w:rPr>
-          <w:b w:val="0"/>
-        </w:rPr>
-        <w:t>나라</w:t>
-      </w:r>
-      <w:r>
-        <w:t xml:space="preserve">, </w:t>
-      </w:r>
-      <w:r>
-        <w:rPr>
-          <w:b w:val="0"/>
-        </w:rPr>
-        <w:t>김하영</w:t>
-      </w:r>
-      <w:r>
-        <w:t xml:space="preserve">, </w:t>
-      </w:r>
-      <w:r>
-        <w:rPr>
-          <w:b w:val="0"/>
-        </w:rPr>
-        <w:t>소의건</w:t>
-      </w:r>
-      <w:r>
-        <w:t xml:space="preserve">, </w:t>
-      </w:r>
-      <w:r>
-        <w:rPr>
-          <w:b w:val="0"/>
-        </w:rPr>
-        <w:t>송인홍</w:t>
-      </w:r>
-      <w:r>
-        <w:t xml:space="preserve">, </w:t>
-      </w:r>
-      <w:r>
-        <w:rPr>
-          <w:b w:val="0"/>
-        </w:rPr>
-        <w:t>이성학</w:t>
-      </w:r>
-      <w:r>
-        <w:t xml:space="preserve">, </w:t>
-      </w:r>
-      <w:r>
-        <w:rPr>
-          <w:b w:val="0"/>
-        </w:rPr>
-        <w:t>신길채</w:t>
-      </w:r>
-      <w:r>
-        <w:t xml:space="preserve">, </w:t>
-      </w:r>
-      <w:r>
-        <w:rPr>
-          <w:b w:val="0"/>
-        </w:rPr>
-        <w:t>심규현</w:t>
-      </w:r>
-      <w:r>
-        <w:t xml:space="preserve">, </w:t>
-      </w:r>
-      <w:r>
-        <w:rPr>
-          <w:b w:val="0"/>
-        </w:rPr>
-        <w:t>허건</w:t>
+        <w:t>리재웅</w:t>
+      </w:r>
+      <w:r>
+        <w:t xml:space="preserve">, </w:t>
+      </w:r>
+      <w:r>
+        <w:rPr>
+          <w:b w:val="0"/>
+        </w:rPr>
+        <w:t>이상현</w:t>
       </w:r>
       <w:r>
         <w:t xml:space="preserve">, </w:t>
@@ -2600,13 +2600,49 @@
         <w:t>유승환</w:t>
       </w:r>
       <w:r>
-        <w:t xml:space="preserve"> (2025). 농업용 저수지의 가능최대홍수량 설계를 위한 하류부 피해 산정 방안 적용성 분석. 한국농공학회논문집, 67(3), 59-70.</w:t>
+        <w:t xml:space="preserve">, </w:t>
+      </w:r>
+      <w:r>
+        <w:rPr>
+          <w:b w:val="0"/>
+        </w:rPr>
+        <w:t>김진성</w:t>
+      </w:r>
+      <w:r>
+        <w:t xml:space="preserve">, </w:t>
+      </w:r>
+      <w:r>
+        <w:rPr>
+          <w:b w:val="0"/>
+        </w:rPr>
+        <w:t>김동중</w:t>
+      </w:r>
+      <w:r>
+        <w:t xml:space="preserve">, </w:t>
+      </w:r>
+      <w:r>
+        <w:rPr>
+          <w:b w:val="0"/>
+        </w:rPr>
+        <w:t>취뤼</w:t>
+      </w:r>
+      <w:r>
+        <w:t xml:space="preserve">, </w:t>
+      </w:r>
+      <w:r>
+        <w:rPr>
+          <w:b w:val="0"/>
+        </w:rPr>
+        <w:t>이향미</w:t>
+      </w:r>
+      <w:r>
+        <w:t xml:space="preserve"> (2025). 농업·농촌 정보체계의 활용도와 접근성에 관한 실증적 분석 - 사업 실무자 설문조사를 중심으로 -. 농촌계획, 31(4), 29-42.</w:t>
       </w:r>
       <w:r>
         <w:rPr>
           <w:i/>
         </w:rPr>
-        <w:t xml:space="preserve"> [공저자 · doi:10.5389/KSAE.2025.67.3.059]</w:t>
+        <w:t xml:space="preserve"> [공저자 · doi:10.7851/ksrp.2025.31.4.029]</w:t>
       </w:r>
     </w:p>
     <w:p>
@@ -2617,6 +2653,60 @@
         <w:rPr>
           <w:b w:val="0"/>
         </w:rPr>
+        <w:t>주동혁</w:t>
+      </w:r>
+      <w:r>
+        <w:t xml:space="preserve">, </w:t>
+      </w:r>
+      <w:r>
+        <w:rPr>
+          <w:b w:val="0"/>
+        </w:rPr>
+        <w:t>나라</w:t>
+      </w:r>
+      <w:r>
+        <w:t xml:space="preserve">, </w:t>
+      </w:r>
+      <w:r>
+        <w:rPr>
+          <w:b w:val="0"/>
+        </w:rPr>
+        <w:t>김하영</w:t>
+      </w:r>
+      <w:r>
+        <w:t xml:space="preserve">, </w:t>
+      </w:r>
+      <w:r>
+        <w:rPr>
+          <w:b w:val="0"/>
+        </w:rPr>
+        <w:t>소의건</w:t>
+      </w:r>
+      <w:r>
+        <w:t xml:space="preserve">, </w:t>
+      </w:r>
+      <w:r>
+        <w:rPr>
+          <w:b w:val="0"/>
+        </w:rPr>
+        <w:t>송인홍</w:t>
+      </w:r>
+      <w:r>
+        <w:t xml:space="preserve">, </w:t>
+      </w:r>
+      <w:r>
+        <w:rPr>
+          <w:b w:val="0"/>
+        </w:rPr>
+        <w:t>이성학</w:t>
+      </w:r>
+      <w:r>
+        <w:t xml:space="preserve">, </w:t>
+      </w:r>
+      <w:r>
+        <w:rPr>
+          <w:b w:val="0"/>
+        </w:rPr>
         <w:t>신길채</w:t>
       </w:r>
       <w:r>
@@ -2626,25 +2716,16 @@
         <w:rPr>
           <w:b w:val="0"/>
         </w:rPr>
-        <w:t>나라</w:t>
-      </w:r>
-      <w:r>
-        <w:t xml:space="preserve">, </w:t>
-      </w:r>
-      <w:r>
-        <w:rPr>
-          <w:b w:val="0"/>
-        </w:rPr>
-        <w:t>주동혁</w:t>
-      </w:r>
-      <w:r>
-        <w:t xml:space="preserve">, </w:t>
-      </w:r>
-      <w:r>
-        <w:rPr>
-          <w:b w:val="0"/>
-        </w:rPr>
-        <w:t>박상빈</w:t>
+        <w:t>심규현</w:t>
+      </w:r>
+      <w:r>
+        <w:t xml:space="preserve">, </w:t>
+      </w:r>
+      <w:r>
+        <w:rPr>
+          <w:b w:val="0"/>
+        </w:rPr>
+        <w:t>허건</w:t>
       </w:r>
       <w:r>
         <w:t xml:space="preserve">, </w:t>
@@ -2656,13 +2737,13 @@
         <w:t>유승환</w:t>
       </w:r>
       <w:r>
-        <w:t xml:space="preserve"> (2025). 농업용 저수지의 홍수기 운영을 위한 상당강우-저류용량-관리수위 곡선 적용성 분석. 한국농공학회논문집, 67(4), 35-49.</w:t>
+        <w:t xml:space="preserve"> (2025). 농업용 저수지의 가능최대홍수량 설계를 위한 하류부 피해 산정 방안 적용성 분석. 한국농공학회논문집, 67(3), 59-70.</w:t>
       </w:r>
       <w:r>
         <w:rPr>
           <w:i/>
         </w:rPr>
-        <w:t xml:space="preserve"> [공저자 · doi:10.5389/KSAE.2025.67.4.035]</w:t>
+        <w:t xml:space="preserve"> [공저자 · doi:10.5389/KSAE.2025.67.3.059]</w:t>
       </w:r>
     </w:p>
     <w:p>
@@ -2673,6 +2754,15 @@
         <w:rPr>
           <w:b w:val="0"/>
         </w:rPr>
+        <w:t>신길채</w:t>
+      </w:r>
+      <w:r>
+        <w:t xml:space="preserve">, </w:t>
+      </w:r>
+      <w:r>
+        <w:rPr>
+          <w:b w:val="0"/>
+        </w:rPr>
         <w:t>나라</w:t>
       </w:r>
       <w:r>
@@ -2689,81 +2779,27 @@
       </w:r>
       <w:r>
         <w:rPr>
+          <w:b w:val="0"/>
+        </w:rPr>
+        <w:t>박상빈</w:t>
+      </w:r>
+      <w:r>
+        <w:t xml:space="preserve">, </w:t>
+      </w:r>
+      <w:r>
+        <w:rPr>
           <w:b/>
         </w:rPr>
         <w:t>유승환</w:t>
       </w:r>
       <w:r>
-        <w:t xml:space="preserve">, </w:t>
-      </w:r>
-      <w:r>
-        <w:rPr>
-          <w:b w:val="0"/>
-        </w:rPr>
-        <w:t>배승종</w:t>
-      </w:r>
-      <w:r>
-        <w:t xml:space="preserve">, </w:t>
-      </w:r>
-      <w:r>
-        <w:rPr>
-          <w:b w:val="0"/>
-        </w:rPr>
-        <w:t>박호철</w:t>
-      </w:r>
-      <w:r>
-        <w:t xml:space="preserve">, </w:t>
-      </w:r>
-      <w:r>
-        <w:rPr>
-          <w:b w:val="0"/>
-        </w:rPr>
-        <w:t>최규훈</w:t>
-      </w:r>
-      <w:r>
-        <w:t xml:space="preserve">, </w:t>
-      </w:r>
-      <w:r>
-        <w:rPr>
-          <w:b w:val="0"/>
-        </w:rPr>
-        <w:t>성재훈</w:t>
-      </w:r>
-      <w:r>
-        <w:t xml:space="preserve">, </w:t>
-      </w:r>
-      <w:r>
-        <w:rPr>
-          <w:b w:val="0"/>
-        </w:rPr>
-        <w:t>최진용</w:t>
-      </w:r>
-      <w:r>
-        <w:t xml:space="preserve">, </w:t>
-      </w:r>
-      <w:r>
-        <w:rPr>
-          <w:b w:val="0"/>
-        </w:rPr>
-        <w:t>손정우</w:t>
-      </w:r>
-      <w:r>
-        <w:t xml:space="preserve">, </w:t>
-      </w:r>
-      <w:r>
-        <w:rPr>
-          <w:b w:val="0"/>
-        </w:rPr>
-        <w:t>허승오</w:t>
-      </w:r>
-      <w:r>
-        <w:t xml:space="preserve"> (2025). 농업환경보전프로그램 이행점검을 위한 시스템 설계. 농촌계획, 31(4), 55-67.</w:t>
+        <w:t xml:space="preserve"> (2025). 농업용 저수지의 홍수기 운영을 위한 상당강우-저류용량-관리수위 곡선 적용성 분석. 한국농공학회논문집, 67(4), 35-49.</w:t>
       </w:r>
       <w:r>
         <w:rPr>
           <w:i/>
         </w:rPr>
-        <w:t xml:space="preserve"> [공저자 · doi:10.7851/ksrp.2025.31.4.055]</w:t>
+        <w:t xml:space="preserve"> [공저자 · doi:10.5389/KSAE.2025.67.4.035]</w:t>
       </w:r>
     </w:p>
     <w:p>
@@ -2774,6 +2810,78 @@
         <w:rPr>
           <w:b w:val="0"/>
         </w:rPr>
+        <w:t>나라</w:t>
+      </w:r>
+      <w:r>
+        <w:t xml:space="preserve">, </w:t>
+      </w:r>
+      <w:r>
+        <w:rPr>
+          <w:b w:val="0"/>
+        </w:rPr>
+        <w:t>주동혁</w:t>
+      </w:r>
+      <w:r>
+        <w:t xml:space="preserve">, </w:t>
+      </w:r>
+      <w:r>
+        <w:rPr>
+          <w:b/>
+        </w:rPr>
+        <w:t>유승환</w:t>
+      </w:r>
+      <w:r>
+        <w:t xml:space="preserve">, </w:t>
+      </w:r>
+      <w:r>
+        <w:rPr>
+          <w:b w:val="0"/>
+        </w:rPr>
+        <w:t>배승종</w:t>
+      </w:r>
+      <w:r>
+        <w:t xml:space="preserve">, </w:t>
+      </w:r>
+      <w:r>
+        <w:rPr>
+          <w:b w:val="0"/>
+        </w:rPr>
+        <w:t>박호철</w:t>
+      </w:r>
+      <w:r>
+        <w:t xml:space="preserve">, </w:t>
+      </w:r>
+      <w:r>
+        <w:rPr>
+          <w:b w:val="0"/>
+        </w:rPr>
+        <w:t>최규훈</w:t>
+      </w:r>
+      <w:r>
+        <w:t xml:space="preserve">, </w:t>
+      </w:r>
+      <w:r>
+        <w:rPr>
+          <w:b w:val="0"/>
+        </w:rPr>
+        <w:t>성재훈</w:t>
+      </w:r>
+      <w:r>
+        <w:t xml:space="preserve">, </w:t>
+      </w:r>
+      <w:r>
+        <w:rPr>
+          <w:b w:val="0"/>
+        </w:rPr>
+        <w:t>최진용</w:t>
+      </w:r>
+      <w:r>
+        <w:t xml:space="preserve">, </w:t>
+      </w:r>
+      <w:r>
+        <w:rPr>
+          <w:b w:val="0"/>
+        </w:rPr>
         <w:t>손정우</w:t>
       </w:r>
       <w:r>
@@ -2786,22 +2894,13 @@
         <w:t>허승오</w:t>
       </w:r>
       <w:r>
-        <w:t xml:space="preserve">, </w:t>
-      </w:r>
-      <w:r>
-        <w:rPr>
-          <w:b/>
-        </w:rPr>
-        <w:t>유승환</w:t>
-      </w:r>
-      <w:r>
-        <w:t xml:space="preserve"> (2025). 농업환경보전프로그램의 농업환경 영향평가를 위한 시스템 개발. 농촌계획, 31(4), 215-224.</w:t>
+        <w:t xml:space="preserve"> (2025). 농업환경보전프로그램 이행점검을 위한 시스템 설계. 농촌계획, 31(4), 55-67.</w:t>
       </w:r>
       <w:r>
         <w:rPr>
           <w:i/>
         </w:rPr>
-        <w:t xml:space="preserve"> [공저자 · doi:10.7851/ksrp.2025.31.4.215]</w:t>
+        <w:t xml:space="preserve"> [공저자 · doi:10.7851/ksrp.2025.31.4.055]</w:t>
       </w:r>
     </w:p>
     <w:p>
@@ -2812,34 +2911,16 @@
         <w:rPr>
           <w:b w:val="0"/>
         </w:rPr>
-        <w:t>김하영</w:t>
-      </w:r>
-      <w:r>
-        <w:t xml:space="preserve">, </w:t>
-      </w:r>
-      <w:r>
-        <w:rPr>
-          <w:b w:val="0"/>
-        </w:rPr>
-        <w:t>이상현</w:t>
-      </w:r>
-      <w:r>
-        <w:t xml:space="preserve">, </w:t>
-      </w:r>
-      <w:r>
-        <w:rPr>
-          <w:b w:val="0"/>
-        </w:rPr>
-        <w:t>나라</w:t>
-      </w:r>
-      <w:r>
-        <w:t xml:space="preserve">, </w:t>
-      </w:r>
-      <w:r>
-        <w:rPr>
-          <w:b w:val="0"/>
-        </w:rPr>
-        <w:t>주동혁</w:t>
+        <w:t>손정우</w:t>
+      </w:r>
+      <w:r>
+        <w:t xml:space="preserve">, </w:t>
+      </w:r>
+      <w:r>
+        <w:rPr>
+          <w:b w:val="0"/>
+        </w:rPr>
+        <w:t>허승오</w:t>
       </w:r>
       <w:r>
         <w:t xml:space="preserve">, </w:t>
@@ -2851,13 +2932,13 @@
         <w:t>유승환</w:t>
       </w:r>
       <w:r>
-        <w:t xml:space="preserve"> (2023). K-HAS와 비율보정 계수를 이용한 농업용 저수지의 비상연계 용수공급 가능량 분석. 한국농공학회논문집, 65(2), 59-71.</w:t>
+        <w:t xml:space="preserve"> (2025). 농업환경보전프로그램의 농업환경 영향평가를 위한 시스템 개발. 농촌계획, 31(4), 215-224.</w:t>
       </w:r>
       <w:r>
         <w:rPr>
           <w:i/>
         </w:rPr>
-        <w:t xml:space="preserve"> [공저자 · doi:10.5389/KSAE.2023.65.2.059]</w:t>
+        <w:t xml:space="preserve"> [공저자 · doi:10.7851/ksrp.2025.31.4.215]</w:t>
       </w:r>
     </w:p>
     <w:p>
@@ -2868,7 +2949,7 @@
         <w:rPr>
           <w:b w:val="0"/>
         </w:rPr>
-        <w:t>주동혁</w:t>
+        <w:t>Dong-Hyuk Joo</w:t>
       </w:r>
       <w:r>
         <w:t xml:space="preserve">, </w:t>
@@ -2886,34 +2967,61 @@
         <w:rPr>
           <w:b w:val="0"/>
         </w:rPr>
-        <w:t>김하영</w:t>
-      </w:r>
-      <w:r>
-        <w:t xml:space="preserve">, </w:t>
-      </w:r>
-      <w:r>
-        <w:rPr>
-          <w:b w:val="0"/>
-        </w:rPr>
-        <w:t>최규훈</w:t>
-      </w:r>
-      <w:r>
-        <w:t xml:space="preserve">, </w:t>
-      </w:r>
-      <w:r>
-        <w:rPr>
-          <w:b w:val="0"/>
-        </w:rPr>
-        <w:t>윤형창</w:t>
-      </w:r>
-      <w:r>
-        <w:t xml:space="preserve">, </w:t>
-      </w:r>
-      <w:r>
-        <w:rPr>
-          <w:b w:val="0"/>
-        </w:rPr>
-        <w:t>박상빈</w:t>
+        <w:t>Ha-Young Kim</w:t>
+      </w:r>
+      <w:r>
+        <w:t xml:space="preserve">, </w:t>
+      </w:r>
+      <w:r>
+        <w:rPr>
+          <w:b w:val="0"/>
+        </w:rPr>
+        <w:t>Jaepil Cho</w:t>
+      </w:r>
+      <w:r>
+        <w:t xml:space="preserve">, </w:t>
+      </w:r>
+      <w:r>
+        <w:rPr>
+          <w:b w:val="0"/>
+        </w:rPr>
+        <w:t>JuHyoung Lee</w:t>
+      </w:r>
+      <w:r>
+        <w:t xml:space="preserve">, </w:t>
+      </w:r>
+      <w:r>
+        <w:rPr>
+          <w:b w:val="0"/>
+        </w:rPr>
+        <w:t>Suk-ho Song</w:t>
+      </w:r>
+      <w:r>
+        <w:t xml:space="preserve">, </w:t>
+      </w:r>
+      <w:r>
+        <w:rPr>
+          <w:b w:val="0"/>
+        </w:rPr>
+        <w:t>DalJu Park</w:t>
+      </w:r>
+      <w:r>
+        <w:t xml:space="preserve">, </w:t>
+      </w:r>
+      <w:r>
+        <w:rPr>
+          <w:b w:val="0"/>
+        </w:rPr>
+        <w:t>, YunPyo Lee</w:t>
+      </w:r>
+      <w:r>
+        <w:t xml:space="preserve">, </w:t>
+      </w:r>
+      <w:r>
+        <w:rPr>
+          <w:b w:val="0"/>
+        </w:rPr>
+        <w:t>MyoungWon Lee</w:t>
       </w:r>
       <w:r>
         <w:t xml:space="preserve">, </w:t>
@@ -2922,16 +3030,16 @@
         <w:rPr>
           <w:b/>
         </w:rPr>
-        <w:t>유승환</w:t>
-      </w:r>
-      <w:r>
-        <w:t xml:space="preserve"> (2023). 농업용 수로부의 수위 보정을 위한 필터기법별 적용성 분석. 한국농공학회논문집, 65(5), 51-68.</w:t>
+        <w:t>Seung-Hwan Yoo</w:t>
+      </w:r>
+      <w:r>
+        <w:t xml:space="preserve"> (2024). Development of a future weather database based on Shared Socioeconomic Pathways scenarios for assessing climate change vulnerability of agricultural infrastructure. 한국기후변화학회지, 15(5-2), 953-964.</w:t>
       </w:r>
       <w:r>
         <w:rPr>
           <w:i/>
         </w:rPr>
-        <w:t xml:space="preserve"> [공저자 · doi:10.5389/KSAE.2023.65.5.051]</w:t>
+        <w:t xml:space="preserve"> [공저자 · doi:10.15531/ksccr.2024.15.5.953]</w:t>
       </w:r>
     </w:p>
     <w:p>
@@ -2942,43 +3050,34 @@
         <w:rPr>
           <w:b w:val="0"/>
         </w:rPr>
-        <w:t>정지연</w:t>
-      </w:r>
-      <w:r>
-        <w:t xml:space="preserve">, </w:t>
-      </w:r>
-      <w:r>
-        <w:rPr>
-          <w:b w:val="0"/>
-        </w:rPr>
-        <w:t>정민혁</w:t>
-      </w:r>
-      <w:r>
-        <w:t xml:space="preserve">, </w:t>
-      </w:r>
-      <w:r>
-        <w:rPr>
-          <w:b w:val="0"/>
-        </w:rPr>
-        <w:t>범진아</w:t>
-      </w:r>
-      <w:r>
-        <w:t xml:space="preserve">, </w:t>
-      </w:r>
-      <w:r>
-        <w:rPr>
-          <w:b w:val="0"/>
-        </w:rPr>
-        <w:t>박민경</w:t>
-      </w:r>
-      <w:r>
-        <w:t xml:space="preserve">, </w:t>
-      </w:r>
-      <w:r>
-        <w:rPr>
-          <w:b w:val="0"/>
-        </w:rPr>
-        <w:t>이재남</w:t>
+        <w:t>김하영</w:t>
+      </w:r>
+      <w:r>
+        <w:t xml:space="preserve">, </w:t>
+      </w:r>
+      <w:r>
+        <w:rPr>
+          <w:b w:val="0"/>
+        </w:rPr>
+        <w:t>이상현</w:t>
+      </w:r>
+      <w:r>
+        <w:t xml:space="preserve">, </w:t>
+      </w:r>
+      <w:r>
+        <w:rPr>
+          <w:b w:val="0"/>
+        </w:rPr>
+        <w:t>나라</w:t>
+      </w:r>
+      <w:r>
+        <w:t xml:space="preserve">, </w:t>
+      </w:r>
+      <w:r>
+        <w:rPr>
+          <w:b w:val="0"/>
+        </w:rPr>
+        <w:t>주동혁</w:t>
       </w:r>
       <w:r>
         <w:t xml:space="preserve">, </w:t>
@@ -2990,22 +3089,13 @@
         <w:t>유승환</w:t>
       </w:r>
       <w:r>
-        <w:t xml:space="preserve">, </w:t>
-      </w:r>
-      <w:r>
-        <w:rPr>
-          <w:b w:val="0"/>
-        </w:rPr>
-        <w:t>윤광식</w:t>
-      </w:r>
-      <w:r>
-        <w:t xml:space="preserve"> (2023). 농업용 저수지의 하한 관리 저수율 설정에 따른 농업용수 및 환경용수 공급 가능성 고찰. 한국농공학회논문집, 65(2), 21-33.</w:t>
+        <w:t xml:space="preserve"> (2023). K-HAS와 비율보정 계수를 이용한 농업용 저수지의 비상연계 용수공급 가능량 분석. 한국농공학회논문집, 65(2), 59-71.</w:t>
       </w:r>
       <w:r>
         <w:rPr>
           <w:i/>
         </w:rPr>
-        <w:t xml:space="preserve"> [공저자 · doi:10.5389/KSAE.2023.65.2.021]</w:t>
+        <w:t xml:space="preserve"> [공저자 · doi:10.5389/KSAE.2023.65.2.059]</w:t>
       </w:r>
     </w:p>
     <w:p>
@@ -3016,16 +3106,52 @@
         <w:rPr>
           <w:b w:val="0"/>
         </w:rPr>
-        <w:t>김수진</w:t>
-      </w:r>
-      <w:r>
-        <w:t xml:space="preserve">, </w:t>
-      </w:r>
-      <w:r>
-        <w:rPr>
-          <w:b w:val="0"/>
-        </w:rPr>
-        <w:t>배승종</w:t>
+        <w:t>주동혁</w:t>
+      </w:r>
+      <w:r>
+        <w:t xml:space="preserve">, </w:t>
+      </w:r>
+      <w:r>
+        <w:rPr>
+          <w:b w:val="0"/>
+        </w:rPr>
+        <w:t>나라</w:t>
+      </w:r>
+      <w:r>
+        <w:t xml:space="preserve">, </w:t>
+      </w:r>
+      <w:r>
+        <w:rPr>
+          <w:b w:val="0"/>
+        </w:rPr>
+        <w:t>김하영</w:t>
+      </w:r>
+      <w:r>
+        <w:t xml:space="preserve">, </w:t>
+      </w:r>
+      <w:r>
+        <w:rPr>
+          <w:b w:val="0"/>
+        </w:rPr>
+        <w:t>최규훈</w:t>
+      </w:r>
+      <w:r>
+        <w:t xml:space="preserve">, </w:t>
+      </w:r>
+      <w:r>
+        <w:rPr>
+          <w:b w:val="0"/>
+        </w:rPr>
+        <w:t>윤형창</w:t>
+      </w:r>
+      <w:r>
+        <w:t xml:space="preserve">, </w:t>
+      </w:r>
+      <w:r>
+        <w:rPr>
+          <w:b w:val="0"/>
+        </w:rPr>
+        <w:t>박상빈</w:t>
       </w:r>
       <w:r>
         <w:t xml:space="preserve">, </w:t>
@@ -3037,40 +3163,13 @@
         <w:t>유승환</w:t>
       </w:r>
       <w:r>
-        <w:t xml:space="preserve">, </w:t>
-      </w:r>
-      <w:r>
-        <w:rPr>
-          <w:b w:val="0"/>
-        </w:rPr>
-        <w:t>나라</w:t>
-      </w:r>
-      <w:r>
-        <w:t xml:space="preserve">, </w:t>
-      </w:r>
-      <w:r>
-        <w:rPr>
-          <w:b w:val="0"/>
-        </w:rPr>
-        <w:t>손정우</w:t>
-      </w:r>
-      <w:r>
-        <w:t xml:space="preserve">, </w:t>
-      </w:r>
-      <w:r>
-        <w:rPr>
-          <w:b w:val="0"/>
-        </w:rPr>
-        <w:t>허승오</w:t>
-      </w:r>
-      <w:r>
-        <w:t xml:space="preserve"> (2023). 농업환경보전프로그램 이행단계별 문제점 및 애로사항에 대한 이해당사자별 인식 비교. 농촌계획, 29(4), 201-210.</w:t>
+        <w:t xml:space="preserve"> (2023). 농업용 수로부의 수위 보정을 위한 필터기법별 적용성 분석. 한국농공학회논문집, 65(5), 51-68.</w:t>
       </w:r>
       <w:r>
         <w:rPr>
           <w:i/>
         </w:rPr>
-        <w:t xml:space="preserve"> [공저자 · 피인용 2 · doi:10.7851/ksrp.2023.29.4.201]</w:t>
+        <w:t xml:space="preserve"> [공저자 · doi:10.5389/KSAE.2023.65.5.051]</w:t>
       </w:r>
     </w:p>
     <w:p>
@@ -3081,25 +3180,43 @@
         <w:rPr>
           <w:b w:val="0"/>
         </w:rPr>
-        <w:t>주동혁</w:t>
-      </w:r>
-      <w:r>
-        <w:t xml:space="preserve">, </w:t>
-      </w:r>
-      <w:r>
-        <w:rPr>
-          <w:b w:val="0"/>
-        </w:rPr>
-        <w:t>이상현</w:t>
-      </w:r>
-      <w:r>
-        <w:t xml:space="preserve">, </w:t>
-      </w:r>
-      <w:r>
-        <w:rPr>
-          <w:b w:val="0"/>
-        </w:rPr>
-        <w:t>최규훈</w:t>
+        <w:t>정지연</w:t>
+      </w:r>
+      <w:r>
+        <w:t xml:space="preserve">, </w:t>
+      </w:r>
+      <w:r>
+        <w:rPr>
+          <w:b w:val="0"/>
+        </w:rPr>
+        <w:t>정민혁</w:t>
+      </w:r>
+      <w:r>
+        <w:t xml:space="preserve">, </w:t>
+      </w:r>
+      <w:r>
+        <w:rPr>
+          <w:b w:val="0"/>
+        </w:rPr>
+        <w:t>범진아</w:t>
+      </w:r>
+      <w:r>
+        <w:t xml:space="preserve">, </w:t>
+      </w:r>
+      <w:r>
+        <w:rPr>
+          <w:b w:val="0"/>
+        </w:rPr>
+        <w:t>박민경</w:t>
+      </w:r>
+      <w:r>
+        <w:t xml:space="preserve">, </w:t>
+      </w:r>
+      <w:r>
+        <w:rPr>
+          <w:b w:val="0"/>
+        </w:rPr>
+        <w:t>이재남</w:t>
       </w:r>
       <w:r>
         <w:t xml:space="preserve">, </w:t>
@@ -3117,43 +3234,16 @@
         <w:rPr>
           <w:b w:val="0"/>
         </w:rPr>
-        <w:t>나라</w:t>
-      </w:r>
-      <w:r>
-        <w:t xml:space="preserve">, </w:t>
-      </w:r>
-      <w:r>
-        <w:rPr>
-          <w:b w:val="0"/>
-        </w:rPr>
-        <w:t>김하영</w:t>
-      </w:r>
-      <w:r>
-        <w:t xml:space="preserve">, </w:t>
-      </w:r>
-      <w:r>
-        <w:rPr>
-          <w:b w:val="0"/>
-        </w:rPr>
-        <w:t>오창조</w:t>
-      </w:r>
-      <w:r>
-        <w:t xml:space="preserve">, </w:t>
-      </w:r>
-      <w:r>
-        <w:rPr>
-          <w:b w:val="0"/>
-        </w:rPr>
         <w:t>윤광식</w:t>
       </w:r>
       <w:r>
-        <w:t xml:space="preserve"> (2023). 딥러닝 기법을 이용한 농업용저수지 CCTV 영상 기반의 수위계측 방법 개발. 한국농공학회논문집, 65(1), 15-26.</w:t>
+        <w:t xml:space="preserve"> (2023). 농업용 저수지의 하한 관리 저수율 설정에 따른 농업용수 및 환경용수 공급 가능성 고찰. 한국농공학회논문집, 65(2), 21-33.</w:t>
       </w:r>
       <w:r>
         <w:rPr>
           <w:i/>
         </w:rPr>
-        <w:t xml:space="preserve"> [공저자 · doi:10.5389/KSAE.2023.65.1.015]</w:t>
+        <w:t xml:space="preserve"> [공저자 · doi:10.5389/KSAE.2023.65.2.021]</w:t>
       </w:r>
     </w:p>
     <w:p>
@@ -3164,6 +3254,33 @@
         <w:rPr>
           <w:b w:val="0"/>
         </w:rPr>
+        <w:t>김수진</w:t>
+      </w:r>
+      <w:r>
+        <w:t xml:space="preserve">, </w:t>
+      </w:r>
+      <w:r>
+        <w:rPr>
+          <w:b w:val="0"/>
+        </w:rPr>
+        <w:t>배승종</w:t>
+      </w:r>
+      <w:r>
+        <w:t xml:space="preserve">, </w:t>
+      </w:r>
+      <w:r>
+        <w:rPr>
+          <w:b/>
+        </w:rPr>
+        <w:t>유승환</w:t>
+      </w:r>
+      <w:r>
+        <w:t xml:space="preserve">, </w:t>
+      </w:r>
+      <w:r>
+        <w:rPr>
+          <w:b w:val="0"/>
+        </w:rPr>
         <w:t>나라</w:t>
       </w:r>
       <w:r>
@@ -3173,61 +3290,7 @@
         <w:rPr>
           <w:b w:val="0"/>
         </w:rPr>
-        <w:t>박진현</w:t>
-      </w:r>
-      <w:r>
-        <w:t xml:space="preserve">, </w:t>
-      </w:r>
-      <w:r>
-        <w:rPr>
-          <w:b w:val="0"/>
-        </w:rPr>
-        <w:t>주동혁</w:t>
-      </w:r>
-      <w:r>
-        <w:t xml:space="preserve">, </w:t>
-      </w:r>
-      <w:r>
-        <w:rPr>
-          <w:b w:val="0"/>
-        </w:rPr>
-        <w:t>김하영</w:t>
-      </w:r>
-      <w:r>
-        <w:t xml:space="preserve">, </w:t>
-      </w:r>
-      <w:r>
-        <w:rPr>
-          <w:b/>
-        </w:rPr>
-        <w:t>유승환</w:t>
-      </w:r>
-      <w:r>
-        <w:t xml:space="preserve">, </w:t>
-      </w:r>
-      <w:r>
-        <w:rPr>
-          <w:b w:val="0"/>
-        </w:rPr>
-        <w:t>오창조</w:t>
-      </w:r>
-      <w:r>
-        <w:t xml:space="preserve">, </w:t>
-      </w:r>
-      <w:r>
-        <w:rPr>
-          <w:b w:val="0"/>
-        </w:rPr>
-        <w:t>이상현</w:t>
-      </w:r>
-      <w:r>
-        <w:t xml:space="preserve">, </w:t>
-      </w:r>
-      <w:r>
-        <w:rPr>
-          <w:b w:val="0"/>
-        </w:rPr>
-        <w:t>오부영</w:t>
+        <w:t>손정우</w:t>
       </w:r>
       <w:r>
         <w:t xml:space="preserve">, </w:t>
@@ -3239,13 +3302,13 @@
         <w:t>허승오</w:t>
       </w:r>
       <w:r>
-        <w:t xml:space="preserve"> (2023). 물-에너지-식량-탄소 넥서스를 이용한 통합물관리 모델 평가 연구 - 영산강 수계를 중심으로 -. 농촌계획, 29(1), 37-49.</w:t>
+        <w:t xml:space="preserve"> (2023). 농업환경보전프로그램 이행단계별 문제점 및 애로사항에 대한 이해당사자별 인식 비교. 농촌계획, 29(4), 201-210.</w:t>
       </w:r>
       <w:r>
         <w:rPr>
           <w:i/>
         </w:rPr>
-        <w:t xml:space="preserve"> [공저자 · doi:10.7851/ksrp.2023.29.1.037]</w:t>
+        <w:t xml:space="preserve"> [공저자 · 피인용 2 · doi:10.7851/ksrp.2023.29.4.201]</w:t>
       </w:r>
     </w:p>
     <w:p>
@@ -3256,6 +3319,42 @@
         <w:rPr>
           <w:b w:val="0"/>
         </w:rPr>
+        <w:t>주동혁</w:t>
+      </w:r>
+      <w:r>
+        <w:t xml:space="preserve">, </w:t>
+      </w:r>
+      <w:r>
+        <w:rPr>
+          <w:b w:val="0"/>
+        </w:rPr>
+        <w:t>이상현</w:t>
+      </w:r>
+      <w:r>
+        <w:t xml:space="preserve">, </w:t>
+      </w:r>
+      <w:r>
+        <w:rPr>
+          <w:b w:val="0"/>
+        </w:rPr>
+        <w:t>최규훈</w:t>
+      </w:r>
+      <w:r>
+        <w:t xml:space="preserve">, </w:t>
+      </w:r>
+      <w:r>
+        <w:rPr>
+          <w:b/>
+        </w:rPr>
+        <w:t>유승환</w:t>
+      </w:r>
+      <w:r>
+        <w:t xml:space="preserve">, </w:t>
+      </w:r>
+      <w:r>
+        <w:rPr>
+          <w:b w:val="0"/>
+        </w:rPr>
         <w:t>나라</w:t>
       </w:r>
       <w:r>
@@ -3265,15 +3364,6 @@
         <w:rPr>
           <w:b w:val="0"/>
         </w:rPr>
-        <w:t>주동혁</w:t>
-      </w:r>
-      <w:r>
-        <w:t xml:space="preserve">, </w:t>
-      </w:r>
-      <w:r>
-        <w:rPr>
-          <w:b w:val="0"/>
-        </w:rPr>
         <w:t>김하영</w:t>
       </w:r>
       <w:r>
@@ -3281,54 +3371,27 @@
       </w:r>
       <w:r>
         <w:rPr>
-          <w:b/>
-        </w:rPr>
-        <w:t>유승환</w:t>
-      </w:r>
-      <w:r>
-        <w:t xml:space="preserve">, </w:t>
-      </w:r>
-      <w:r>
-        <w:rPr>
-          <w:b w:val="0"/>
-        </w:rPr>
-        <w:t>곽영철</w:t>
-      </w:r>
-      <w:r>
-        <w:t xml:space="preserve">, </w:t>
-      </w:r>
-      <w:r>
-        <w:rPr>
-          <w:b w:val="0"/>
-        </w:rPr>
-        <w:t>김정훈</w:t>
-      </w:r>
-      <w:r>
-        <w:t xml:space="preserve">, </w:t>
-      </w:r>
-      <w:r>
-        <w:rPr>
-          <w:b w:val="0"/>
-        </w:rPr>
-        <w:t>이향미</w:t>
-      </w:r>
-      <w:r>
-        <w:t xml:space="preserve">, </w:t>
-      </w:r>
-      <w:r>
-        <w:rPr>
-          <w:b w:val="0"/>
-        </w:rPr>
-        <w:t>조은정</w:t>
-      </w:r>
-      <w:r>
-        <w:t xml:space="preserve"> (2022). 농업경영체 등록정보와 공간정보를 활용한 농지범용화 사업 대상지 선정 방안 개발 및 적용. 농촌계획, 28(1), 17-26.</w:t>
+          <w:b w:val="0"/>
+        </w:rPr>
+        <w:t>오창조</w:t>
+      </w:r>
+      <w:r>
+        <w:t xml:space="preserve">, </w:t>
+      </w:r>
+      <w:r>
+        <w:rPr>
+          <w:b w:val="0"/>
+        </w:rPr>
+        <w:t>윤광식</w:t>
+      </w:r>
+      <w:r>
+        <w:t xml:space="preserve"> (2023). 딥러닝 기법을 이용한 농업용저수지 CCTV 영상 기반의 수위계측 방법 개발. 한국농공학회논문집, 65(1), 15-26.</w:t>
       </w:r>
       <w:r>
         <w:rPr>
           <w:i/>
         </w:rPr>
-        <w:t xml:space="preserve"> [공저자 · doi:10.7851/ksrp.2022.28.1.017]</w:t>
+        <w:t xml:space="preserve"> [공저자 · doi:10.5389/KSAE.2023.65.1.015]</w:t>
       </w:r>
     </w:p>
     <w:p>
@@ -3339,6 +3402,24 @@
         <w:rPr>
           <w:b w:val="0"/>
         </w:rPr>
+        <w:t>나라</w:t>
+      </w:r>
+      <w:r>
+        <w:t xml:space="preserve">, </w:t>
+      </w:r>
+      <w:r>
+        <w:rPr>
+          <w:b w:val="0"/>
+        </w:rPr>
+        <w:t>박진현</w:t>
+      </w:r>
+      <w:r>
+        <w:t xml:space="preserve">, </w:t>
+      </w:r>
+      <w:r>
+        <w:rPr>
+          <w:b w:val="0"/>
+        </w:rPr>
         <w:t>주동혁</w:t>
       </w:r>
       <w:r>
@@ -3348,15 +3429,6 @@
         <w:rPr>
           <w:b w:val="0"/>
         </w:rPr>
-        <w:t>나라</w:t>
-      </w:r>
-      <w:r>
-        <w:t xml:space="preserve">, </w:t>
-      </w:r>
-      <w:r>
-        <w:rPr>
-          <w:b w:val="0"/>
-        </w:rPr>
         <w:t>김하영</w:t>
       </w:r>
       <w:r>
@@ -3364,36 +3436,54 @@
       </w:r>
       <w:r>
         <w:rPr>
-          <w:b w:val="0"/>
-        </w:rPr>
-        <w:t>최규훈</w:t>
-      </w:r>
-      <w:r>
-        <w:t xml:space="preserve">, </w:t>
-      </w:r>
-      <w:r>
-        <w:rPr>
-          <w:b w:val="0"/>
-        </w:rPr>
-        <w:t>권재환</w:t>
-      </w:r>
-      <w:r>
-        <w:t xml:space="preserve">, </w:t>
-      </w:r>
-      <w:r>
-        <w:rPr>
           <w:b/>
         </w:rPr>
         <w:t>유승환</w:t>
       </w:r>
       <w:r>
-        <w:t xml:space="preserve"> (2022). 농업용저수지의 실시간 수위 보정을 위한 Hampel Filter의 최적 Window Size 분석. 한국농공학회논문집, 64(3), 9-24.</w:t>
+        <w:t xml:space="preserve">, </w:t>
+      </w:r>
+      <w:r>
+        <w:rPr>
+          <w:b w:val="0"/>
+        </w:rPr>
+        <w:t>오창조</w:t>
+      </w:r>
+      <w:r>
+        <w:t xml:space="preserve">, </w:t>
+      </w:r>
+      <w:r>
+        <w:rPr>
+          <w:b w:val="0"/>
+        </w:rPr>
+        <w:t>이상현</w:t>
+      </w:r>
+      <w:r>
+        <w:t xml:space="preserve">, </w:t>
+      </w:r>
+      <w:r>
+        <w:rPr>
+          <w:b w:val="0"/>
+        </w:rPr>
+        <w:t>오부영</w:t>
+      </w:r>
+      <w:r>
+        <w:t xml:space="preserve">, </w:t>
+      </w:r>
+      <w:r>
+        <w:rPr>
+          <w:b w:val="0"/>
+        </w:rPr>
+        <w:t>허승오</w:t>
+      </w:r>
+      <w:r>
+        <w:t xml:space="preserve"> (2023). 물-에너지-식량-탄소 넥서스를 이용한 통합물관리 모델 평가 연구 - 영산강 수계를 중심으로 -. 농촌계획, 29(1), 37-49.</w:t>
       </w:r>
       <w:r>
         <w:rPr>
           <w:i/>
         </w:rPr>
-        <w:t xml:space="preserve"> [공저자 · doi:10.5389/KSAE.2022.64.3.009]</w:t>
+        <w:t xml:space="preserve"> [공저자 · doi:10.7851/ksrp.2023.29.1.037]</w:t>
       </w:r>
     </w:p>
     <w:p>
@@ -3404,34 +3494,25 @@
         <w:rPr>
           <w:b w:val="0"/>
         </w:rPr>
-        <w:t>전상민</w:t>
-      </w:r>
-      <w:r>
-        <w:t xml:space="preserve">, </w:t>
-      </w:r>
-      <w:r>
-        <w:rPr>
-          <w:b w:val="0"/>
-        </w:rPr>
-        <w:t>김귀훈</w:t>
-      </w:r>
-      <w:r>
-        <w:t xml:space="preserve">, </w:t>
-      </w:r>
-      <w:r>
-        <w:rPr>
-          <w:b w:val="0"/>
-        </w:rPr>
-        <w:t>이현지</w:t>
-      </w:r>
-      <w:r>
-        <w:t xml:space="preserve">, </w:t>
-      </w:r>
-      <w:r>
-        <w:rPr>
-          <w:b w:val="0"/>
-        </w:rPr>
-        <w:t>강기호</w:t>
+        <w:t>나라</w:t>
+      </w:r>
+      <w:r>
+        <w:t xml:space="preserve">, </w:t>
+      </w:r>
+      <w:r>
+        <w:rPr>
+          <w:b w:val="0"/>
+        </w:rPr>
+        <w:t>주동혁</w:t>
+      </w:r>
+      <w:r>
+        <w:t xml:space="preserve">, </w:t>
+      </w:r>
+      <w:r>
+        <w:rPr>
+          <w:b w:val="0"/>
+        </w:rPr>
+        <w:t>김하영</w:t>
       </w:r>
       <w:r>
         <w:t xml:space="preserve">, </w:t>
@@ -3449,25 +3530,43 @@
         <w:rPr>
           <w:b w:val="0"/>
         </w:rPr>
-        <w:t>최진용</w:t>
-      </w:r>
-      <w:r>
-        <w:t xml:space="preserve">, </w:t>
-      </w:r>
-      <w:r>
-        <w:rPr>
-          <w:b w:val="0"/>
-        </w:rPr>
-        <w:t>강문성</w:t>
-      </w:r>
-      <w:r>
-        <w:t xml:space="preserve"> (2022). 설계강우의 지속시간 및 시간분포에 따른 배수개선 농경지 침수 영향 분석. 한국농공학회논문집, 64(2), 47-55.</w:t>
+        <w:t>곽영철</w:t>
+      </w:r>
+      <w:r>
+        <w:t xml:space="preserve">, </w:t>
+      </w:r>
+      <w:r>
+        <w:rPr>
+          <w:b w:val="0"/>
+        </w:rPr>
+        <w:t>김정훈</w:t>
+      </w:r>
+      <w:r>
+        <w:t xml:space="preserve">, </w:t>
+      </w:r>
+      <w:r>
+        <w:rPr>
+          <w:b w:val="0"/>
+        </w:rPr>
+        <w:t>이향미</w:t>
+      </w:r>
+      <w:r>
+        <w:t xml:space="preserve">, </w:t>
+      </w:r>
+      <w:r>
+        <w:rPr>
+          <w:b w:val="0"/>
+        </w:rPr>
+        <w:t>조은정</w:t>
+      </w:r>
+      <w:r>
+        <w:t xml:space="preserve"> (2022). 농업경영체 등록정보와 공간정보를 활용한 농지범용화 사업 대상지 선정 방안 개발 및 적용. 농촌계획, 28(1), 17-26.</w:t>
       </w:r>
       <w:r>
         <w:rPr>
           <w:i/>
         </w:rPr>
-        <w:t xml:space="preserve"> [공저자 · doi:10.5389/KSAE.2022.64.2.047]</w:t>
+        <w:t xml:space="preserve"> [공저자 · doi:10.7851/ksrp.2022.28.1.017]</w:t>
       </w:r>
     </w:p>
     <w:p>
@@ -3478,16 +3577,43 @@
         <w:rPr>
           <w:b w:val="0"/>
         </w:rPr>
-        <w:t>김수진</w:t>
-      </w:r>
-      <w:r>
-        <w:t xml:space="preserve">, </w:t>
-      </w:r>
-      <w:r>
-        <w:rPr>
-          <w:b w:val="0"/>
-        </w:rPr>
-        <w:t>배승종</w:t>
+        <w:t>주동혁</w:t>
+      </w:r>
+      <w:r>
+        <w:t xml:space="preserve">, </w:t>
+      </w:r>
+      <w:r>
+        <w:rPr>
+          <w:b w:val="0"/>
+        </w:rPr>
+        <w:t>나라</w:t>
+      </w:r>
+      <w:r>
+        <w:t xml:space="preserve">, </w:t>
+      </w:r>
+      <w:r>
+        <w:rPr>
+          <w:b w:val="0"/>
+        </w:rPr>
+        <w:t>김하영</w:t>
+      </w:r>
+      <w:r>
+        <w:t xml:space="preserve">, </w:t>
+      </w:r>
+      <w:r>
+        <w:rPr>
+          <w:b w:val="0"/>
+        </w:rPr>
+        <w:t>최규훈</w:t>
+      </w:r>
+      <w:r>
+        <w:t xml:space="preserve">, </w:t>
+      </w:r>
+      <w:r>
+        <w:rPr>
+          <w:b w:val="0"/>
+        </w:rPr>
+        <w:t>권재환</w:t>
       </w:r>
       <w:r>
         <w:t xml:space="preserve">, </w:t>
@@ -3499,40 +3625,13 @@
         <w:t>유승환</w:t>
       </w:r>
       <w:r>
-        <w:t xml:space="preserve">, </w:t>
-      </w:r>
-      <w:r>
-        <w:rPr>
-          <w:b w:val="0"/>
-        </w:rPr>
-        <w:t>김윤형</w:t>
-      </w:r>
-      <w:r>
-        <w:t xml:space="preserve">, </w:t>
-      </w:r>
-      <w:r>
-        <w:rPr>
-          <w:b w:val="0"/>
-        </w:rPr>
-        <w:t>윤성은</w:t>
-      </w:r>
-      <w:r>
-        <w:t xml:space="preserve">, </w:t>
-      </w:r>
-      <w:r>
-        <w:rPr>
-          <w:b w:val="0"/>
-        </w:rPr>
-        <w:t>김정훈</w:t>
-      </w:r>
-      <w:r>
-        <w:t xml:space="preserve"> (2021). 농업생산기반정비사업의 예비타당성조사 정책효과 분석 - 판교지구 다목적 농촌용수개발사업을 중심으로 -. 농촌계획, 27(1), 21-28.</w:t>
+        <w:t xml:space="preserve"> (2022). 농업용저수지의 실시간 수위 보정을 위한 Hampel Filter의 최적 Window Size 분석. 한국농공학회논문집, 64(3), 9-24.</w:t>
       </w:r>
       <w:r>
         <w:rPr>
           <w:i/>
         </w:rPr>
-        <w:t xml:space="preserve"> [공저자 · doi:10.7851/ksrp.2021.27.1.021]</w:t>
+        <w:t xml:space="preserve"> [공저자 · doi:10.5389/KSAE.2022.64.3.009]</w:t>
       </w:r>
     </w:p>
     <w:p>
@@ -3543,25 +3642,34 @@
         <w:rPr>
           <w:b w:val="0"/>
         </w:rPr>
-        <w:t>김수진</w:t>
-      </w:r>
-      <w:r>
-        <w:t xml:space="preserve">, </w:t>
-      </w:r>
-      <w:r>
-        <w:rPr>
-          <w:b w:val="0"/>
-        </w:rPr>
-        <w:t>황세운</w:t>
-      </w:r>
-      <w:r>
-        <w:t xml:space="preserve">, </w:t>
-      </w:r>
-      <w:r>
-        <w:rPr>
-          <w:b w:val="0"/>
-        </w:rPr>
-        <w:t>배승종</w:t>
+        <w:t>전상민</w:t>
+      </w:r>
+      <w:r>
+        <w:t xml:space="preserve">, </w:t>
+      </w:r>
+      <w:r>
+        <w:rPr>
+          <w:b w:val="0"/>
+        </w:rPr>
+        <w:t>김귀훈</w:t>
+      </w:r>
+      <w:r>
+        <w:t xml:space="preserve">, </w:t>
+      </w:r>
+      <w:r>
+        <w:rPr>
+          <w:b w:val="0"/>
+        </w:rPr>
+        <w:t>이현지</w:t>
+      </w:r>
+      <w:r>
+        <w:t xml:space="preserve">, </w:t>
+      </w:r>
+      <w:r>
+        <w:rPr>
+          <w:b w:val="0"/>
+        </w:rPr>
+        <w:t>강기호</w:t>
       </w:r>
       <w:r>
         <w:t xml:space="preserve">, </w:t>
@@ -3588,16 +3696,16 @@
         <w:rPr>
           <w:b w:val="0"/>
         </w:rPr>
-        <w:t>장민원</w:t>
-      </w:r>
-      <w:r>
-        <w:t xml:space="preserve"> (2021). 농업용 저수지의 농업가뭄에 대한 기후변화 잠재영향 평가. 한국농공학회논문집, 63(6), 141-150.</w:t>
+        <w:t>강문성</w:t>
+      </w:r>
+      <w:r>
+        <w:t xml:space="preserve"> (2022). 설계강우의 지속시간 및 시간분포에 따른 배수개선 농경지 침수 영향 분석. 한국농공학회논문집, 64(2), 47-55.</w:t>
       </w:r>
       <w:r>
         <w:rPr>
           <w:i/>
         </w:rPr>
-        <w:t xml:space="preserve"> [공저자 · doi:10.5389/KSAE.2021.63.6.141]</w:t>
+        <w:t xml:space="preserve"> [공저자 · doi:10.5389/KSAE.2022.64.2.047]</w:t>
       </w:r>
     </w:p>
     <w:p>
@@ -3608,61 +3716,16 @@
         <w:rPr>
           <w:b w:val="0"/>
         </w:rPr>
-        <w:t>성무홍</w:t>
-      </w:r>
-      <w:r>
-        <w:t xml:space="preserve">, </w:t>
-      </w:r>
-      <w:r>
-        <w:rPr>
-          <w:b w:val="0"/>
-        </w:rPr>
-        <w:t>정민혁</w:t>
-      </w:r>
-      <w:r>
-        <w:t xml:space="preserve">, </w:t>
-      </w:r>
-      <w:r>
-        <w:rPr>
-          <w:b w:val="0"/>
-        </w:rPr>
-        <w:t>범진아</w:t>
-      </w:r>
-      <w:r>
-        <w:t xml:space="preserve">, </w:t>
-      </w:r>
-      <w:r>
-        <w:rPr>
-          <w:b w:val="0"/>
-        </w:rPr>
-        <w:t>박태선</w:t>
-      </w:r>
-      <w:r>
-        <w:t xml:space="preserve">, </w:t>
-      </w:r>
-      <w:r>
-        <w:rPr>
-          <w:b w:val="0"/>
-        </w:rPr>
-        <w:t>이재남</w:t>
-      </w:r>
-      <w:r>
-        <w:t xml:space="preserve">, </w:t>
-      </w:r>
-      <w:r>
-        <w:rPr>
-          <w:b w:val="0"/>
-        </w:rPr>
-        <w:t>정형모</w:t>
-      </w:r>
-      <w:r>
-        <w:t xml:space="preserve">, </w:t>
-      </w:r>
-      <w:r>
-        <w:rPr>
-          <w:b w:val="0"/>
-        </w:rPr>
-        <w:t>김영주</w:t>
+        <w:t>김수진</w:t>
+      </w:r>
+      <w:r>
+        <w:t xml:space="preserve">, </w:t>
+      </w:r>
+      <w:r>
+        <w:rPr>
+          <w:b w:val="0"/>
+        </w:rPr>
+        <w:t>배승종</w:t>
       </w:r>
       <w:r>
         <w:t xml:space="preserve">, </w:t>
@@ -3680,16 +3743,34 @@
         <w:rPr>
           <w:b w:val="0"/>
         </w:rPr>
-        <w:t>윤광식</w:t>
-      </w:r>
-      <w:r>
-        <w:t xml:space="preserve"> (2021). 대규모 농업용저수지 수혜면적 변화에 따른 효율적 용수재분배 모의. 한국농공학회논문집, 63(3), 1-12.</w:t>
+        <w:t>김윤형</w:t>
+      </w:r>
+      <w:r>
+        <w:t xml:space="preserve">, </w:t>
+      </w:r>
+      <w:r>
+        <w:rPr>
+          <w:b w:val="0"/>
+        </w:rPr>
+        <w:t>윤성은</w:t>
+      </w:r>
+      <w:r>
+        <w:t xml:space="preserve">, </w:t>
+      </w:r>
+      <w:r>
+        <w:rPr>
+          <w:b w:val="0"/>
+        </w:rPr>
+        <w:t>김정훈</w:t>
+      </w:r>
+      <w:r>
+        <w:t xml:space="preserve"> (2021). 농업생산기반정비사업의 예비타당성조사 정책효과 분석 - 판교지구 다목적 농촌용수개발사업을 중심으로 -. 농촌계획, 27(1), 21-28.</w:t>
       </w:r>
       <w:r>
         <w:rPr>
           <w:i/>
         </w:rPr>
-        <w:t xml:space="preserve"> [공저자 · doi:10.5389/KSAE.2021.63.3.001]</w:t>
+        <w:t xml:space="preserve"> [공저자 · doi:10.7851/ksrp.2021.27.1.021]</w:t>
       </w:r>
     </w:p>
     <w:p>
@@ -3700,70 +3781,25 @@
         <w:rPr>
           <w:b w:val="0"/>
         </w:rPr>
-        <w:t>정형모</w:t>
-      </w:r>
-      <w:r>
-        <w:t xml:space="preserve">, </w:t>
-      </w:r>
-      <w:r>
-        <w:rPr>
-          <w:b w:val="0"/>
-        </w:rPr>
-        <w:t>이상현</w:t>
-      </w:r>
-      <w:r>
-        <w:t xml:space="preserve">, </w:t>
-      </w:r>
-      <w:r>
-        <w:rPr>
-          <w:b w:val="0"/>
-        </w:rPr>
-        <w:t>김경환</w:t>
-      </w:r>
-      <w:r>
-        <w:t xml:space="preserve">, </w:t>
-      </w:r>
-      <w:r>
-        <w:rPr>
-          <w:b w:val="0"/>
-        </w:rPr>
-        <w:t>곽영철</w:t>
-      </w:r>
-      <w:r>
-        <w:t xml:space="preserve">, </w:t>
-      </w:r>
-      <w:r>
-        <w:rPr>
-          <w:b w:val="0"/>
-        </w:rPr>
-        <w:t>최은혁</w:t>
-      </w:r>
-      <w:r>
-        <w:t xml:space="preserve">, </w:t>
-      </w:r>
-      <w:r>
-        <w:rPr>
-          <w:b w:val="0"/>
-        </w:rPr>
-        <w:t>윤성은</w:t>
-      </w:r>
-      <w:r>
-        <w:t xml:space="preserve">, </w:t>
-      </w:r>
-      <w:r>
-        <w:rPr>
-          <w:b w:val="0"/>
-        </w:rPr>
-        <w:t>나라</w:t>
-      </w:r>
-      <w:r>
-        <w:t xml:space="preserve">, </w:t>
-      </w:r>
-      <w:r>
-        <w:rPr>
-          <w:b w:val="0"/>
-        </w:rPr>
-        <w:t>주동혁</w:t>
+        <w:t>김수진</w:t>
+      </w:r>
+      <w:r>
+        <w:t xml:space="preserve">, </w:t>
+      </w:r>
+      <w:r>
+        <w:rPr>
+          <w:b w:val="0"/>
+        </w:rPr>
+        <w:t>황세운</w:t>
+      </w:r>
+      <w:r>
+        <w:t xml:space="preserve">, </w:t>
+      </w:r>
+      <w:r>
+        <w:rPr>
+          <w:b w:val="0"/>
+        </w:rPr>
+        <w:t>배승종</w:t>
       </w:r>
       <w:r>
         <w:t xml:space="preserve">, </w:t>
@@ -3781,16 +3817,25 @@
         <w:rPr>
           <w:b w:val="0"/>
         </w:rPr>
-        <w:t>윤광식</w:t>
-      </w:r>
-      <w:r>
-        <w:t xml:space="preserve"> (2021). 수리·수문설계시스템 및 비율보정계수 기법을 활용한 농업용 저수지의 홍수기 운영기준 평가. 한국농공학회논문집, 63(4), 97-104.</w:t>
+        <w:t>최진용</w:t>
+      </w:r>
+      <w:r>
+        <w:t xml:space="preserve">, </w:t>
+      </w:r>
+      <w:r>
+        <w:rPr>
+          <w:b w:val="0"/>
+        </w:rPr>
+        <w:t>장민원</w:t>
+      </w:r>
+      <w:r>
+        <w:t xml:space="preserve"> (2021). 농업용 저수지의 농업가뭄에 대한 기후변화 잠재영향 평가. 한국농공학회논문집, 63(6), 141-150.</w:t>
       </w:r>
       <w:r>
         <w:rPr>
           <w:i/>
         </w:rPr>
-        <w:t xml:space="preserve"> [공저자 · 피인용 2 · doi:10.5389/KSAE.2021.63.4.097]</w:t>
+        <w:t xml:space="preserve"> [공저자 · doi:10.5389/KSAE.2021.63.6.141]</w:t>
       </w:r>
     </w:p>
     <w:p>
@@ -3801,16 +3846,43 @@
         <w:rPr>
           <w:b w:val="0"/>
         </w:rPr>
-        <w:t>김경환</w:t>
-      </w:r>
-      <w:r>
-        <w:t xml:space="preserve">, </w:t>
-      </w:r>
-      <w:r>
-        <w:rPr>
-          <w:b w:val="0"/>
-        </w:rPr>
-        <w:t>최규훈</w:t>
+        <w:t>성무홍</w:t>
+      </w:r>
+      <w:r>
+        <w:t xml:space="preserve">, </w:t>
+      </w:r>
+      <w:r>
+        <w:rPr>
+          <w:b w:val="0"/>
+        </w:rPr>
+        <w:t>정민혁</w:t>
+      </w:r>
+      <w:r>
+        <w:t xml:space="preserve">, </w:t>
+      </w:r>
+      <w:r>
+        <w:rPr>
+          <w:b w:val="0"/>
+        </w:rPr>
+        <w:t>범진아</w:t>
+      </w:r>
+      <w:r>
+        <w:t xml:space="preserve">, </w:t>
+      </w:r>
+      <w:r>
+        <w:rPr>
+          <w:b w:val="0"/>
+        </w:rPr>
+        <w:t>박태선</w:t>
+      </w:r>
+      <w:r>
+        <w:t xml:space="preserve">, </w:t>
+      </w:r>
+      <w:r>
+        <w:rPr>
+          <w:b w:val="0"/>
+        </w:rPr>
+        <w:t>이재남</w:t>
       </w:r>
       <w:r>
         <w:t xml:space="preserve">, </w:t>
@@ -3828,34 +3900,7 @@
         <w:rPr>
           <w:b w:val="0"/>
         </w:rPr>
-        <w:t>주동혁</w:t>
-      </w:r>
-      <w:r>
-        <w:t xml:space="preserve">, </w:t>
-      </w:r>
-      <w:r>
-        <w:rPr>
-          <w:b w:val="0"/>
-        </w:rPr>
-        <w:t>나라</w:t>
-      </w:r>
-      <w:r>
-        <w:t xml:space="preserve">, </w:t>
-      </w:r>
-      <w:r>
-        <w:rPr>
-          <w:b w:val="0"/>
-        </w:rPr>
-        <w:t>최은혁</w:t>
-      </w:r>
-      <w:r>
-        <w:t xml:space="preserve">, </w:t>
-      </w:r>
-      <w:r>
-        <w:rPr>
-          <w:b w:val="0"/>
-        </w:rPr>
-        <w:t>권재환</w:t>
+        <w:t>김영주</w:t>
       </w:r>
       <w:r>
         <w:t xml:space="preserve">, </w:t>
@@ -3867,13 +3912,22 @@
         <w:t>유승환</w:t>
       </w:r>
       <w:r>
-        <w:t xml:space="preserve"> (2021). 필터링 기법을 이용한 농업용저수지 수위자료의 품질관리 방안. 한국농공학회논문집, 63(5), 83-93.</w:t>
+        <w:t xml:space="preserve">, </w:t>
+      </w:r>
+      <w:r>
+        <w:rPr>
+          <w:b w:val="0"/>
+        </w:rPr>
+        <w:t>윤광식</w:t>
+      </w:r>
+      <w:r>
+        <w:t xml:space="preserve"> (2021). 대규모 농업용저수지 수혜면적 변화에 따른 효율적 용수재분배 모의. 한국농공학회논문집, 63(3), 1-12.</w:t>
       </w:r>
       <w:r>
         <w:rPr>
           <w:i/>
         </w:rPr>
-        <w:t xml:space="preserve"> [공저자 · doi:10.5389/KSAE.2021.63.5.083]</w:t>
+        <w:t xml:space="preserve"> [공저자 · doi:10.5389/KSAE.2021.63.3.001]</w:t>
       </w:r>
     </w:p>
     <w:p>
@@ -3884,7 +3938,7 @@
         <w:rPr>
           <w:b w:val="0"/>
         </w:rPr>
-        <w:t>오윤경</w:t>
+        <w:t>정형모</w:t>
       </w:r>
       <w:r>
         <w:t xml:space="preserve">, </w:t>
@@ -3902,16 +3956,52 @@
         <w:rPr>
           <w:b w:val="0"/>
         </w:rPr>
-        <w:t>김아라</w:t>
-      </w:r>
-      <w:r>
-        <w:t xml:space="preserve">, </w:t>
-      </w:r>
-      <w:r>
-        <w:rPr>
-          <w:b w:val="0"/>
-        </w:rPr>
-        <w:t>홍순욱</w:t>
+        <w:t>김경환</w:t>
+      </w:r>
+      <w:r>
+        <w:t xml:space="preserve">, </w:t>
+      </w:r>
+      <w:r>
+        <w:rPr>
+          <w:b w:val="0"/>
+        </w:rPr>
+        <w:t>곽영철</w:t>
+      </w:r>
+      <w:r>
+        <w:t xml:space="preserve">, </w:t>
+      </w:r>
+      <w:r>
+        <w:rPr>
+          <w:b w:val="0"/>
+        </w:rPr>
+        <w:t>최은혁</w:t>
+      </w:r>
+      <w:r>
+        <w:t xml:space="preserve">, </w:t>
+      </w:r>
+      <w:r>
+        <w:rPr>
+          <w:b w:val="0"/>
+        </w:rPr>
+        <w:t>윤성은</w:t>
+      </w:r>
+      <w:r>
+        <w:t xml:space="preserve">, </w:t>
+      </w:r>
+      <w:r>
+        <w:rPr>
+          <w:b w:val="0"/>
+        </w:rPr>
+        <w:t>나라</w:t>
+      </w:r>
+      <w:r>
+        <w:t xml:space="preserve">, </w:t>
+      </w:r>
+      <w:r>
+        <w:rPr>
+          <w:b w:val="0"/>
+        </w:rPr>
+        <w:t>주동혁</w:t>
       </w:r>
       <w:r>
         <w:t xml:space="preserve">, </w:t>
@@ -3923,13 +4013,22 @@
         <w:t>유승환</w:t>
       </w:r>
       <w:r>
-        <w:t xml:space="preserve"> (2020). 가뭄 대응형 지하수 개발 우선순위 선정을 위한 농촌용수구역의 유형 분석. 농촌계획, 26(2), 51-59.</w:t>
+        <w:t xml:space="preserve">, </w:t>
+      </w:r>
+      <w:r>
+        <w:rPr>
+          <w:b w:val="0"/>
+        </w:rPr>
+        <w:t>윤광식</w:t>
+      </w:r>
+      <w:r>
+        <w:t xml:space="preserve"> (2021). 수리·수문설계시스템 및 비율보정계수 기법을 활용한 농업용 저수지의 홍수기 운영기준 평가. 한국농공학회논문집, 63(4), 97-104.</w:t>
       </w:r>
       <w:r>
         <w:rPr>
           <w:i/>
         </w:rPr>
-        <w:t xml:space="preserve"> [공저자 · doi:10.7851/Ksrp.2020.26.2.051]</w:t>
+        <w:t xml:space="preserve"> [공저자 · 피인용 2 · doi:10.5389/KSAE.2021.63.4.097]</w:t>
       </w:r>
     </w:p>
     <w:p>
@@ -3940,16 +4039,16 @@
         <w:rPr>
           <w:b w:val="0"/>
         </w:rPr>
-        <w:t>정경훈</w:t>
-      </w:r>
-      <w:r>
-        <w:t xml:space="preserve">, </w:t>
-      </w:r>
-      <w:r>
-        <w:rPr>
-          <w:b w:val="0"/>
-        </w:rPr>
-        <w:t>송석호</w:t>
+        <w:t>김경환</w:t>
+      </w:r>
+      <w:r>
+        <w:t xml:space="preserve">, </w:t>
+      </w:r>
+      <w:r>
+        <w:rPr>
+          <w:b w:val="0"/>
+        </w:rPr>
+        <w:t>최규훈</w:t>
       </w:r>
       <w:r>
         <w:t xml:space="preserve">, </w:t>
@@ -3967,33 +4066,6 @@
         <w:rPr>
           <w:b w:val="0"/>
         </w:rPr>
-        <w:t>오승헌</w:t>
-      </w:r>
-      <w:r>
-        <w:t xml:space="preserve">, </w:t>
-      </w:r>
-      <w:r>
-        <w:rPr>
-          <w:b w:val="0"/>
-        </w:rPr>
-        <w:t>김수진</w:t>
-      </w:r>
-      <w:r>
-        <w:t xml:space="preserve">, </w:t>
-      </w:r>
-      <w:r>
-        <w:rPr>
-          <w:b w:val="0"/>
-        </w:rPr>
-        <w:t>임세윤</w:t>
-      </w:r>
-      <w:r>
-        <w:t xml:space="preserve">, </w:t>
-      </w:r>
-      <w:r>
-        <w:rPr>
-          <w:b w:val="0"/>
-        </w:rPr>
         <w:t>주동혁</w:t>
       </w:r>
       <w:r>
@@ -4003,25 +4075,25 @@
         <w:rPr>
           <w:b w:val="0"/>
         </w:rPr>
-        <w:t>황세운</w:t>
-      </w:r>
-      <w:r>
-        <w:t xml:space="preserve">, </w:t>
-      </w:r>
-      <w:r>
-        <w:rPr>
-          <w:b w:val="0"/>
-        </w:rPr>
-        <w:t>장민원</w:t>
-      </w:r>
-      <w:r>
-        <w:t xml:space="preserve">, </w:t>
-      </w:r>
-      <w:r>
-        <w:rPr>
-          <w:b w:val="0"/>
-        </w:rPr>
-        <w:t>배승종</w:t>
+        <w:t>나라</w:t>
+      </w:r>
+      <w:r>
+        <w:t xml:space="preserve">, </w:t>
+      </w:r>
+      <w:r>
+        <w:rPr>
+          <w:b w:val="0"/>
+        </w:rPr>
+        <w:t>최은혁</w:t>
+      </w:r>
+      <w:r>
+        <w:t xml:space="preserve">, </w:t>
+      </w:r>
+      <w:r>
+        <w:rPr>
+          <w:b w:val="0"/>
+        </w:rPr>
+        <w:t>권재환</w:t>
       </w:r>
       <w:r>
         <w:t xml:space="preserve">, </w:t>
@@ -4033,13 +4105,13 @@
         <w:t>유승환</w:t>
       </w:r>
       <w:r>
-        <w:t xml:space="preserve"> (2020). 기후변화에 따른 농업생산기반시설 영향분석을 통한 정책추진 방안 연구. 농촌계획, 26(4), 81-91.</w:t>
+        <w:t xml:space="preserve"> (2021). 필터링 기법을 이용한 농업용저수지 수위자료의 품질관리 방안. 한국농공학회논문집, 63(5), 83-93.</w:t>
       </w:r>
       <w:r>
         <w:rPr>
           <w:i/>
         </w:rPr>
-        <w:t xml:space="preserve"> [공저자 · 피인용 3 · doi:10.7851/ksrp.2020.26.4.081]</w:t>
+        <w:t xml:space="preserve"> [공저자 · doi:10.5389/KSAE.2021.63.5.083]</w:t>
       </w:r>
     </w:p>
     <w:p>
@@ -4050,43 +4122,34 @@
         <w:rPr>
           <w:b w:val="0"/>
         </w:rPr>
-        <w:t>고재한</w:t>
-      </w:r>
-      <w:r>
-        <w:t xml:space="preserve">, </w:t>
-      </w:r>
-      <w:r>
-        <w:rPr>
-          <w:b w:val="0"/>
-        </w:rPr>
-        <w:t>정민혁</w:t>
-      </w:r>
-      <w:r>
-        <w:t xml:space="preserve">, </w:t>
-      </w:r>
-      <w:r>
-        <w:rPr>
-          <w:b w:val="0"/>
-        </w:rPr>
-        <w:t>범진아</w:t>
-      </w:r>
-      <w:r>
-        <w:t xml:space="preserve">, </w:t>
-      </w:r>
-      <w:r>
-        <w:rPr>
-          <w:b w:val="0"/>
-        </w:rPr>
-        <w:t>성무홍</w:t>
-      </w:r>
-      <w:r>
-        <w:t xml:space="preserve">, </w:t>
-      </w:r>
-      <w:r>
-        <w:rPr>
-          <w:b w:val="0"/>
-        </w:rPr>
-        <w:t>정형모</w:t>
+        <w:t>오윤경</w:t>
+      </w:r>
+      <w:r>
+        <w:t xml:space="preserve">, </w:t>
+      </w:r>
+      <w:r>
+        <w:rPr>
+          <w:b w:val="0"/>
+        </w:rPr>
+        <w:t>이상현</w:t>
+      </w:r>
+      <w:r>
+        <w:t xml:space="preserve">, </w:t>
+      </w:r>
+      <w:r>
+        <w:rPr>
+          <w:b w:val="0"/>
+        </w:rPr>
+        <w:t>김아라</w:t>
+      </w:r>
+      <w:r>
+        <w:t xml:space="preserve">, </w:t>
+      </w:r>
+      <w:r>
+        <w:rPr>
+          <w:b w:val="0"/>
+        </w:rPr>
+        <w:t>홍순욱</w:t>
       </w:r>
       <w:r>
         <w:t xml:space="preserve">, </w:t>
@@ -4098,22 +4161,13 @@
         <w:t>유승환</w:t>
       </w:r>
       <w:r>
-        <w:t xml:space="preserve">, </w:t>
-      </w:r>
-      <w:r>
-        <w:rPr>
-          <w:b w:val="0"/>
-        </w:rPr>
-        <w:t>윤광식</w:t>
-      </w:r>
-      <w:r>
-        <w:t xml:space="preserve"> (2020). 미래 수요예측을 통한 제주도 농업용수 회복탄력적 공급 방안에 관한 연구. 한국농공학회논문집, 62(3), 71-83.</w:t>
+        <w:t xml:space="preserve"> (2020). 가뭄 대응형 지하수 개발 우선순위 선정을 위한 농촌용수구역의 유형 분석. 농촌계획, 26(2), 51-59.</w:t>
       </w:r>
       <w:r>
         <w:rPr>
           <w:i/>
         </w:rPr>
-        <w:t xml:space="preserve"> [공저자 · doi:10.5389/KSAE.2020.62.3.071]</w:t>
+        <w:t xml:space="preserve"> [공저자 · doi:10.7851/Ksrp.2020.26.2.051]</w:t>
       </w:r>
     </w:p>
     <w:p>
@@ -4124,6 +4178,78 @@
         <w:rPr>
           <w:b w:val="0"/>
         </w:rPr>
+        <w:t>정경훈</w:t>
+      </w:r>
+      <w:r>
+        <w:t xml:space="preserve">, </w:t>
+      </w:r>
+      <w:r>
+        <w:rPr>
+          <w:b w:val="0"/>
+        </w:rPr>
+        <w:t>송석호</w:t>
+      </w:r>
+      <w:r>
+        <w:t xml:space="preserve">, </w:t>
+      </w:r>
+      <w:r>
+        <w:rPr>
+          <w:b w:val="0"/>
+        </w:rPr>
+        <w:t>정형모</w:t>
+      </w:r>
+      <w:r>
+        <w:t xml:space="preserve">, </w:t>
+      </w:r>
+      <w:r>
+        <w:rPr>
+          <w:b w:val="0"/>
+        </w:rPr>
+        <w:t>오승헌</w:t>
+      </w:r>
+      <w:r>
+        <w:t xml:space="preserve">, </w:t>
+      </w:r>
+      <w:r>
+        <w:rPr>
+          <w:b w:val="0"/>
+        </w:rPr>
+        <w:t>김수진</w:t>
+      </w:r>
+      <w:r>
+        <w:t xml:space="preserve">, </w:t>
+      </w:r>
+      <w:r>
+        <w:rPr>
+          <w:b w:val="0"/>
+        </w:rPr>
+        <w:t>임세윤</w:t>
+      </w:r>
+      <w:r>
+        <w:t xml:space="preserve">, </w:t>
+      </w:r>
+      <w:r>
+        <w:rPr>
+          <w:b w:val="0"/>
+        </w:rPr>
+        <w:t>주동혁</w:t>
+      </w:r>
+      <w:r>
+        <w:t xml:space="preserve">, </w:t>
+      </w:r>
+      <w:r>
+        <w:rPr>
+          <w:b w:val="0"/>
+        </w:rPr>
+        <w:t>황세운</w:t>
+      </w:r>
+      <w:r>
+        <w:t xml:space="preserve">, </w:t>
+      </w:r>
+      <w:r>
+        <w:rPr>
+          <w:b w:val="0"/>
+        </w:rPr>
         <w:t>장민원</w:t>
       </w:r>
       <w:r>
@@ -4133,15 +4259,6 @@
         <w:rPr>
           <w:b w:val="0"/>
         </w:rPr>
-        <w:t>김수진</w:t>
-      </w:r>
-      <w:r>
-        <w:t xml:space="preserve">, </w:t>
-      </w:r>
-      <w:r>
-        <w:rPr>
-          <w:b w:val="0"/>
-        </w:rPr>
         <w:t>배승종</w:t>
       </w:r>
       <w:r>
@@ -4154,31 +4271,13 @@
         <w:t>유승환</w:t>
       </w:r>
       <w:r>
-        <w:t xml:space="preserve">, </w:t>
-      </w:r>
-      <w:r>
-        <w:rPr>
-          <w:b w:val="0"/>
-        </w:rPr>
-        <w:t>정경훈</w:t>
-      </w:r>
-      <w:r>
-        <w:t xml:space="preserve">, </w:t>
-      </w:r>
-      <w:r>
-        <w:rPr>
-          <w:b w:val="0"/>
-        </w:rPr>
-        <w:t>황세운</w:t>
-      </w:r>
-      <w:r>
-        <w:t xml:space="preserve"> (2019). 기후변화 대응을 위한 양수장의 농업가뭄 취약성 실태 평가. 한국농공학회논문집, 61(6), 31-40.</w:t>
+        <w:t xml:space="preserve"> (2020). 기후변화에 따른 농업생산기반시설 영향분석을 통한 정책추진 방안 연구. 농촌계획, 26(4), 81-91.</w:t>
       </w:r>
       <w:r>
         <w:rPr>
           <w:i/>
         </w:rPr>
-        <w:t xml:space="preserve"> [공저자 · doi:10.5389/KSAE.2019.61.6.031]</w:t>
+        <w:t xml:space="preserve"> [공저자 · 피인용 3 · doi:10.7851/ksrp.2020.26.4.081]</w:t>
       </w:r>
     </w:p>
     <w:p>
@@ -4189,15 +4288,6 @@
         <w:rPr>
           <w:b w:val="0"/>
         </w:rPr>
-        <w:t>박진현</w:t>
-      </w:r>
-      <w:r>
-        <w:t xml:space="preserve">, </w:t>
-      </w:r>
-      <w:r>
-        <w:rPr>
-          <w:b w:val="0"/>
-        </w:rPr>
         <w:t>고재한</w:t>
       </w:r>
       <w:r>
@@ -4207,6 +4297,24 @@
         <w:rPr>
           <w:b w:val="0"/>
         </w:rPr>
+        <w:t>정민혁</w:t>
+      </w:r>
+      <w:r>
+        <w:t xml:space="preserve">, </w:t>
+      </w:r>
+      <w:r>
+        <w:rPr>
+          <w:b w:val="0"/>
+        </w:rPr>
+        <w:t>범진아</w:t>
+      </w:r>
+      <w:r>
+        <w:t xml:space="preserve">, </w:t>
+      </w:r>
+      <w:r>
+        <w:rPr>
+          <w:b w:val="0"/>
+        </w:rPr>
         <w:t>성무홍</w:t>
       </w:r>
       <w:r>
@@ -4223,51 +4331,6 @@
       </w:r>
       <w:r>
         <w:rPr>
-          <w:b w:val="0"/>
-        </w:rPr>
-        <w:t>박태선</w:t>
-      </w:r>
-      <w:r>
-        <w:t xml:space="preserve">, </w:t>
-      </w:r>
-      <w:r>
-        <w:rPr>
-          <w:b w:val="0"/>
-        </w:rPr>
-        <w:t>곽영철</w:t>
-      </w:r>
-      <w:r>
-        <w:t xml:space="preserve">, </w:t>
-      </w:r>
-      <w:r>
-        <w:rPr>
-          <w:b w:val="0"/>
-        </w:rPr>
-        <w:t>최우영</w:t>
-      </w:r>
-      <w:r>
-        <w:t xml:space="preserve">, </w:t>
-      </w:r>
-      <w:r>
-        <w:rPr>
-          <w:b w:val="0"/>
-        </w:rPr>
-        <w:t>범진아</w:t>
-      </w:r>
-      <w:r>
-        <w:t xml:space="preserve">, </w:t>
-      </w:r>
-      <w:r>
-        <w:rPr>
-          <w:b w:val="0"/>
-        </w:rPr>
-        <w:t>정민혁</w:t>
-      </w:r>
-      <w:r>
-        <w:t xml:space="preserve">, </w:t>
-      </w:r>
-      <w:r>
-        <w:rPr>
           <w:b/>
         </w:rPr>
         <w:t>유승환</w:t>
@@ -4282,13 +4345,13 @@
         <w:t>윤광식</w:t>
       </w:r>
       <w:r>
-        <w:t xml:space="preserve"> (2019). 농업용저수지를 이용한 환경생태유량 확보방안 경제성 비교 연구 - 동복천을 중심으로 -. 한국농공학회논문집, 61(5), 33-47.</w:t>
+        <w:t xml:space="preserve"> (2020). 미래 수요예측을 통한 제주도 농업용수 회복탄력적 공급 방안에 관한 연구. 한국농공학회논문집, 62(3), 71-83.</w:t>
       </w:r>
       <w:r>
         <w:rPr>
           <w:i/>
         </w:rPr>
-        <w:t xml:space="preserve"> [공저자 · doi:10.5389/KSAE.2019.61.5.033]</w:t>
+        <w:t xml:space="preserve"> [공저자 · doi:10.5389/KSAE.2020.62.3.071]</w:t>
       </w:r>
     </w:p>
     <w:p>
@@ -4299,6 +4362,15 @@
         <w:rPr>
           <w:b w:val="0"/>
         </w:rPr>
+        <w:t>장민원</w:t>
+      </w:r>
+      <w:r>
+        <w:t xml:space="preserve">, </w:t>
+      </w:r>
+      <w:r>
+        <w:rPr>
+          <w:b w:val="0"/>
+        </w:rPr>
         <w:t>김수진</w:t>
       </w:r>
       <w:r>
@@ -4315,33 +4387,6 @@
       </w:r>
       <w:r>
         <w:rPr>
-          <w:b w:val="0"/>
-        </w:rPr>
-        <w:t>최진용</w:t>
-      </w:r>
-      <w:r>
-        <w:t xml:space="preserve">, </w:t>
-      </w:r>
-      <w:r>
-        <w:rPr>
-          <w:b w:val="0"/>
-        </w:rPr>
-        <w:t>김성필</w:t>
-      </w:r>
-      <w:r>
-        <w:t xml:space="preserve">, </w:t>
-      </w:r>
-      <w:r>
-        <w:rPr>
-          <w:b w:val="0"/>
-        </w:rPr>
-        <w:t>은상규</w:t>
-      </w:r>
-      <w:r>
-        <w:t xml:space="preserve">, </w:t>
-      </w:r>
-      <w:r>
-        <w:rPr>
           <w:b/>
         </w:rPr>
         <w:t>유승환</w:t>
@@ -4353,16 +4398,7 @@
         <w:rPr>
           <w:b w:val="0"/>
         </w:rPr>
-        <w:t>장태일</w:t>
-      </w:r>
-      <w:r>
-        <w:t xml:space="preserve">, </w:t>
-      </w:r>
-      <w:r>
-        <w:rPr>
-          <w:b w:val="0"/>
-        </w:rPr>
-        <w:t>고남영</w:t>
+        <w:t>정경훈</w:t>
       </w:r>
       <w:r>
         <w:t xml:space="preserve">, </w:t>
@@ -4374,49 +4410,13 @@
         <w:t>황세운</w:t>
       </w:r>
       <w:r>
-        <w:t xml:space="preserve">, </w:t>
-      </w:r>
-      <w:r>
-        <w:rPr>
-          <w:b w:val="0"/>
-        </w:rPr>
-        <w:t>김성준</w:t>
-      </w:r>
-      <w:r>
-        <w:t xml:space="preserve">, </w:t>
-      </w:r>
-      <w:r>
-        <w:rPr>
-          <w:b w:val="0"/>
-        </w:rPr>
-        <w:t>박태선</w:t>
-      </w:r>
-      <w:r>
-        <w:t xml:space="preserve">, </w:t>
-      </w:r>
-      <w:r>
-        <w:rPr>
-          <w:b w:val="0"/>
-        </w:rPr>
-        <w:t>정경훈</w:t>
-      </w:r>
-      <w:r>
-        <w:t xml:space="preserve">, </w:t>
-      </w:r>
-      <w:r>
-        <w:rPr>
-          <w:b w:val="0"/>
-        </w:rPr>
-        <w:t>송석호</w:t>
-      </w:r>
-      <w:r>
-        <w:t xml:space="preserve"> (2018). 농어촌용수 및 농업생산기반시설의 실태조사에 따른 기후변화 영향 분석. 한국농공학회논문집, 60(5), 1-15.</w:t>
+        <w:t xml:space="preserve"> (2019). 기후변화 대응을 위한 양수장의 농업가뭄 취약성 실태 평가. 한국농공학회논문집, 61(6), 31-40.</w:t>
       </w:r>
       <w:r>
         <w:rPr>
           <w:i/>
         </w:rPr>
-        <w:t xml:space="preserve"> [공저자 · doi:10.5389/KSAE.2018.60.5.001]</w:t>
+        <w:t xml:space="preserve"> [공저자 · doi:10.5389/KSAE.2019.61.6.031]</w:t>
       </w:r>
     </w:p>
     <w:p>
@@ -4427,7 +4427,79 @@
         <w:rPr>
           <w:b w:val="0"/>
         </w:rPr>
-        <w:t>이지민</w:t>
+        <w:t>박진현</w:t>
+      </w:r>
+      <w:r>
+        <w:t xml:space="preserve">, </w:t>
+      </w:r>
+      <w:r>
+        <w:rPr>
+          <w:b w:val="0"/>
+        </w:rPr>
+        <w:t>고재한</w:t>
+      </w:r>
+      <w:r>
+        <w:t xml:space="preserve">, </w:t>
+      </w:r>
+      <w:r>
+        <w:rPr>
+          <w:b w:val="0"/>
+        </w:rPr>
+        <w:t>성무홍</w:t>
+      </w:r>
+      <w:r>
+        <w:t xml:space="preserve">, </w:t>
+      </w:r>
+      <w:r>
+        <w:rPr>
+          <w:b w:val="0"/>
+        </w:rPr>
+        <w:t>정형모</w:t>
+      </w:r>
+      <w:r>
+        <w:t xml:space="preserve">, </w:t>
+      </w:r>
+      <w:r>
+        <w:rPr>
+          <w:b w:val="0"/>
+        </w:rPr>
+        <w:t>박태선</w:t>
+      </w:r>
+      <w:r>
+        <w:t xml:space="preserve">, </w:t>
+      </w:r>
+      <w:r>
+        <w:rPr>
+          <w:b w:val="0"/>
+        </w:rPr>
+        <w:t>곽영철</w:t>
+      </w:r>
+      <w:r>
+        <w:t xml:space="preserve">, </w:t>
+      </w:r>
+      <w:r>
+        <w:rPr>
+          <w:b w:val="0"/>
+        </w:rPr>
+        <w:t>최우영</w:t>
+      </w:r>
+      <w:r>
+        <w:t xml:space="preserve">, </w:t>
+      </w:r>
+      <w:r>
+        <w:rPr>
+          <w:b w:val="0"/>
+        </w:rPr>
+        <w:t>범진아</w:t>
+      </w:r>
+      <w:r>
+        <w:t xml:space="preserve">, </w:t>
+      </w:r>
+      <w:r>
+        <w:rPr>
+          <w:b w:val="0"/>
+        </w:rPr>
+        <w:t>정민혁</w:t>
       </w:r>
       <w:r>
         <w:t xml:space="preserve">, </w:t>
@@ -4445,16 +4517,16 @@
         <w:rPr>
           <w:b w:val="0"/>
         </w:rPr>
-        <w:t>오윤경</w:t>
-      </w:r>
-      <w:r>
-        <w:t xml:space="preserve"> (2018). 농업경영체 등록정보를 활용한 밭 경작지의 공간적 파편화 특성 분석. 한국농공학회논문집, 60(2), 13-24.</w:t>
+        <w:t>윤광식</w:t>
+      </w:r>
+      <w:r>
+        <w:t xml:space="preserve"> (2019). 농업용저수지를 이용한 환경생태유량 확보방안 경제성 비교 연구 - 동복천을 중심으로 -. 한국농공학회논문집, 61(5), 33-47.</w:t>
       </w:r>
       <w:r>
         <w:rPr>
           <w:i/>
         </w:rPr>
-        <w:t xml:space="preserve"> [공저자 · doi:10.5389/KSAE.2018.60.2.013]</w:t>
+        <w:t xml:space="preserve"> [공저자 · doi:10.5389/KSAE.2019.61.5.033]</w:t>
       </w:r>
     </w:p>
     <w:p>
@@ -4465,7 +4537,43 @@
         <w:rPr>
           <w:b w:val="0"/>
         </w:rPr>
-        <w:t>오윤경</w:t>
+        <w:t>김수진</w:t>
+      </w:r>
+      <w:r>
+        <w:t xml:space="preserve">, </w:t>
+      </w:r>
+      <w:r>
+        <w:rPr>
+          <w:b w:val="0"/>
+        </w:rPr>
+        <w:t>배승종</w:t>
+      </w:r>
+      <w:r>
+        <w:t xml:space="preserve">, </w:t>
+      </w:r>
+      <w:r>
+        <w:rPr>
+          <w:b w:val="0"/>
+        </w:rPr>
+        <w:t>최진용</w:t>
+      </w:r>
+      <w:r>
+        <w:t xml:space="preserve">, </w:t>
+      </w:r>
+      <w:r>
+        <w:rPr>
+          <w:b w:val="0"/>
+        </w:rPr>
+        <w:t>김성필</w:t>
+      </w:r>
+      <w:r>
+        <w:t xml:space="preserve">, </w:t>
+      </w:r>
+      <w:r>
+        <w:rPr>
+          <w:b w:val="0"/>
+        </w:rPr>
+        <w:t>은상규</w:t>
       </w:r>
       <w:r>
         <w:t xml:space="preserve">, </w:t>
@@ -4483,25 +4591,70 @@
         <w:rPr>
           <w:b w:val="0"/>
         </w:rPr>
-        <w:t>최수명</w:t>
-      </w:r>
-      <w:r>
-        <w:t xml:space="preserve">, </w:t>
-      </w:r>
-      <w:r>
-        <w:rPr>
-          <w:b w:val="0"/>
-        </w:rPr>
-        <w:t>이지민</w:t>
-      </w:r>
-      <w:r>
-        <w:t xml:space="preserve"> (2018). 농업경영체 등록정보와 공간데이터를 활용한 밭 이용 방안 연구: 전라남도 무안군·해남군을 중심으로. 한국농공학회논문집, 60(4), 27-35.</w:t>
+        <w:t>장태일</w:t>
+      </w:r>
+      <w:r>
+        <w:t xml:space="preserve">, </w:t>
+      </w:r>
+      <w:r>
+        <w:rPr>
+          <w:b w:val="0"/>
+        </w:rPr>
+        <w:t>고남영</w:t>
+      </w:r>
+      <w:r>
+        <w:t xml:space="preserve">, </w:t>
+      </w:r>
+      <w:r>
+        <w:rPr>
+          <w:b w:val="0"/>
+        </w:rPr>
+        <w:t>황세운</w:t>
+      </w:r>
+      <w:r>
+        <w:t xml:space="preserve">, </w:t>
+      </w:r>
+      <w:r>
+        <w:rPr>
+          <w:b w:val="0"/>
+        </w:rPr>
+        <w:t>김성준</w:t>
+      </w:r>
+      <w:r>
+        <w:t xml:space="preserve">, </w:t>
+      </w:r>
+      <w:r>
+        <w:rPr>
+          <w:b w:val="0"/>
+        </w:rPr>
+        <w:t>박태선</w:t>
+      </w:r>
+      <w:r>
+        <w:t xml:space="preserve">, </w:t>
+      </w:r>
+      <w:r>
+        <w:rPr>
+          <w:b w:val="0"/>
+        </w:rPr>
+        <w:t>정경훈</w:t>
+      </w:r>
+      <w:r>
+        <w:t xml:space="preserve">, </w:t>
+      </w:r>
+      <w:r>
+        <w:rPr>
+          <w:b w:val="0"/>
+        </w:rPr>
+        <w:t>송석호</w:t>
+      </w:r>
+      <w:r>
+        <w:t xml:space="preserve"> (2018). 농어촌용수 및 농업생산기반시설의 실태조사에 따른 기후변화 영향 분석. 한국농공학회논문집, 60(5), 1-15.</w:t>
       </w:r>
       <w:r>
         <w:rPr>
           <w:i/>
         </w:rPr>
-        <w:t xml:space="preserve"> [공저자 · doi:10.5389/KSAE.2018.60.4.027]</w:t>
+        <w:t xml:space="preserve"> [공저자 · doi:10.5389/KSAE.2018.60.5.001]</w:t>
       </w:r>
     </w:p>
     <w:p>
@@ -4512,16 +4665,7 @@
         <w:rPr>
           <w:b w:val="0"/>
         </w:rPr>
-        <w:t>이상현</w:t>
-      </w:r>
-      <w:r>
-        <w:t xml:space="preserve">, </w:t>
-      </w:r>
-      <w:r>
-        <w:rPr>
-          <w:b w:val="0"/>
-        </w:rPr>
-        <w:t>최진용</w:t>
+        <w:t>이지민</w:t>
       </w:r>
       <w:r>
         <w:t xml:space="preserve">, </w:t>
@@ -4539,16 +4683,16 @@
         <w:rPr>
           <w:b w:val="0"/>
         </w:rPr>
-        <w:t>허승오</w:t>
-      </w:r>
-      <w:r>
-        <w:t xml:space="preserve"> (2018). 물-에너지-식량-토지 넥서스를 통한 미래 쌀 수급 변화에 따른 자원별 이용량 변화 분석. 한국농공학회논문집, 60(4), 93-103.</w:t>
+        <w:t>오윤경</w:t>
+      </w:r>
+      <w:r>
+        <w:t xml:space="preserve"> (2018). 농업경영체 등록정보를 활용한 밭 경작지의 공간적 파편화 특성 분석. 한국농공학회논문집, 60(2), 13-24.</w:t>
       </w:r>
       <w:r>
         <w:rPr>
           <w:i/>
         </w:rPr>
-        <w:t xml:space="preserve"> [공저자 · 피인용 1 · doi:10.5389/KSAE.2018.60.4.093]</w:t>
+        <w:t xml:space="preserve"> [공저자 · doi:10.5389/KSAE.2018.60.2.013]</w:t>
       </w:r>
     </w:p>
     <w:p>
@@ -4559,43 +4703,43 @@
         <w:rPr>
           <w:b w:val="0"/>
         </w:rPr>
+        <w:t>오윤경</w:t>
+      </w:r>
+      <w:r>
+        <w:t xml:space="preserve">, </w:t>
+      </w:r>
+      <w:r>
+        <w:rPr>
+          <w:b/>
+        </w:rPr>
+        <w:t>유승환</w:t>
+      </w:r>
+      <w:r>
+        <w:t xml:space="preserve">, </w:t>
+      </w:r>
+      <w:r>
+        <w:rPr>
+          <w:b w:val="0"/>
+        </w:rPr>
+        <w:t>최수명</w:t>
+      </w:r>
+      <w:r>
+        <w:t xml:space="preserve">, </w:t>
+      </w:r>
+      <w:r>
+        <w:rPr>
+          <w:b w:val="0"/>
+        </w:rPr>
         <w:t>이지민</w:t>
       </w:r>
       <w:r>
-        <w:t xml:space="preserve">, </w:t>
-      </w:r>
-      <w:r>
-        <w:rPr>
-          <w:b/>
-        </w:rPr>
-        <w:t>유승환</w:t>
-      </w:r>
-      <w:r>
-        <w:t xml:space="preserve">, </w:t>
-      </w:r>
-      <w:r>
-        <w:rPr>
-          <w:b w:val="0"/>
-        </w:rPr>
-        <w:t>오윤경</w:t>
-      </w:r>
-      <w:r>
-        <w:t xml:space="preserve">, </w:t>
-      </w:r>
-      <w:r>
-        <w:rPr>
-          <w:b w:val="0"/>
-        </w:rPr>
-        <w:t>김아라</w:t>
-      </w:r>
-      <w:r>
-        <w:t xml:space="preserve"> (2018). 지형 특성과 경작지 분포를 고려한 밭정비 유형 분석 - 무안군과 화순군 비교 -. 한국농공학회논문집, 60(6), 133-144.</w:t>
+        <w:t xml:space="preserve"> (2018). 농업경영체 등록정보와 공간데이터를 활용한 밭 이용 방안 연구: 전라남도 무안군·해남군을 중심으로. 한국농공학회논문집, 60(4), 27-35.</w:t>
       </w:r>
       <w:r>
         <w:rPr>
           <w:i/>
         </w:rPr>
-        <w:t xml:space="preserve"> [공저자 · doi:10.5389/KSAE.2018.60.6.133]</w:t>
+        <w:t xml:space="preserve"> [공저자 · doi:10.5389/KSAE.2018.60.4.027]</w:t>
       </w:r>
     </w:p>
     <w:p>
@@ -4606,61 +4750,16 @@
         <w:rPr>
           <w:b w:val="0"/>
         </w:rPr>
-        <w:t>박진현</w:t>
-      </w:r>
-      <w:r>
-        <w:t xml:space="preserve">, </w:t>
-      </w:r>
-      <w:r>
-        <w:rPr>
-          <w:b w:val="0"/>
-        </w:rPr>
-        <w:t>고재한</w:t>
-      </w:r>
-      <w:r>
-        <w:t xml:space="preserve">, </w:t>
-      </w:r>
-      <w:r>
-        <w:rPr>
-          <w:b w:val="0"/>
-        </w:rPr>
-        <w:t>조영준</w:t>
-      </w:r>
-      <w:r>
-        <w:t xml:space="preserve">, </w:t>
-      </w:r>
-      <w:r>
-        <w:rPr>
-          <w:b w:val="0"/>
-        </w:rPr>
-        <w:t>정경훈</w:t>
-      </w:r>
-      <w:r>
-        <w:t xml:space="preserve">, </w:t>
-      </w:r>
-      <w:r>
-        <w:rPr>
-          <w:b w:val="0"/>
-        </w:rPr>
-        <w:t>성무홍</w:t>
-      </w:r>
-      <w:r>
-        <w:t xml:space="preserve">, </w:t>
-      </w:r>
-      <w:r>
-        <w:rPr>
-          <w:b w:val="0"/>
-        </w:rPr>
-        <w:t>정형모</w:t>
-      </w:r>
-      <w:r>
-        <w:t xml:space="preserve">, </w:t>
-      </w:r>
-      <w:r>
-        <w:rPr>
-          <w:b w:val="0"/>
-        </w:rPr>
-        <w:t>박현규</w:t>
+        <w:t>이상현</w:t>
+      </w:r>
+      <w:r>
+        <w:t xml:space="preserve">, </w:t>
+      </w:r>
+      <w:r>
+        <w:rPr>
+          <w:b w:val="0"/>
+        </w:rPr>
+        <w:t>최진용</w:t>
       </w:r>
       <w:r>
         <w:t xml:space="preserve">, </w:t>
@@ -4678,16 +4777,16 @@
         <w:rPr>
           <w:b w:val="0"/>
         </w:rPr>
-        <w:t>윤광식</w:t>
-      </w:r>
-      <w:r>
-        <w:t xml:space="preserve"> (2018). 회복탄력성을 고려한 기상 시나리오별 가뭄 용수 공급방안: 나주호를 중심으로. 한국농공학회논문집, 60(5), 115-124.</w:t>
+        <w:t>허승오</w:t>
+      </w:r>
+      <w:r>
+        <w:t xml:space="preserve"> (2018). 물-에너지-식량-토지 넥서스를 통한 미래 쌀 수급 변화에 따른 자원별 이용량 변화 분석. 한국농공학회논문집, 60(4), 93-103.</w:t>
       </w:r>
       <w:r>
         <w:rPr>
           <w:i/>
         </w:rPr>
-        <w:t xml:space="preserve"> [공저자 · 피인용 1 · doi:10.5389/KSAE.2018.60.5.115]</w:t>
+        <w:t xml:space="preserve"> [공저자 · 피인용 1 · doi:10.5389/KSAE.2018.60.4.093]</w:t>
       </w:r>
     </w:p>
     <w:p>
@@ -4698,25 +4797,7 @@
         <w:rPr>
           <w:b w:val="0"/>
         </w:rPr>
-        <w:t>윤광식</w:t>
-      </w:r>
-      <w:r>
-        <w:t xml:space="preserve">, </w:t>
-      </w:r>
-      <w:r>
-        <w:rPr>
-          <w:b w:val="0"/>
-        </w:rPr>
-        <w:t>최수명</w:t>
-      </w:r>
-      <w:r>
-        <w:t xml:space="preserve">, </w:t>
-      </w:r>
-      <w:r>
-        <w:rPr>
-          <w:b w:val="0"/>
-        </w:rPr>
-        <w:t>채종훈</w:t>
+        <w:t>이지민</w:t>
       </w:r>
       <w:r>
         <w:t xml:space="preserve">, </w:t>
@@ -4734,52 +4815,25 @@
         <w:rPr>
           <w:b w:val="0"/>
         </w:rPr>
-        <w:t>최동호</w:t>
-      </w:r>
-      <w:r>
-        <w:t xml:space="preserve">, </w:t>
-      </w:r>
-      <w:r>
-        <w:rPr>
-          <w:b w:val="0"/>
-        </w:rPr>
-        <w:t>윤석군</w:t>
-      </w:r>
-      <w:r>
-        <w:t xml:space="preserve">, </w:t>
-      </w:r>
-      <w:r>
-        <w:rPr>
-          <w:b w:val="0"/>
-        </w:rPr>
-        <w:t>이창희</w:t>
-      </w:r>
-      <w:r>
-        <w:t xml:space="preserve">, </w:t>
-      </w:r>
-      <w:r>
-        <w:rPr>
-          <w:b w:val="0"/>
-        </w:rPr>
-        <w:t>정경훈</w:t>
-      </w:r>
-      <w:r>
-        <w:t xml:space="preserve">, </w:t>
-      </w:r>
-      <w:r>
-        <w:rPr>
-          <w:b w:val="0"/>
-        </w:rPr>
-        <w:t>신길채</w:t>
-      </w:r>
-      <w:r>
-        <w:t xml:space="preserve"> (2017). 경제성 지표를 활용한 농업용저수지의 생활용수 공급가능성 평가. 농촌계획, 23(1), 85-96.</w:t>
+        <w:t>오윤경</w:t>
+      </w:r>
+      <w:r>
+        <w:t xml:space="preserve">, </w:t>
+      </w:r>
+      <w:r>
+        <w:rPr>
+          <w:b w:val="0"/>
+        </w:rPr>
+        <w:t>김아라</w:t>
+      </w:r>
+      <w:r>
+        <w:t xml:space="preserve"> (2018). 지형 특성과 경작지 분포를 고려한 밭정비 유형 분석 - 무안군과 화순군 비교 -. 한국농공학회논문집, 60(6), 133-144.</w:t>
       </w:r>
       <w:r>
         <w:rPr>
           <w:i/>
         </w:rPr>
-        <w:t xml:space="preserve"> [공저자 · doi:10.7851/ksrp.2017.23.1.085]</w:t>
+        <w:t xml:space="preserve"> [공저자 · doi:10.5389/KSAE.2018.60.6.133]</w:t>
       </w:r>
     </w:p>
     <w:p>
@@ -4790,43 +4844,61 @@
         <w:rPr>
           <w:b w:val="0"/>
         </w:rPr>
-        <w:t>김태곤</w:t>
-      </w:r>
-      <w:r>
-        <w:t xml:space="preserve">, </w:t>
-      </w:r>
-      <w:r>
-        <w:rPr>
-          <w:b w:val="0"/>
-        </w:rPr>
-        <w:t>서교</w:t>
-      </w:r>
-      <w:r>
-        <w:t xml:space="preserve">, </w:t>
-      </w:r>
-      <w:r>
-        <w:rPr>
-          <w:b w:val="0"/>
-        </w:rPr>
-        <w:t>남원호</w:t>
-      </w:r>
-      <w:r>
-        <w:t xml:space="preserve">, </w:t>
-      </w:r>
-      <w:r>
-        <w:rPr>
-          <w:b w:val="0"/>
-        </w:rPr>
-        <w:t>이제명</w:t>
-      </w:r>
-      <w:r>
-        <w:t xml:space="preserve">, </w:t>
-      </w:r>
-      <w:r>
-        <w:rPr>
-          <w:b w:val="0"/>
-        </w:rPr>
-        <w:t>황세운</w:t>
+        <w:t>박진현</w:t>
+      </w:r>
+      <w:r>
+        <w:t xml:space="preserve">, </w:t>
+      </w:r>
+      <w:r>
+        <w:rPr>
+          <w:b w:val="0"/>
+        </w:rPr>
+        <w:t>고재한</w:t>
+      </w:r>
+      <w:r>
+        <w:t xml:space="preserve">, </w:t>
+      </w:r>
+      <w:r>
+        <w:rPr>
+          <w:b w:val="0"/>
+        </w:rPr>
+        <w:t>조영준</w:t>
+      </w:r>
+      <w:r>
+        <w:t xml:space="preserve">, </w:t>
+      </w:r>
+      <w:r>
+        <w:rPr>
+          <w:b w:val="0"/>
+        </w:rPr>
+        <w:t>정경훈</w:t>
+      </w:r>
+      <w:r>
+        <w:t xml:space="preserve">, </w:t>
+      </w:r>
+      <w:r>
+        <w:rPr>
+          <w:b w:val="0"/>
+        </w:rPr>
+        <w:t>성무홍</w:t>
+      </w:r>
+      <w:r>
+        <w:t xml:space="preserve">, </w:t>
+      </w:r>
+      <w:r>
+        <w:rPr>
+          <w:b w:val="0"/>
+        </w:rPr>
+        <w:t>정형모</w:t>
+      </w:r>
+      <w:r>
+        <w:t xml:space="preserve">, </w:t>
+      </w:r>
+      <w:r>
+        <w:rPr>
+          <w:b w:val="0"/>
+        </w:rPr>
+        <w:t>박현규</w:t>
       </w:r>
       <w:r>
         <w:t xml:space="preserve">, </w:t>
@@ -4844,16 +4916,16 @@
         <w:rPr>
           <w:b w:val="0"/>
         </w:rPr>
-        <w:t>홍순욱</w:t>
-      </w:r>
-      <w:r>
-        <w:t xml:space="preserve"> (2016). 기후변화 시나리오를 이용한 미래 읍면동단위 기준증발산량 데이터베이스 설계 및 구축. 농촌계획, 22(4), 71-80.</w:t>
+        <w:t>윤광식</w:t>
+      </w:r>
+      <w:r>
+        <w:t xml:space="preserve"> (2018). 회복탄력성을 고려한 기상 시나리오별 가뭄 용수 공급방안: 나주호를 중심으로. 한국농공학회논문집, 60(5), 115-124.</w:t>
       </w:r>
       <w:r>
         <w:rPr>
           <w:i/>
         </w:rPr>
-        <w:t xml:space="preserve"> [공저자 · 피인용 1 · doi:10.7851/ksrp.2016.22.4.071]</w:t>
+        <w:t xml:space="preserve"> [공저자 · 피인용 1 · doi:10.5389/KSAE.2018.60.5.115]</w:t>
       </w:r>
     </w:p>
     <w:p>
@@ -4864,16 +4936,25 @@
         <w:rPr>
           <w:b w:val="0"/>
         </w:rPr>
-        <w:t>이상현</w:t>
-      </w:r>
-      <w:r>
-        <w:t xml:space="preserve">, </w:t>
-      </w:r>
-      <w:r>
-        <w:rPr>
-          <w:b w:val="0"/>
-        </w:rPr>
-        <w:t>최진용</w:t>
+        <w:t>윤광식</w:t>
+      </w:r>
+      <w:r>
+        <w:t xml:space="preserve">, </w:t>
+      </w:r>
+      <w:r>
+        <w:rPr>
+          <w:b w:val="0"/>
+        </w:rPr>
+        <w:t>최수명</w:t>
+      </w:r>
+      <w:r>
+        <w:t xml:space="preserve">, </w:t>
+      </w:r>
+      <w:r>
+        <w:rPr>
+          <w:b w:val="0"/>
+        </w:rPr>
+        <w:t>채종훈</w:t>
       </w:r>
       <w:r>
         <w:t xml:space="preserve">, </w:t>
@@ -4891,16 +4972,52 @@
         <w:rPr>
           <w:b w:val="0"/>
         </w:rPr>
-        <w:t>김윤형</w:t>
-      </w:r>
-      <w:r>
-        <w:t xml:space="preserve"> (2016). 쌀 생산 및 소비에 따른 지역 간 청색 가상수 흐름 추정을 통한 지역 수자원의 기여도 분석. 한국농공학회논문집, 58(1), 73-80.</w:t>
+        <w:t>최동호</w:t>
+      </w:r>
+      <w:r>
+        <w:t xml:space="preserve">, </w:t>
+      </w:r>
+      <w:r>
+        <w:rPr>
+          <w:b w:val="0"/>
+        </w:rPr>
+        <w:t>윤석군</w:t>
+      </w:r>
+      <w:r>
+        <w:t xml:space="preserve">, </w:t>
+      </w:r>
+      <w:r>
+        <w:rPr>
+          <w:b w:val="0"/>
+        </w:rPr>
+        <w:t>이창희</w:t>
+      </w:r>
+      <w:r>
+        <w:t xml:space="preserve">, </w:t>
+      </w:r>
+      <w:r>
+        <w:rPr>
+          <w:b w:val="0"/>
+        </w:rPr>
+        <w:t>정경훈</w:t>
+      </w:r>
+      <w:r>
+        <w:t xml:space="preserve">, </w:t>
+      </w:r>
+      <w:r>
+        <w:rPr>
+          <w:b w:val="0"/>
+        </w:rPr>
+        <w:t>신길채</w:t>
+      </w:r>
+      <w:r>
+        <w:t xml:space="preserve"> (2017). 경제성 지표를 활용한 농업용저수지의 생활용수 공급가능성 평가. 농촌계획, 23(1), 85-96.</w:t>
       </w:r>
       <w:r>
         <w:rPr>
           <w:i/>
         </w:rPr>
-        <w:t xml:space="preserve"> [공저자 · doi:10.5389/KSAE.2016.58.1.073]</w:t>
+        <w:t xml:space="preserve"> [공저자 · doi:10.7851/ksrp.2017.23.1.085]</w:t>
       </w:r>
     </w:p>
     <w:p>
@@ -4911,6 +5028,42 @@
         <w:rPr>
           <w:b w:val="0"/>
         </w:rPr>
+        <w:t>김태곤</w:t>
+      </w:r>
+      <w:r>
+        <w:t xml:space="preserve">, </w:t>
+      </w:r>
+      <w:r>
+        <w:rPr>
+          <w:b w:val="0"/>
+        </w:rPr>
+        <w:t>서교</w:t>
+      </w:r>
+      <w:r>
+        <w:t xml:space="preserve">, </w:t>
+      </w:r>
+      <w:r>
+        <w:rPr>
+          <w:b w:val="0"/>
+        </w:rPr>
+        <w:t>남원호</w:t>
+      </w:r>
+      <w:r>
+        <w:t xml:space="preserve">, </w:t>
+      </w:r>
+      <w:r>
+        <w:rPr>
+          <w:b w:val="0"/>
+        </w:rPr>
+        <w:t>이제명</w:t>
+      </w:r>
+      <w:r>
+        <w:t xml:space="preserve">, </w:t>
+      </w:r>
+      <w:r>
+        <w:rPr>
+          <w:b w:val="0"/>
+        </w:rPr>
         <w:t>황세운</w:t>
       </w:r>
       <w:r>
@@ -4918,36 +5071,27 @@
       </w:r>
       <w:r>
         <w:rPr>
-          <w:b w:val="0"/>
-        </w:rPr>
-        <w:t>김동현</w:t>
-      </w:r>
-      <w:r>
-        <w:t xml:space="preserve">, </w:t>
-      </w:r>
-      <w:r>
-        <w:rPr>
-          <w:b w:val="0"/>
-        </w:rPr>
-        <w:t>신상민</w:t>
-      </w:r>
-      <w:r>
-        <w:t xml:space="preserve">, </w:t>
-      </w:r>
-      <w:r>
-        <w:rPr>
           <w:b/>
         </w:rPr>
         <w:t>유승환</w:t>
       </w:r>
       <w:r>
-        <w:t xml:space="preserve"> (2016). 적용 기법에 따른 강우침식인자 산정 결과의 시공간적 불확실성. 한국농공학회논문집, 58(6), 55-69.</w:t>
+        <w:t xml:space="preserve">, </w:t>
+      </w:r>
+      <w:r>
+        <w:rPr>
+          <w:b w:val="0"/>
+        </w:rPr>
+        <w:t>홍순욱</w:t>
+      </w:r>
+      <w:r>
+        <w:t xml:space="preserve"> (2016). 기후변화 시나리오를 이용한 미래 읍면동단위 기준증발산량 데이터베이스 설계 및 구축. 농촌계획, 22(4), 71-80.</w:t>
       </w:r>
       <w:r>
         <w:rPr>
           <w:i/>
         </w:rPr>
-        <w:t xml:space="preserve"> [공저자 · 피인용 1 · doi:10.5389/KSAE.2016.58.6.055]</w:t>
+        <w:t xml:space="preserve"> [공저자 · 피인용 1 · doi:10.7851/ksrp.2016.22.4.071]</w:t>
       </w:r>
     </w:p>
     <w:p>
@@ -4956,6 +5100,24 @@
       </w:pPr>
       <w:r>
         <w:rPr>
+          <w:b w:val="0"/>
+        </w:rPr>
+        <w:t>이상현</w:t>
+      </w:r>
+      <w:r>
+        <w:t xml:space="preserve">, </w:t>
+      </w:r>
+      <w:r>
+        <w:rPr>
+          <w:b w:val="0"/>
+        </w:rPr>
+        <w:t>최진용</w:t>
+      </w:r>
+      <w:r>
+        <w:t xml:space="preserve">, </w:t>
+      </w:r>
+      <w:r>
+        <w:rPr>
           <w:b/>
         </w:rPr>
         <w:t>유승환</w:t>
@@ -4967,34 +5129,16 @@
         <w:rPr>
           <w:b w:val="0"/>
         </w:rPr>
-        <w:t>김태곤</w:t>
-      </w:r>
-      <w:r>
-        <w:t xml:space="preserve">, </w:t>
-      </w:r>
-      <w:r>
-        <w:rPr>
-          <w:b w:val="0"/>
-        </w:rPr>
-        <w:t>이상현</w:t>
-      </w:r>
-      <w:r>
-        <w:t xml:space="preserve">, </w:t>
-      </w:r>
-      <w:r>
-        <w:rPr>
-          <w:b w:val="0"/>
-        </w:rPr>
-        <w:t>최진용</w:t>
-      </w:r>
-      <w:r>
-        <w:t xml:space="preserve"> (2015). 농업수자원 기후변화 영향평가를 위한 CMIP5 GCMs의 기후 전망자료 경향성 분석. 한국농공학회논문집, 57(5), 69-80.</w:t>
+        <w:t>김윤형</w:t>
+      </w:r>
+      <w:r>
+        <w:t xml:space="preserve"> (2016). 쌀 생산 및 소비에 따른 지역 간 청색 가상수 흐름 추정을 통한 지역 수자원의 기여도 분석. 한국농공학회논문집, 58(1), 73-80.</w:t>
       </w:r>
       <w:r>
         <w:rPr>
           <w:i/>
         </w:rPr>
-        <w:t xml:space="preserve"> [주저자 · 피인용 6 · doi:10.5389/KSAE.2015.57.5.069]</w:t>
+        <w:t xml:space="preserve"> [공저자 · doi:10.5389/KSAE.2016.58.1.073]</w:t>
       </w:r>
     </w:p>
     <w:p>
@@ -5005,16 +5149,25 @@
         <w:rPr>
           <w:b w:val="0"/>
         </w:rPr>
-        <w:t>이상현</w:t>
-      </w:r>
-      <w:r>
-        <w:t xml:space="preserve">, </w:t>
-      </w:r>
-      <w:r>
-        <w:rPr>
-          <w:b w:val="0"/>
-        </w:rPr>
-        <w:t>최진용</w:t>
+        <w:t>황세운</w:t>
+      </w:r>
+      <w:r>
+        <w:t xml:space="preserve">, </w:t>
+      </w:r>
+      <w:r>
+        <w:rPr>
+          <w:b w:val="0"/>
+        </w:rPr>
+        <w:t>김동현</w:t>
+      </w:r>
+      <w:r>
+        <w:t xml:space="preserve">, </w:t>
+      </w:r>
+      <w:r>
+        <w:rPr>
+          <w:b w:val="0"/>
+        </w:rPr>
+        <w:t>신상민</w:t>
       </w:r>
       <w:r>
         <w:t xml:space="preserve">, </w:t>
@@ -5026,13 +5179,13 @@
         <w:t>유승환</w:t>
       </w:r>
       <w:r>
-        <w:t xml:space="preserve"> (2015). 식품 소비 및 칼로리 공급 변화에 따른 가상수 소비량의 변화 분석. 한국농공학회논문집, 57(3), 77-86.</w:t>
+        <w:t xml:space="preserve"> (2016). 적용 기법에 따른 강우침식인자 산정 결과의 시공간적 불확실성. 한국농공학회논문집, 58(6), 55-69.</w:t>
       </w:r>
       <w:r>
         <w:rPr>
           <w:i/>
         </w:rPr>
-        <w:t xml:space="preserve"> [공저자 · 피인용 2 · doi:10.5389/KSAE.2015.57.3.077]</w:t>
+        <w:t xml:space="preserve"> [공저자 · 피인용 1 · doi:10.5389/KSAE.2016.58.6.055]</w:t>
       </w:r>
     </w:p>
     <w:p>
@@ -5041,9 +5194,27 @@
       </w:pPr>
       <w:r>
         <w:rPr>
-          <w:b w:val="0"/>
-        </w:rPr>
-        <w:t>홍은미</w:t>
+          <w:b/>
+        </w:rPr>
+        <w:t>유승환</w:t>
+      </w:r>
+      <w:r>
+        <w:t xml:space="preserve">, </w:t>
+      </w:r>
+      <w:r>
+        <w:rPr>
+          <w:b w:val="0"/>
+        </w:rPr>
+        <w:t>김태곤</w:t>
+      </w:r>
+      <w:r>
+        <w:t xml:space="preserve">, </w:t>
+      </w:r>
+      <w:r>
+        <w:rPr>
+          <w:b w:val="0"/>
+        </w:rPr>
+        <w:t>이상현</w:t>
       </w:r>
       <w:r>
         <w:t xml:space="preserve">, </w:t>
@@ -5055,40 +5226,13 @@
         <w:t>최진용</w:t>
       </w:r>
       <w:r>
-        <w:t xml:space="preserve">, </w:t>
-      </w:r>
-      <w:r>
-        <w:rPr>
-          <w:b w:val="0"/>
-        </w:rPr>
-        <w:t>남원호</w:t>
-      </w:r>
-      <w:r>
-        <w:t xml:space="preserve">, </w:t>
-      </w:r>
-      <w:r>
-        <w:rPr>
-          <w:b w:val="0"/>
-        </w:rPr>
-        <w:t>이상현</w:t>
-      </w:r>
-      <w:r>
-        <w:t xml:space="preserve">, </w:t>
-      </w:r>
-      <w:r>
-        <w:rPr>
-          <w:b/>
-        </w:rPr>
-        <w:t>유승환</w:t>
-      </w:r>
-      <w:r>
-        <w:t xml:space="preserve"> (2015). 액비 시비에 따른 포플러시험포 토양수 및 천층지하수 수질 영향 평가. 한국농공학회논문집, 57(1), 25-35.</w:t>
+        <w:t xml:space="preserve"> (2015). 농업수자원 기후변화 영향평가를 위한 CMIP5 GCMs의 기후 전망자료 경향성 분석. 한국농공학회논문집, 57(5), 69-80.</w:t>
       </w:r>
       <w:r>
         <w:rPr>
           <w:i/>
         </w:rPr>
-        <w:t xml:space="preserve"> [공저자 · doi:10.5389/KSAE.2015.57.1.025]</w:t>
+        <w:t xml:space="preserve"> [주저자 · 피인용 6 · doi:10.5389/KSAE.2015.57.5.069]</w:t>
       </w:r>
     </w:p>
     <w:p>
@@ -5120,31 +5264,13 @@
         <w:t>유승환</w:t>
       </w:r>
       <w:r>
-        <w:t xml:space="preserve">, </w:t>
-      </w:r>
-      <w:r>
-        <w:rPr>
-          <w:b w:val="0"/>
-        </w:rPr>
-        <w:t>김영득</w:t>
-      </w:r>
-      <w:r>
-        <w:t xml:space="preserve">, </w:t>
-      </w:r>
-      <w:r>
-        <w:rPr>
-          <w:b w:val="0"/>
-        </w:rPr>
-        <w:t>신안국</w:t>
-      </w:r>
-      <w:r>
-        <w:t xml:space="preserve"> (2015). 한국의 축산물 물발자국 산정. 한국농공학회논문집, 57(2), 85-92.</w:t>
+        <w:t xml:space="preserve"> (2015). 식품 소비 및 칼로리 공급 변화에 따른 가상수 소비량의 변화 분석. 한국농공학회논문집, 57(3), 77-86.</w:t>
       </w:r>
       <w:r>
         <w:rPr>
           <w:i/>
         </w:rPr>
-        <w:t xml:space="preserve"> [공저자 · 피인용 9 · doi:10.5389/KSAE.2015.57.2.085]</w:t>
+        <w:t xml:space="preserve"> [공저자 · 피인용 2 · doi:10.5389/KSAE.2015.57.3.077]</w:t>
       </w:r>
     </w:p>
     <w:p>
@@ -5153,36 +5279,54 @@
       </w:pPr>
       <w:r>
         <w:rPr>
+          <w:b w:val="0"/>
+        </w:rPr>
+        <w:t>홍은미</w:t>
+      </w:r>
+      <w:r>
+        <w:t xml:space="preserve">, </w:t>
+      </w:r>
+      <w:r>
+        <w:rPr>
+          <w:b w:val="0"/>
+        </w:rPr>
+        <w:t>최진용</w:t>
+      </w:r>
+      <w:r>
+        <w:t xml:space="preserve">, </w:t>
+      </w:r>
+      <w:r>
+        <w:rPr>
+          <w:b w:val="0"/>
+        </w:rPr>
+        <w:t>남원호</w:t>
+      </w:r>
+      <w:r>
+        <w:t xml:space="preserve">, </w:t>
+      </w:r>
+      <w:r>
+        <w:rPr>
+          <w:b w:val="0"/>
+        </w:rPr>
+        <w:t>이상현</w:t>
+      </w:r>
+      <w:r>
+        <w:t xml:space="preserve">, </w:t>
+      </w:r>
+      <w:r>
+        <w:rPr>
           <w:b/>
         </w:rPr>
         <w:t>유승환</w:t>
       </w:r>
       <w:r>
-        <w:t xml:space="preserve">, </w:t>
-      </w:r>
-      <w:r>
-        <w:rPr>
-          <w:b w:val="0"/>
-        </w:rPr>
-        <w:t>이상현</w:t>
-      </w:r>
-      <w:r>
-        <w:t xml:space="preserve">, </w:t>
-      </w:r>
-      <w:r>
-        <w:rPr>
-          <w:b w:val="0"/>
-        </w:rPr>
-        <w:t>최진용</w:t>
-      </w:r>
-      <w:r>
-        <w:t xml:space="preserve"> (2014). 한국의 밭작물 생산에서의 물발자국 산정. 한국농공학회논문집, 56(3), 65-74.</w:t>
+        <w:t xml:space="preserve"> (2015). 액비 시비에 따른 포플러시험포 토양수 및 천층지하수 수질 영향 평가. 한국농공학회논문집, 57(1), 25-35.</w:t>
       </w:r>
       <w:r>
         <w:rPr>
           <w:i/>
         </w:rPr>
-        <w:t xml:space="preserve"> [주저자 · 피인용 14 · doi:10.5389/KSAE.2014.56.3.065]</w:t>
+        <w:t xml:space="preserve"> [공저자 · doi:10.5389/KSAE.2015.57.1.025]</w:t>
       </w:r>
     </w:p>
     <w:p>
@@ -5193,7 +5337,7 @@
         <w:rPr>
           <w:b w:val="0"/>
         </w:rPr>
-        <w:t>박나영</w:t>
+        <w:t>이상현</w:t>
       </w:r>
       <w:r>
         <w:t xml:space="preserve">, </w:t>
@@ -5220,16 +5364,25 @@
         <w:rPr>
           <w:b w:val="0"/>
         </w:rPr>
-        <w:t>이상현</w:t>
-      </w:r>
-      <w:r>
-        <w:t xml:space="preserve"> (2013). RCP 시나리오 기반 농업용 저수지의 내한능력 평가. 한국농공학회논문집, 55(3), 13-24.</w:t>
+        <w:t>김영득</w:t>
+      </w:r>
+      <w:r>
+        <w:t xml:space="preserve">, </w:t>
+      </w:r>
+      <w:r>
+        <w:rPr>
+          <w:b w:val="0"/>
+        </w:rPr>
+        <w:t>신안국</w:t>
+      </w:r>
+      <w:r>
+        <w:t xml:space="preserve"> (2015). 한국의 축산물 물발자국 산정. 한국농공학회논문집, 57(2), 85-92.</w:t>
       </w:r>
       <w:r>
         <w:rPr>
           <w:i/>
         </w:rPr>
-        <w:t xml:space="preserve"> [공저자 · 피인용 2 · doi:10.5389/KSAE.2013.55.3.013]</w:t>
+        <w:t xml:space="preserve"> [공저자 · 피인용 9 · doi:10.5389/KSAE.2015.57.2.085]</w:t>
       </w:r>
     </w:p>
     <w:p>
@@ -5238,6 +5391,15 @@
       </w:pPr>
       <w:r>
         <w:rPr>
+          <w:b/>
+        </w:rPr>
+        <w:t>유승환</w:t>
+      </w:r>
+      <w:r>
+        <w:t xml:space="preserve">, </w:t>
+      </w:r>
+      <w:r>
+        <w:rPr>
           <w:b w:val="0"/>
         </w:rPr>
         <w:t>이상현</w:t>
@@ -5247,36 +5409,18 @@
       </w:r>
       <w:r>
         <w:rPr>
-          <w:b/>
-        </w:rPr>
-        <w:t>유승환</w:t>
-      </w:r>
-      <w:r>
-        <w:t xml:space="preserve">, </w:t>
-      </w:r>
-      <w:r>
-        <w:rPr>
-          <w:b w:val="0"/>
-        </w:rPr>
-        <w:t>박나영</w:t>
-      </w:r>
-      <w:r>
-        <w:t xml:space="preserve">, </w:t>
-      </w:r>
-      <w:r>
-        <w:rPr>
           <w:b w:val="0"/>
         </w:rPr>
         <w:t>최진용</w:t>
       </w:r>
       <w:r>
-        <w:t xml:space="preserve"> (2013). 둑높이기 농업용저수지의 운영기준에 따른 환경용수 방류패턴 분석. 한국농공학회논문집, 55(3), 51-62.</w:t>
+        <w:t xml:space="preserve"> (2014). 한국의 밭작물 생산에서의 물발자국 산정. 한국농공학회논문집, 56(3), 65-74.</w:t>
       </w:r>
       <w:r>
         <w:rPr>
           <w:i/>
         </w:rPr>
-        <w:t xml:space="preserve"> [공저자 · 피인용 4 · doi:10.5389/KSAE.2013.55.3.051]</w:t>
+        <w:t xml:space="preserve"> [주저자 · 피인용 14 · doi:10.5389/KSAE.2014.56.3.065]</w:t>
       </w:r>
     </w:p>
     <w:p>
@@ -5287,7 +5431,16 @@
         <w:rPr>
           <w:b w:val="0"/>
         </w:rPr>
-        <w:t>허용구</w:t>
+        <w:t>박나영</w:t>
+      </w:r>
+      <w:r>
+        <w:t xml:space="preserve">, </w:t>
+      </w:r>
+      <w:r>
+        <w:rPr>
+          <w:b w:val="0"/>
+        </w:rPr>
+        <w:t>최진용</w:t>
       </w:r>
       <w:r>
         <w:t xml:space="preserve">, </w:t>
@@ -5299,13 +5452,22 @@
         <w:t>유승환</w:t>
       </w:r>
       <w:r>
-        <w:t xml:space="preserve"> (2013). 수문인자추출에서의 SRTM DEM (Shuttle Radar Topography Mission Digital Elevation Model) 적용성 평가: 대동강 및 금강 지역 사례연구. 한국농공학회논문집, 55(6), 101-112.</w:t>
+        <w:t xml:space="preserve">, </w:t>
+      </w:r>
+      <w:r>
+        <w:rPr>
+          <w:b w:val="0"/>
+        </w:rPr>
+        <w:t>이상현</w:t>
+      </w:r>
+      <w:r>
+        <w:t xml:space="preserve"> (2013). RCP 시나리오 기반 농업용 저수지의 내한능력 평가. 한국농공학회논문집, 55(3), 13-24.</w:t>
       </w:r>
       <w:r>
         <w:rPr>
           <w:i/>
         </w:rPr>
-        <w:t xml:space="preserve"> [교신저자 · 피인용 1 · doi:10.5389/KSAE.2013.55.6.101]</w:t>
+        <w:t xml:space="preserve"> [공저자 · 피인용 2 · doi:10.5389/KSAE.2013.55.3.013]</w:t>
       </w:r>
     </w:p>
     <w:p>
@@ -5314,6 +5476,15 @@
       </w:pPr>
       <w:r>
         <w:rPr>
+          <w:b w:val="0"/>
+        </w:rPr>
+        <w:t>이상현</w:t>
+      </w:r>
+      <w:r>
+        <w:t xml:space="preserve">, </w:t>
+      </w:r>
+      <w:r>
+        <w:rPr>
           <w:b/>
         </w:rPr>
         <w:t>유승환</w:t>
@@ -5325,43 +5496,25 @@
         <w:rPr>
           <w:b w:val="0"/>
         </w:rPr>
+        <w:t>박나영</w:t>
+      </w:r>
+      <w:r>
+        <w:t xml:space="preserve">, </w:t>
+      </w:r>
+      <w:r>
+        <w:rPr>
+          <w:b w:val="0"/>
+        </w:rPr>
         <w:t>최진용</w:t>
       </w:r>
       <w:r>
-        <w:t xml:space="preserve">, </w:t>
-      </w:r>
-      <w:r>
-        <w:rPr>
-          <w:b w:val="0"/>
-        </w:rPr>
-        <w:t>이상현</w:t>
-      </w:r>
-      <w:r>
-        <w:t xml:space="preserve">, </w:t>
-      </w:r>
-      <w:r>
-        <w:rPr>
-          <w:b w:val="0"/>
-        </w:rPr>
-        <w:t>오윤경</w:t>
-      </w:r>
-      <w:r>
-        <w:t xml:space="preserve">, </w:t>
-      </w:r>
-      <w:r>
-        <w:rPr>
-          <w:b w:val="0"/>
-        </w:rPr>
-        <w:t>박나영</w:t>
-      </w:r>
-      <w:r>
-        <w:t xml:space="preserve"> (2012). 고해상도 기후시나리오를 이용한 논용수 수요량 및 단위용수량의 기후변화 영향 분석. 한국농공학회논문집, 54(2), 15-26.</w:t>
+        <w:t xml:space="preserve"> (2013). 둑높이기 농업용저수지의 운영기준에 따른 환경용수 방류패턴 분석. 한국농공학회논문집, 55(3), 51-62.</w:t>
       </w:r>
       <w:r>
         <w:rPr>
           <w:i/>
         </w:rPr>
-        <w:t xml:space="preserve"> [주저자 · 피인용 12 · doi:10.5389/KSAE.2012.54.2.015]</w:t>
+        <w:t xml:space="preserve"> [공저자 · 피인용 4 · doi:10.5389/KSAE.2013.55.3.051]</w:t>
       </w:r>
     </w:p>
     <w:p>
@@ -5372,7 +5525,7 @@
         <w:rPr>
           <w:b w:val="0"/>
         </w:rPr>
-        <w:t>오윤경</w:t>
+        <w:t>허용구</w:t>
       </w:r>
       <w:r>
         <w:t xml:space="preserve">, </w:t>
@@ -5384,49 +5537,13 @@
         <w:t>유승환</w:t>
       </w:r>
       <w:r>
-        <w:t xml:space="preserve">, </w:t>
-      </w:r>
-      <w:r>
-        <w:rPr>
-          <w:b w:val="0"/>
-        </w:rPr>
-        <w:t>이상현</w:t>
-      </w:r>
-      <w:r>
-        <w:t xml:space="preserve">, </w:t>
-      </w:r>
-      <w:r>
-        <w:rPr>
-          <w:b w:val="0"/>
-        </w:rPr>
-        <w:t>박나영</w:t>
-      </w:r>
-      <w:r>
-        <w:t xml:space="preserve">, </w:t>
-      </w:r>
-      <w:r>
-        <w:rPr>
-          <w:b w:val="0"/>
-        </w:rPr>
-        <w:t>최진용</w:t>
-      </w:r>
-      <w:r>
-        <w:t xml:space="preserve">, </w:t>
-      </w:r>
-      <w:r>
-        <w:rPr>
-          <w:b w:val="0"/>
-        </w:rPr>
-        <w:t>윤동균</w:t>
-      </w:r>
-      <w:r>
-        <w:t xml:space="preserve"> (2012). 기후변화 시나리오 (A1B)에 따른 농업용 저수지 유역의 미래 토지피복변화 예측 및 논 면적 변화 특성 분석. 한국농공학회논문집, 54(2), 77-86.</w:t>
+        <w:t xml:space="preserve"> (2013). 수문인자추출에서의 SRTM DEM (Shuttle Radar Topography Mission Digital Elevation Model) 적용성 평가: 대동강 및 금강 지역 사례연구. 한국농공학회논문집, 55(6), 101-112.</w:t>
       </w:r>
       <w:r>
         <w:rPr>
           <w:i/>
         </w:rPr>
-        <w:t xml:space="preserve"> [공저자 · 피인용 2 · doi:10.5389/KSAE.2012.54.2.077]</w:t>
+        <w:t xml:space="preserve"> [교신저자 · 피인용 1 · doi:10.5389/KSAE.2013.55.6.101]</w:t>
       </w:r>
     </w:p>
     <w:p>
@@ -5435,9 +5552,9 @@
       </w:pPr>
       <w:r>
         <w:rPr>
-          <w:b w:val="0"/>
-        </w:rPr>
-        <w:t>이태석</w:t>
+          <w:b/>
+        </w:rPr>
+        <w:t>유승환</w:t>
       </w:r>
       <w:r>
         <w:t xml:space="preserve">, </w:t>
@@ -5453,15 +5570,6 @@
       </w:r>
       <w:r>
         <w:rPr>
-          <w:b/>
-        </w:rPr>
-        <w:t>유승환</w:t>
-      </w:r>
-      <w:r>
-        <w:t xml:space="preserve">, </w:t>
-      </w:r>
-      <w:r>
-        <w:rPr>
           <w:b w:val="0"/>
         </w:rPr>
         <w:t>이상현</w:t>
@@ -5476,13 +5584,22 @@
         <w:t>오윤경</w:t>
       </w:r>
       <w:r>
-        <w:t xml:space="preserve"> (2012). 기후변화 시나리오에 따른 미래 논벼의 소비수량 및 생산량 변화 분석. 한국농공학회논문집, 54(1), 47-54.</w:t>
+        <w:t xml:space="preserve">, </w:t>
+      </w:r>
+      <w:r>
+        <w:rPr>
+          <w:b w:val="0"/>
+        </w:rPr>
+        <w:t>박나영</w:t>
+      </w:r>
+      <w:r>
+        <w:t xml:space="preserve"> (2012). 고해상도 기후시나리오를 이용한 논용수 수요량 및 단위용수량의 기후변화 영향 분석. 한국농공학회논문집, 54(2), 15-26.</w:t>
       </w:r>
       <w:r>
         <w:rPr>
           <w:i/>
         </w:rPr>
-        <w:t xml:space="preserve"> [공저자 · 피인용 13 · doi:10.5389/KSAE.2012.54.1.047]</w:t>
+        <w:t xml:space="preserve"> [주저자 · 피인용 12 · doi:10.5389/KSAE.2012.54.2.015]</w:t>
       </w:r>
     </w:p>
     <w:p>
@@ -5491,6 +5608,15 @@
       </w:pPr>
       <w:r>
         <w:rPr>
+          <w:b w:val="0"/>
+        </w:rPr>
+        <w:t>오윤경</w:t>
+      </w:r>
+      <w:r>
+        <w:t xml:space="preserve">, </w:t>
+      </w:r>
+      <w:r>
+        <w:rPr>
           <w:b/>
         </w:rPr>
         <w:t>유승환</w:t>
@@ -5502,6 +5628,24 @@
         <w:rPr>
           <w:b w:val="0"/>
         </w:rPr>
+        <w:t>이상현</w:t>
+      </w:r>
+      <w:r>
+        <w:t xml:space="preserve">, </w:t>
+      </w:r>
+      <w:r>
+        <w:rPr>
+          <w:b w:val="0"/>
+        </w:rPr>
+        <w:t>박나영</w:t>
+      </w:r>
+      <w:r>
+        <w:t xml:space="preserve">, </w:t>
+      </w:r>
+      <w:r>
+        <w:rPr>
+          <w:b w:val="0"/>
+        </w:rPr>
         <w:t>최진용</w:t>
       </w:r>
       <w:r>
@@ -5511,34 +5655,16 @@
         <w:rPr>
           <w:b w:val="0"/>
         </w:rPr>
-        <w:t>남원호</w:t>
-      </w:r>
-      <w:r>
-        <w:t xml:space="preserve">, </w:t>
-      </w:r>
-      <w:r>
-        <w:rPr>
-          <w:b w:val="0"/>
-        </w:rPr>
-        <w:t>김태곤</w:t>
-      </w:r>
-      <w:r>
-        <w:t xml:space="preserve">, </w:t>
-      </w:r>
-      <w:r>
-        <w:rPr>
-          <w:b w:val="0"/>
-        </w:rPr>
-        <w:t>고광돈</w:t>
-      </w:r>
-      <w:r>
-        <w:t xml:space="preserve"> (2012). 농업가뭄대응을 위한 가뭄기상시나리오 모델 개발 및 적용. 한국농공학회논문집, 54(2), 67-75.</w:t>
+        <w:t>윤동균</w:t>
+      </w:r>
+      <w:r>
+        <w:t xml:space="preserve"> (2012). 기후변화 시나리오 (A1B)에 따른 농업용 저수지 유역의 미래 토지피복변화 예측 및 논 면적 변화 특성 분석. 한국농공학회논문집, 54(2), 77-86.</w:t>
       </w:r>
       <w:r>
         <w:rPr>
           <w:i/>
         </w:rPr>
-        <w:t xml:space="preserve"> [주저자 · 피인용 1 · doi:10.5389/KSAE.2012.54.2.067]</w:t>
+        <w:t xml:space="preserve"> [공저자 · 피인용 2 · doi:10.5389/KSAE.2012.54.2.077]</w:t>
       </w:r>
     </w:p>
     <w:p>
@@ -5547,6 +5673,24 @@
       </w:pPr>
       <w:r>
         <w:rPr>
+          <w:b w:val="0"/>
+        </w:rPr>
+        <w:t>이태석</w:t>
+      </w:r>
+      <w:r>
+        <w:t xml:space="preserve">, </w:t>
+      </w:r>
+      <w:r>
+        <w:rPr>
+          <w:b w:val="0"/>
+        </w:rPr>
+        <w:t>최진용</w:t>
+      </w:r>
+      <w:r>
+        <w:t xml:space="preserve">, </w:t>
+      </w:r>
+      <w:r>
+        <w:rPr>
           <w:b/>
         </w:rPr>
         <w:t>유승환</w:t>
@@ -5567,25 +5711,16 @@
         <w:rPr>
           <w:b w:val="0"/>
         </w:rPr>
-        <w:t>최진용</w:t>
-      </w:r>
-      <w:r>
-        <w:t xml:space="preserve">, </w:t>
-      </w:r>
-      <w:r>
-        <w:rPr>
-          <w:b w:val="0"/>
-        </w:rPr>
-        <w:t>박태선</w:t>
-      </w:r>
-      <w:r>
-        <w:t xml:space="preserve"> (2012). 둑높이기 농업용저수지의 환경용수 방류기준 설정. 한국농공학회논문집, 54(5), 17-24.</w:t>
+        <w:t>오윤경</w:t>
+      </w:r>
+      <w:r>
+        <w:t xml:space="preserve"> (2012). 기후변화 시나리오에 따른 미래 논벼의 소비수량 및 생산량 변화 분석. 한국농공학회논문집, 54(1), 47-54.</w:t>
       </w:r>
       <w:r>
         <w:rPr>
           <w:i/>
         </w:rPr>
-        <w:t xml:space="preserve"> [주저자 · 피인용 5 · doi:10.5389/KSAE.2012.54.5.017]</w:t>
+        <w:t xml:space="preserve"> [공저자 · 피인용 13 · doi:10.5389/KSAE.2012.54.1.047]</w:t>
       </w:r>
     </w:p>
     <w:p>
@@ -5594,9 +5729,9 @@
       </w:pPr>
       <w:r>
         <w:rPr>
-          <w:b w:val="0"/>
-        </w:rPr>
-        <w:t>홍은미</w:t>
+          <w:b/>
+        </w:rPr>
+        <w:t>유승환</w:t>
       </w:r>
       <w:r>
         <w:t xml:space="preserve">, </w:t>
@@ -5612,27 +5747,36 @@
       </w:r>
       <w:r>
         <w:rPr>
-          <w:b/>
-        </w:rPr>
-        <w:t>유승환</w:t>
-      </w:r>
-      <w:r>
-        <w:t xml:space="preserve">, </w:t>
-      </w:r>
-      <w:r>
-        <w:rPr>
           <w:b w:val="0"/>
         </w:rPr>
         <w:t>남원호</w:t>
       </w:r>
       <w:r>
-        <w:t xml:space="preserve"> (2012). 잣나무림에서의 시기별 토층별 토양수분 특성분석. 한국농공학회논문집, 54(4), 105-114.</w:t>
+        <w:t xml:space="preserve">, </w:t>
+      </w:r>
+      <w:r>
+        <w:rPr>
+          <w:b w:val="0"/>
+        </w:rPr>
+        <w:t>김태곤</w:t>
+      </w:r>
+      <w:r>
+        <w:t xml:space="preserve">, </w:t>
+      </w:r>
+      <w:r>
+        <w:rPr>
+          <w:b w:val="0"/>
+        </w:rPr>
+        <w:t>고광돈</w:t>
+      </w:r>
+      <w:r>
+        <w:t xml:space="preserve"> (2012). 농업가뭄대응을 위한 가뭄기상시나리오 모델 개발 및 적용. 한국농공학회논문집, 54(2), 67-75.</w:t>
       </w:r>
       <w:r>
         <w:rPr>
           <w:i/>
         </w:rPr>
-        <w:t xml:space="preserve"> [공저자 · 피인용 8 · doi:10.5389/KSAE.2012.54.4.105]</w:t>
+        <w:t xml:space="preserve"> [주저자 · 피인용 1 · doi:10.5389/KSAE.2012.54.2.067]</w:t>
       </w:r>
     </w:p>
     <w:p>
@@ -5641,9 +5785,18 @@
       </w:pPr>
       <w:r>
         <w:rPr>
-          <w:b w:val="0"/>
-        </w:rPr>
-        <w:t>오윤경</w:t>
+          <w:b/>
+        </w:rPr>
+        <w:t>유승환</w:t>
+      </w:r>
+      <w:r>
+        <w:t xml:space="preserve">, </w:t>
+      </w:r>
+      <w:r>
+        <w:rPr>
+          <w:b w:val="0"/>
+        </w:rPr>
+        <w:t>이상현</w:t>
       </w:r>
       <w:r>
         <w:t xml:space="preserve">, </w:t>
@@ -5659,27 +5812,18 @@
       </w:r>
       <w:r>
         <w:rPr>
-          <w:b/>
-        </w:rPr>
-        <w:t>유승환</w:t>
-      </w:r>
-      <w:r>
-        <w:t xml:space="preserve">, </w:t>
-      </w:r>
-      <w:r>
-        <w:rPr>
-          <w:b w:val="0"/>
-        </w:rPr>
-        <w:t>이상현</w:t>
-      </w:r>
-      <w:r>
-        <w:t xml:space="preserve"> (2011). 기후변화 시나리오에 따른 미래 토지피복변화 예측 및 군집분석을 이용한 지역 특성 분석. 한국농공학회논문집, 53(6), 31-41.</w:t>
+          <w:b w:val="0"/>
+        </w:rPr>
+        <w:t>박태선</w:t>
+      </w:r>
+      <w:r>
+        <w:t xml:space="preserve"> (2012). 둑높이기 농업용저수지의 환경용수 방류기준 설정. 한국농공학회논문집, 54(5), 17-24.</w:t>
       </w:r>
       <w:r>
         <w:rPr>
           <w:i/>
         </w:rPr>
-        <w:t xml:space="preserve"> [공저자 · 피인용 8 · doi:10.5389/KSAE.2011.53.6.031]</w:t>
+        <w:t xml:space="preserve"> [주저자 · 피인용 5 · doi:10.5389/KSAE.2012.54.5.017]</w:t>
       </w:r>
     </w:p>
     <w:p>
@@ -5706,27 +5850,27 @@
       </w:r>
       <w:r>
         <w:rPr>
+          <w:b/>
+        </w:rPr>
+        <w:t>유승환</w:t>
+      </w:r>
+      <w:r>
+        <w:t xml:space="preserve">, </w:t>
+      </w:r>
+      <w:r>
+        <w:rPr>
           <w:b w:val="0"/>
         </w:rPr>
         <w:t>남원호</w:t>
       </w:r>
       <w:r>
-        <w:t xml:space="preserve">, </w:t>
-      </w:r>
-      <w:r>
-        <w:rPr>
-          <w:b/>
-        </w:rPr>
-        <w:t>유승환</w:t>
-      </w:r>
-      <w:r>
-        <w:t xml:space="preserve"> (2011). 침엽수 산림에서의 토양수분 감쇄특성 분석. 한국농공학회논문집, 53(4), 1-9.</w:t>
+        <w:t xml:space="preserve"> (2012). 잣나무림에서의 시기별 토층별 토양수분 특성분석. 한국농공학회논문집, 54(4), 105-114.</w:t>
       </w:r>
       <w:r>
         <w:rPr>
           <w:i/>
         </w:rPr>
-        <w:t xml:space="preserve"> [공저자 · 피인용 3 · doi:10.5389/KSAE.2011.53.4.001]</w:t>
+        <w:t xml:space="preserve"> [공저자 · 피인용 8 · doi:10.5389/KSAE.2012.54.4.105]</w:t>
       </w:r>
     </w:p>
     <w:p>
@@ -5737,7 +5881,7 @@
         <w:rPr>
           <w:b w:val="0"/>
         </w:rPr>
-        <w:t>홍은미</w:t>
+        <w:t>오윤경</w:t>
       </w:r>
       <w:r>
         <w:t xml:space="preserve">, </w:t>
@@ -5764,34 +5908,16 @@
         <w:rPr>
           <w:b w:val="0"/>
         </w:rPr>
-        <w:t>남원호</w:t>
-      </w:r>
-      <w:r>
-        <w:t xml:space="preserve">, </w:t>
-      </w:r>
-      <w:r>
-        <w:rPr>
-          <w:b w:val="0"/>
-        </w:rPr>
-        <w:t>여진기</w:t>
-      </w:r>
-      <w:r>
-        <w:t xml:space="preserve">, </w:t>
-      </w:r>
-      <w:r>
-        <w:rPr>
-          <w:b w:val="0"/>
-        </w:rPr>
-        <w:t>최인규</w:t>
-      </w:r>
-      <w:r>
-        <w:t xml:space="preserve"> (2010). 바이오순환림의 저농도액비 시용에 따른 토양수 및 지하수 수질 영향 분석. 한국농공학회논문집, 52(5), 37-45.</w:t>
+        <w:t>이상현</w:t>
+      </w:r>
+      <w:r>
+        <w:t xml:space="preserve"> (2011). 기후변화 시나리오에 따른 미래 토지피복변화 예측 및 군집분석을 이용한 지역 특성 분석. 한국농공학회논문집, 53(6), 31-41.</w:t>
       </w:r>
       <w:r>
         <w:rPr>
           <w:i/>
         </w:rPr>
-        <w:t xml:space="preserve"> [공저자 · 피인용 1 · doi:10.5389/KSAE.2010.52.5.037]</w:t>
+        <w:t xml:space="preserve"> [공저자 · 피인용 8 · doi:10.5389/KSAE.2011.53.6.031]</w:t>
       </w:r>
     </w:p>
     <w:p>
@@ -5802,7 +5928,7 @@
         <w:rPr>
           <w:b w:val="0"/>
         </w:rPr>
-        <w:t>오윤경</w:t>
+        <w:t>홍은미</w:t>
       </w:r>
       <w:r>
         <w:t xml:space="preserve">, </w:t>
@@ -5820,7 +5946,7 @@
         <w:rPr>
           <w:b w:val="0"/>
         </w:rPr>
-        <w:t>배승종</w:t>
+        <w:t>남원호</w:t>
       </w:r>
       <w:r>
         <w:t xml:space="preserve">, </w:t>
@@ -5832,22 +5958,13 @@
         <w:t>유승환</w:t>
       </w:r>
       <w:r>
-        <w:t xml:space="preserve">, </w:t>
-      </w:r>
-      <w:r>
-        <w:rPr>
-          <w:b w:val="0"/>
-        </w:rPr>
-        <w:t>이상현</w:t>
-      </w:r>
-      <w:r>
-        <w:t xml:space="preserve"> (2010). 토지피복변화 예측을 위한 CLUE 모델의 확률지도 생성. 농촌계획, 16(2), 47-55.</w:t>
+        <w:t xml:space="preserve"> (2011). 침엽수 산림에서의 토양수분 감쇄특성 분석. 한국농공학회논문집, 53(4), 1-9.</w:t>
       </w:r>
       <w:r>
         <w:rPr>
           <w:i/>
         </w:rPr>
-        <w:t xml:space="preserve"> [공저자]</w:t>
+        <w:t xml:space="preserve"> [공저자 · 피인용 3 · doi:10.5389/KSAE.2011.53.4.001]</w:t>
       </w:r>
     </w:p>
     <w:p>
@@ -5874,15 +5991,6 @@
       </w:r>
       <w:r>
         <w:rPr>
-          <w:b w:val="0"/>
-        </w:rPr>
-        <w:t>이상현</w:t>
-      </w:r>
-      <w:r>
-        <w:t xml:space="preserve">, </w:t>
-      </w:r>
-      <w:r>
-        <w:rPr>
           <w:b/>
         </w:rPr>
         <w:t>유승환</w:t>
@@ -5894,16 +6002,34 @@
         <w:rPr>
           <w:b w:val="0"/>
         </w:rPr>
-        <w:t>강문성</w:t>
-      </w:r>
-      <w:r>
-        <w:t xml:space="preserve"> (2009). LARS-WG를 이용한 기후변화에 따른 논벼 증발산량 산정. 한국농공학회논문집, 51(3), 25-35.</w:t>
+        <w:t>남원호</w:t>
+      </w:r>
+      <w:r>
+        <w:t xml:space="preserve">, </w:t>
+      </w:r>
+      <w:r>
+        <w:rPr>
+          <w:b w:val="0"/>
+        </w:rPr>
+        <w:t>여진기</w:t>
+      </w:r>
+      <w:r>
+        <w:t xml:space="preserve">, </w:t>
+      </w:r>
+      <w:r>
+        <w:rPr>
+          <w:b w:val="0"/>
+        </w:rPr>
+        <w:t>최인규</w:t>
+      </w:r>
+      <w:r>
+        <w:t xml:space="preserve"> (2010). 바이오순환림의 저농도액비 시용에 따른 토양수 및 지하수 수질 영향 분석. 한국농공학회논문집, 52(5), 37-45.</w:t>
       </w:r>
       <w:r>
         <w:rPr>
           <w:i/>
         </w:rPr>
-        <w:t xml:space="preserve"> [공저자 · 피인용 25 · doi:10.5389/KSAE.2009.51.3.025]</w:t>
+        <w:t xml:space="preserve"> [공저자 · 피인용 1 · doi:10.5389/KSAE.2010.52.5.037]</w:t>
       </w:r>
     </w:p>
     <w:p>
@@ -5912,6 +6038,33 @@
       </w:pPr>
       <w:r>
         <w:rPr>
+          <w:b w:val="0"/>
+        </w:rPr>
+        <w:t>오윤경</w:t>
+      </w:r>
+      <w:r>
+        <w:t xml:space="preserve">, </w:t>
+      </w:r>
+      <w:r>
+        <w:rPr>
+          <w:b w:val="0"/>
+        </w:rPr>
+        <w:t>최진용</w:t>
+      </w:r>
+      <w:r>
+        <w:t xml:space="preserve">, </w:t>
+      </w:r>
+      <w:r>
+        <w:rPr>
+          <w:b w:val="0"/>
+        </w:rPr>
+        <w:t>배승종</w:t>
+      </w:r>
+      <w:r>
+        <w:t xml:space="preserve">, </w:t>
+      </w:r>
+      <w:r>
+        <w:rPr>
           <w:b/>
         </w:rPr>
         <w:t>유승환</w:t>
@@ -5923,43 +6076,16 @@
         <w:rPr>
           <w:b w:val="0"/>
         </w:rPr>
-        <w:t>최진용</w:t>
-      </w:r>
-      <w:r>
-        <w:t xml:space="preserve">, </w:t>
-      </w:r>
-      <w:r>
-        <w:rPr>
-          <w:b w:val="0"/>
-        </w:rPr>
-        <w:t>김태곤</w:t>
-      </w:r>
-      <w:r>
-        <w:t xml:space="preserve">, </w:t>
-      </w:r>
-      <w:r>
-        <w:rPr>
-          <w:b w:val="0"/>
-        </w:rPr>
-        <w:t>임정빈</w:t>
-      </w:r>
-      <w:r>
-        <w:t xml:space="preserve">, </w:t>
-      </w:r>
-      <w:r>
-        <w:rPr>
-          <w:b w:val="0"/>
-        </w:rPr>
-        <w:t>전창후</w:t>
-      </w:r>
-      <w:r>
-        <w:t xml:space="preserve"> (2009). 한국의 농산물 가상수 산정. 한국수자원학회논문집, 42(11), 911-920.</w:t>
+        <w:t>이상현</w:t>
+      </w:r>
+      <w:r>
+        <w:t xml:space="preserve"> (2010). 토지피복변화 예측을 위한 CLUE 모델의 확률지도 생성. 농촌계획, 16(2), 47-55.</w:t>
       </w:r>
       <w:r>
         <w:rPr>
           <w:i/>
         </w:rPr>
-        <w:t xml:space="preserve"> [주저자 · 피인용 9 · doi:10.3741/JKWRA.2009.42.11.911]</w:t>
+        <w:t xml:space="preserve"> [공저자]</w:t>
       </w:r>
     </w:p>
     <w:p>
@@ -5968,6 +6094,33 @@
       </w:pPr>
       <w:r>
         <w:rPr>
+          <w:b w:val="0"/>
+        </w:rPr>
+        <w:t>홍은미</w:t>
+      </w:r>
+      <w:r>
+        <w:t xml:space="preserve">, </w:t>
+      </w:r>
+      <w:r>
+        <w:rPr>
+          <w:b w:val="0"/>
+        </w:rPr>
+        <w:t>최진용</w:t>
+      </w:r>
+      <w:r>
+        <w:t xml:space="preserve">, </w:t>
+      </w:r>
+      <w:r>
+        <w:rPr>
+          <w:b w:val="0"/>
+        </w:rPr>
+        <w:t>이상현</w:t>
+      </w:r>
+      <w:r>
+        <w:t xml:space="preserve">, </w:t>
+      </w:r>
+      <w:r>
+        <w:rPr>
           <w:b/>
         </w:rPr>
         <w:t>유승환</w:t>
@@ -5979,34 +6132,16 @@
         <w:rPr>
           <w:b w:val="0"/>
         </w:rPr>
-        <w:t>남원호</w:t>
-      </w:r>
-      <w:r>
-        <w:t xml:space="preserve">, </w:t>
-      </w:r>
-      <w:r>
-        <w:rPr>
-          <w:b w:val="0"/>
-        </w:rPr>
-        <w:t>장민원</w:t>
-      </w:r>
-      <w:r>
-        <w:t xml:space="preserve">, </w:t>
-      </w:r>
-      <w:r>
-        <w:rPr>
-          <w:b w:val="0"/>
-        </w:rPr>
-        <w:t>최진용</w:t>
-      </w:r>
-      <w:r>
-        <w:t xml:space="preserve"> (2008). 북한의 지역별 기상학적 가뭄의 평가와 유형분류. 한국농공학회논문집, 50(4), 3-15.</w:t>
+        <w:t>강문성</w:t>
+      </w:r>
+      <w:r>
+        <w:t xml:space="preserve"> (2009). LARS-WG를 이용한 기후변화에 따른 논벼 증발산량 산정. 한국농공학회논문집, 51(3), 25-35.</w:t>
       </w:r>
       <w:r>
         <w:rPr>
           <w:i/>
         </w:rPr>
-        <w:t xml:space="preserve"> [주저자 · 피인용 2 · doi:10.5389/KSAE.2008.50.4.003]</w:t>
+        <w:t xml:space="preserve"> [공저자 · 피인용 25 · doi:10.5389/KSAE.2009.51.3.025]</w:t>
       </w:r>
     </w:p>
     <w:p>
@@ -6015,15 +6150,6 @@
       </w:pPr>
       <w:r>
         <w:rPr>
-          <w:b w:val="0"/>
-        </w:rPr>
-        <w:t>남원호</w:t>
-      </w:r>
-      <w:r>
-        <w:t xml:space="preserve">, </w:t>
-      </w:r>
-      <w:r>
-        <w:rPr>
           <w:b/>
         </w:rPr>
         <w:t>유승환</w:t>
@@ -6035,25 +6161,43 @@
         <w:rPr>
           <w:b w:val="0"/>
         </w:rPr>
-        <w:t>장민원</w:t>
-      </w:r>
-      <w:r>
-        <w:t xml:space="preserve">, </w:t>
-      </w:r>
-      <w:r>
-        <w:rPr>
-          <w:b w:val="0"/>
-        </w:rPr>
         <w:t>최진용</w:t>
       </w:r>
       <w:r>
-        <w:t xml:space="preserve"> (2008). 북한지역에 대한 기상학적 가뭄지수의 적용. 한국농공학회논문집, 50(3), 3-15.</w:t>
+        <w:t xml:space="preserve">, </w:t>
+      </w:r>
+      <w:r>
+        <w:rPr>
+          <w:b w:val="0"/>
+        </w:rPr>
+        <w:t>김태곤</w:t>
+      </w:r>
+      <w:r>
+        <w:t xml:space="preserve">, </w:t>
+      </w:r>
+      <w:r>
+        <w:rPr>
+          <w:b w:val="0"/>
+        </w:rPr>
+        <w:t>임정빈</w:t>
+      </w:r>
+      <w:r>
+        <w:t xml:space="preserve">, </w:t>
+      </w:r>
+      <w:r>
+        <w:rPr>
+          <w:b w:val="0"/>
+        </w:rPr>
+        <w:t>전창후</w:t>
+      </w:r>
+      <w:r>
+        <w:t xml:space="preserve"> (2009). 한국의 농산물 가상수 산정. 한국수자원학회논문집, 42(11), 911-920.</w:t>
       </w:r>
       <w:r>
         <w:rPr>
           <w:i/>
         </w:rPr>
-        <w:t xml:space="preserve"> [공저자 · 피인용 8 · doi:10.5389/KSAE.2008.50.3.003]</w:t>
+        <w:t xml:space="preserve"> [주저자 · 피인용 9 · doi:10.3741/JKWRA.2009.42.11.911]</w:t>
       </w:r>
     </w:p>
     <w:p>
@@ -6062,6 +6206,24 @@
       </w:pPr>
       <w:r>
         <w:rPr>
+          <w:b/>
+        </w:rPr>
+        <w:t>유승환</w:t>
+      </w:r>
+      <w:r>
+        <w:t xml:space="preserve">, </w:t>
+      </w:r>
+      <w:r>
+        <w:rPr>
+          <w:b w:val="0"/>
+        </w:rPr>
+        <w:t>남원호</w:t>
+      </w:r>
+      <w:r>
+        <w:t xml:space="preserve">, </w:t>
+      </w:r>
+      <w:r>
+        <w:rPr>
           <w:b w:val="0"/>
         </w:rPr>
         <w:t>장민원</w:t>
@@ -6071,27 +6233,18 @@
       </w:r>
       <w:r>
         <w:rPr>
-          <w:b/>
-        </w:rPr>
-        <w:t>유승환</w:t>
-      </w:r>
-      <w:r>
-        <w:t xml:space="preserve">, </w:t>
-      </w:r>
-      <w:r>
-        <w:rPr>
           <w:b w:val="0"/>
         </w:rPr>
         <w:t>최진용</w:t>
       </w:r>
       <w:r>
-        <w:t xml:space="preserve"> (2007). NOAA/AVHRR NDVI를 이용한 북한지역 봄 가뭄 분석. 한국농공학회논문집, 49(6), 21-33.</w:t>
+        <w:t xml:space="preserve"> (2008). 북한의 지역별 기상학적 가뭄의 평가와 유형분류. 한국농공학회논문집, 50(4), 3-15.</w:t>
       </w:r>
       <w:r>
         <w:rPr>
           <w:i/>
         </w:rPr>
-        <w:t xml:space="preserve"> [공저자 · 피인용 5 · doi:10.5389/KSAE.2007.49.6.021]</w:t>
+        <w:t xml:space="preserve"> [주저자 · 피인용 2 · doi:10.5389/KSAE.2008.50.4.003]</w:t>
       </w:r>
     </w:p>
     <w:p>
@@ -6100,6 +6253,15 @@
       </w:pPr>
       <w:r>
         <w:rPr>
+          <w:b w:val="0"/>
+        </w:rPr>
+        <w:t>남원호</w:t>
+      </w:r>
+      <w:r>
+        <w:t xml:space="preserve">, </w:t>
+      </w:r>
+      <w:r>
+        <w:rPr>
           <w:b/>
         </w:rPr>
         <w:t>유승환</w:t>
@@ -6111,25 +6273,25 @@
         <w:rPr>
           <w:b w:val="0"/>
         </w:rPr>
+        <w:t>장민원</w:t>
+      </w:r>
+      <w:r>
+        <w:t xml:space="preserve">, </w:t>
+      </w:r>
+      <w:r>
+        <w:rPr>
+          <w:b w:val="0"/>
+        </w:rPr>
         <w:t>최진용</w:t>
       </w:r>
       <w:r>
-        <w:t xml:space="preserve">, </w:t>
-      </w:r>
-      <w:r>
-        <w:rPr>
-          <w:b w:val="0"/>
-        </w:rPr>
-        <w:t>장민원</w:t>
-      </w:r>
-      <w:r>
-        <w:t xml:space="preserve"> (2007). 빈도 분석법을 이용한 논벼의 한발 기준 10년 빈도 작물 증발산량 산정. 한국농공학회논문집, 49(3), 11-20.</w:t>
+        <w:t xml:space="preserve"> (2008). 북한지역에 대한 기상학적 가뭄지수의 적용. 한국농공학회논문집, 50(3), 3-15.</w:t>
       </w:r>
       <w:r>
         <w:rPr>
           <w:i/>
         </w:rPr>
-        <w:t xml:space="preserve"> [주저자 · 피인용 2 · doi:10.5389/KSAE.2007.49.3.011]</w:t>
+        <w:t xml:space="preserve"> [공저자 · 피인용 8 · doi:10.5389/KSAE.2008.50.3.003]</w:t>
       </w:r>
     </w:p>
     <w:p>
@@ -6140,7 +6302,16 @@
         <w:rPr>
           <w:b w:val="0"/>
         </w:rPr>
-        <w:t>윤성한</w:t>
+        <w:t>장민원</w:t>
+      </w:r>
+      <w:r>
+        <w:t xml:space="preserve">, </w:t>
+      </w:r>
+      <w:r>
+        <w:rPr>
+          <w:b/>
+        </w:rPr>
+        <w:t>유승환</w:t>
       </w:r>
       <w:r>
         <w:t xml:space="preserve">, </w:t>
@@ -6152,31 +6323,13 @@
         <w:t>최진용</w:t>
       </w:r>
       <w:r>
-        <w:t xml:space="preserve">, </w:t>
-      </w:r>
-      <w:r>
-        <w:rPr>
-          <w:b/>
-        </w:rPr>
-        <w:t>유승환</w:t>
-      </w:r>
-      <w:r>
-        <w:t xml:space="preserve">, </w:t>
-      </w:r>
-      <w:r>
-        <w:rPr>
-          <w:b w:val="0"/>
-        </w:rPr>
-        <w:t>장민원</w:t>
-      </w:r>
-      <w:r>
-        <w:t xml:space="preserve"> (2007). 시계열 MODIS 영상을 이용한 논 분류와 지형학적 인자에 따른 불확실성 분석. 한국농공학회논문집, 49(5), 67-77.</w:t>
+        <w:t xml:space="preserve"> (2007). NOAA/AVHRR NDVI를 이용한 북한지역 봄 가뭄 분석. 한국농공학회논문집, 49(6), 21-33.</w:t>
       </w:r>
       <w:r>
         <w:rPr>
           <w:i/>
         </w:rPr>
-        <w:t xml:space="preserve"> [공저자 · doi:10.5389/KSAE.2007.49.5.067]</w:t>
+        <w:t xml:space="preserve"> [공저자 · 피인용 5 · doi:10.5389/KSAE.2007.49.6.021]</w:t>
       </w:r>
     </w:p>
     <w:p>
@@ -6208,13 +6361,13 @@
         <w:t>장민원</w:t>
       </w:r>
       <w:r>
-        <w:t xml:space="preserve"> (2006). 논벼에 대한 Penman-Monteith와 FAO Modified Penman 공식의 작물 계수 산정. 한국농공학회논문집, 48(1), 13-23.</w:t>
+        <w:t xml:space="preserve"> (2007). 빈도 분석법을 이용한 논벼의 한발 기준 10년 빈도 작물 증발산량 산정. 한국농공학회논문집, 49(3), 11-20.</w:t>
       </w:r>
       <w:r>
         <w:rPr>
           <w:i/>
         </w:rPr>
-        <w:t xml:space="preserve"> [주저자 · 피인용 22 · doi:10.5389/KSAE.2006.48.1.013]</w:t>
+        <w:t xml:space="preserve"> [주저자 · 피인용 2 · doi:10.5389/KSAE.2007.49.3.011]</w:t>
       </w:r>
     </w:p>
     <w:p>
@@ -6225,6 +6378,91 @@
         <w:rPr>
           <w:b w:val="0"/>
         </w:rPr>
+        <w:t>윤성한</w:t>
+      </w:r>
+      <w:r>
+        <w:t xml:space="preserve">, </w:t>
+      </w:r>
+      <w:r>
+        <w:rPr>
+          <w:b w:val="0"/>
+        </w:rPr>
+        <w:t>최진용</w:t>
+      </w:r>
+      <w:r>
+        <w:t xml:space="preserve">, </w:t>
+      </w:r>
+      <w:r>
+        <w:rPr>
+          <w:b/>
+        </w:rPr>
+        <w:t>유승환</w:t>
+      </w:r>
+      <w:r>
+        <w:t xml:space="preserve">, </w:t>
+      </w:r>
+      <w:r>
+        <w:rPr>
+          <w:b w:val="0"/>
+        </w:rPr>
+        <w:t>장민원</w:t>
+      </w:r>
+      <w:r>
+        <w:t xml:space="preserve"> (2007). 시계열 MODIS 영상을 이용한 논 분류와 지형학적 인자에 따른 불확실성 분석. 한국농공학회논문집, 49(5), 67-77.</w:t>
+      </w:r>
+      <w:r>
+        <w:rPr>
+          <w:i/>
+        </w:rPr>
+        <w:t xml:space="preserve"> [공저자 · doi:10.5389/KSAE.2007.49.5.067]</w:t>
+      </w:r>
+    </w:p>
+    <w:p>
+      <w:pPr>
+        <w:pStyle w:val="ListNumber"/>
+      </w:pPr>
+      <w:r>
+        <w:rPr>
+          <w:b/>
+        </w:rPr>
+        <w:t>유승환</w:t>
+      </w:r>
+      <w:r>
+        <w:t xml:space="preserve">, </w:t>
+      </w:r>
+      <w:r>
+        <w:rPr>
+          <w:b w:val="0"/>
+        </w:rPr>
+        <w:t>최진용</w:t>
+      </w:r>
+      <w:r>
+        <w:t xml:space="preserve">, </w:t>
+      </w:r>
+      <w:r>
+        <w:rPr>
+          <w:b w:val="0"/>
+        </w:rPr>
+        <w:t>장민원</w:t>
+      </w:r>
+      <w:r>
+        <w:t xml:space="preserve"> (2006). 논벼에 대한 Penman-Monteith와 FAO Modified Penman 공식의 작물 계수 산정. 한국농공학회논문집, 48(1), 13-23.</w:t>
+      </w:r>
+      <w:r>
+        <w:rPr>
+          <w:i/>
+        </w:rPr>
+        <w:t xml:space="preserve"> [주저자 · 피인용 22 · doi:10.5389/KSAE.2006.48.1.013]</w:t>
+      </w:r>
+    </w:p>
+    <w:p>
+      <w:pPr>
+        <w:pStyle w:val="ListNumber"/>
+      </w:pPr>
+      <w:r>
+        <w:rPr>
+          <w:b w:val="0"/>
+        </w:rPr>
         <w:t>김옥경</w:t>
       </w:r>
       <w:r>
@@ -6296,7 +6534,7 @@
         <w:pStyle w:val="Heading2"/>
       </w:pPr>
       <w:r>
-        <w:t>국내 학술지 (기타) (22편)</w:t>
+        <w:t>국내 학술지 (기타) (20편)</w:t>
       </w:r>
     </w:p>
     <w:p>
@@ -6372,16 +6610,16 @@
         <w:rPr>
           <w:b w:val="0"/>
         </w:rPr>
-        <w:t>Soo Jin Kim</w:t>
-      </w:r>
-      <w:r>
-        <w:t xml:space="preserve">, </w:t>
-      </w:r>
-      <w:r>
-        <w:rPr>
-          <w:b w:val="0"/>
-        </w:rPr>
-        <w:t>Seung Jong Bae</w:t>
+        <w:t>Dong-Hoon Seol</w:t>
+      </w:r>
+      <w:r>
+        <w:t xml:space="preserve">, </w:t>
+      </w:r>
+      <w:r>
+        <w:rPr>
+          <w:b w:val="0"/>
+        </w:rPr>
+        <w:t>고재훈</w:t>
       </w:r>
       <w:r>
         <w:t xml:space="preserve">, </w:t>
@@ -6390,37 +6628,19 @@
         <w:rPr>
           <w:b/>
         </w:rPr>
-        <w:t>Yoo SeungHwan</w:t>
-      </w:r>
-      <w:r>
-        <w:t xml:space="preserve">, </w:t>
-      </w:r>
-      <w:r>
-        <w:rPr>
-          <w:b w:val="0"/>
-        </w:rPr>
-        <w:t>Yoonhyung Kim</w:t>
-      </w:r>
-      <w:r>
-        <w:t xml:space="preserve">, </w:t>
-      </w:r>
-      <w:r>
-        <w:rPr>
-          <w:b w:val="0"/>
-        </w:rPr>
-        <w:t>Sungeun Yoon</w:t>
-      </w:r>
-      <w:r>
-        <w:t xml:space="preserve">, </w:t>
-      </w:r>
-      <w:r>
-        <w:rPr>
-          <w:b w:val="0"/>
-        </w:rPr>
-        <w:t>Jeong‐Hoon Kim</w:t>
-      </w:r>
-      <w:r>
-        <w:t xml:space="preserve"> (2021). Policy assessment of Agricultural Infrastructure Improvement Project for Preliminary Feasibility Study- Multipurpose Rural Water Development Project in Pangyo District -. Journal of Korean Society of Rural Planning, 27(1), 21-28.</w:t>
+        <w:t>유승환</w:t>
+      </w:r>
+      <w:r>
+        <w:t xml:space="preserve">, </w:t>
+      </w:r>
+      <w:r>
+        <w:rPr>
+          <w:b w:val="0"/>
+        </w:rPr>
+        <w:t>이기재</w:t>
+      </w:r>
+      <w:r>
+        <w:t xml:space="preserve"> (2020). 한국조사연구학회 발표 논문 내용분석, 1999∼2019년: 학문분야ㆍ방법론ㆍ연구대상ㆍ데이터분석기법의 지속과 변동. 조사연구, 21(1), 1-32.</w:t>
       </w:r>
       <w:r>
         <w:rPr>
@@ -6437,16 +6657,7 @@
         <w:rPr>
           <w:b w:val="0"/>
         </w:rPr>
-        <w:t>Dong-Hoon Seol</w:t>
-      </w:r>
-      <w:r>
-        <w:t xml:space="preserve">, </w:t>
-      </w:r>
-      <w:r>
-        <w:rPr>
-          <w:b w:val="0"/>
-        </w:rPr>
-        <w:t>고재훈</w:t>
+        <w:t>Chan Park</w:t>
       </w:r>
       <w:r>
         <w:t xml:space="preserve">, </w:t>
@@ -6455,25 +6666,61 @@
         <w:rPr>
           <w:b/>
         </w:rPr>
-        <w:t>유승환</w:t>
-      </w:r>
-      <w:r>
-        <w:t xml:space="preserve">, </w:t>
-      </w:r>
-      <w:r>
-        <w:rPr>
-          <w:b w:val="0"/>
-        </w:rPr>
-        <w:t>이기재</w:t>
-      </w:r>
-      <w:r>
-        <w:t xml:space="preserve"> (2020). 한국조사연구학회 발표 논문 내용분석, 1999∼2019년: 학문분야ㆍ방법론ㆍ연구대상ㆍ데이터분석기법의 지속과 변동. 조사연구, 21(1), 1-32.</w:t>
+        <w:t>Seung-Hwan Yoo</w:t>
+      </w:r>
+      <w:r>
+        <w:t xml:space="preserve">, </w:t>
+      </w:r>
+      <w:r>
+        <w:rPr>
+          <w:b w:val="0"/>
+        </w:rPr>
+        <w:t>Sang-Won Park</w:t>
+      </w:r>
+      <w:r>
+        <w:t xml:space="preserve">, </w:t>
+      </w:r>
+      <w:r>
+        <w:rPr>
+          <w:b w:val="0"/>
+        </w:rPr>
+        <w:t>Kwi‐Dug Yun</w:t>
+      </w:r>
+      <w:r>
+        <w:t xml:space="preserve">, </w:t>
+      </w:r>
+      <w:r>
+        <w:rPr>
+          <w:b w:val="0"/>
+        </w:rPr>
+        <w:t>Min-Kyung Ji</w:t>
+      </w:r>
+      <w:r>
+        <w:t xml:space="preserve">, </w:t>
+      </w:r>
+      <w:r>
+        <w:rPr>
+          <w:b w:val="0"/>
+        </w:rPr>
+        <w:t>Jin-Ho Shin</w:t>
+      </w:r>
+      <w:r>
+        <w:t xml:space="preserve">, </w:t>
+      </w:r>
+      <w:r>
+        <w:rPr>
+          <w:b w:val="0"/>
+        </w:rPr>
+        <w:t>Hyun‐Pil Lim</w:t>
+      </w:r>
+      <w:r>
+        <w:t xml:space="preserve"> (2017). The effect of plasma on shear bond strength between resin cement and colored zirconia. The Journal of Advanced Prosthodontics, 9(2), 118.</w:t>
       </w:r>
       <w:r>
         <w:rPr>
           <w:i/>
         </w:rPr>
-        <w:t xml:space="preserve"> [공저자]</w:t>
+        <w:t xml:space="preserve"> [공저자 · 피인용 25 · doi:10.4047/jap.2017.9.2.118]</w:t>
       </w:r>
     </w:p>
     <w:p>
@@ -6484,7 +6731,16 @@
         <w:rPr>
           <w:b w:val="0"/>
         </w:rPr>
-        <w:t>Chan Park</w:t>
+        <w:t>김정국</w:t>
+      </w:r>
+      <w:r>
+        <w:t xml:space="preserve">, </w:t>
+      </w:r>
+      <w:r>
+        <w:rPr>
+          <w:b w:val="0"/>
+        </w:rPr>
+        <w:t>장철용</w:t>
       </w:r>
       <w:r>
         <w:t xml:space="preserve">, </w:t>
@@ -6493,61 +6749,52 @@
         <w:rPr>
           <w:b/>
         </w:rPr>
-        <w:t>Seung-Hwan Yoo</w:t>
-      </w:r>
-      <w:r>
-        <w:t xml:space="preserve">, </w:t>
-      </w:r>
-      <w:r>
-        <w:rPr>
-          <w:b w:val="0"/>
-        </w:rPr>
-        <w:t>Sang-Won Park</w:t>
-      </w:r>
-      <w:r>
-        <w:t xml:space="preserve">, </w:t>
-      </w:r>
-      <w:r>
-        <w:rPr>
-          <w:b w:val="0"/>
-        </w:rPr>
-        <w:t>Kwi‐Dug Yun</w:t>
-      </w:r>
-      <w:r>
-        <w:t xml:space="preserve">, </w:t>
-      </w:r>
-      <w:r>
-        <w:rPr>
-          <w:b w:val="0"/>
-        </w:rPr>
-        <w:t>Min-Kyung Ji</w:t>
-      </w:r>
-      <w:r>
-        <w:t xml:space="preserve">, </w:t>
-      </w:r>
-      <w:r>
-        <w:rPr>
-          <w:b w:val="0"/>
-        </w:rPr>
-        <w:t>Jin-Ho Shin</w:t>
-      </w:r>
-      <w:r>
-        <w:t xml:space="preserve">, </w:t>
-      </w:r>
-      <w:r>
-        <w:rPr>
-          <w:b w:val="0"/>
-        </w:rPr>
-        <w:t>Hyun‐Pil Lim</w:t>
-      </w:r>
-      <w:r>
-        <w:t xml:space="preserve"> (2017). The effect of plasma on shear bond strength between resin cement and colored zirconia. The Journal of Advanced Prosthodontics, 9(2), 118-118.</w:t>
+        <w:t>유승환</w:t>
+      </w:r>
+      <w:r>
+        <w:t xml:space="preserve">, </w:t>
+      </w:r>
+      <w:r>
+        <w:rPr>
+          <w:b w:val="0"/>
+        </w:rPr>
+        <w:t>정학근</w:t>
+      </w:r>
+      <w:r>
+        <w:t xml:space="preserve">, </w:t>
+      </w:r>
+      <w:r>
+        <w:rPr>
+          <w:b w:val="0"/>
+        </w:rPr>
+        <w:t>송두삼</w:t>
+      </w:r>
+      <w:r>
+        <w:t xml:space="preserve">, </w:t>
+      </w:r>
+      <w:r>
+        <w:rPr>
+          <w:b w:val="0"/>
+        </w:rPr>
+        <w:t>이정훈</w:t>
+      </w:r>
+      <w:r>
+        <w:t xml:space="preserve">, </w:t>
+      </w:r>
+      <w:r>
+        <w:rPr>
+          <w:b w:val="0"/>
+        </w:rPr>
+        <w:t>Jong Hoon Kim</w:t>
+      </w:r>
+      <w:r>
+        <w:t xml:space="preserve"> (2016). 저소득층 가구 표준모델을 이용한 저소득층 에너지효율개선사업의 에너지 및 온실가스 절감 효과 분석. 대한설비공학회 2016년도 하계학술발표대회, 284-287.</w:t>
       </w:r>
       <w:r>
         <w:rPr>
           <w:i/>
         </w:rPr>
-        <w:t xml:space="preserve"> [공저자 · 피인용 25 · doi:10.4047/jap.2017.9.2.118]</w:t>
+        <w:t xml:space="preserve"> [공저자]</w:t>
       </w:r>
     </w:p>
     <w:p>
@@ -6556,72 +6803,18 @@
       </w:pPr>
       <w:r>
         <w:rPr>
-          <w:b w:val="0"/>
-        </w:rPr>
-        <w:t>김정국</w:t>
-      </w:r>
-      <w:r>
-        <w:t xml:space="preserve">, </w:t>
-      </w:r>
-      <w:r>
-        <w:rPr>
-          <w:b w:val="0"/>
-        </w:rPr>
-        <w:t>장철용</w:t>
-      </w:r>
-      <w:r>
-        <w:t xml:space="preserve">, </w:t>
-      </w:r>
-      <w:r>
-        <w:rPr>
           <w:b/>
         </w:rPr>
         <w:t>유승환</w:t>
       </w:r>
       <w:r>
-        <w:t xml:space="preserve">, </w:t>
-      </w:r>
-      <w:r>
-        <w:rPr>
-          <w:b w:val="0"/>
-        </w:rPr>
-        <w:t>정학근</w:t>
-      </w:r>
-      <w:r>
-        <w:t xml:space="preserve">, </w:t>
-      </w:r>
-      <w:r>
-        <w:rPr>
-          <w:b w:val="0"/>
-        </w:rPr>
-        <w:t>송두삼</w:t>
-      </w:r>
-      <w:r>
-        <w:t xml:space="preserve">, </w:t>
-      </w:r>
-      <w:r>
-        <w:rPr>
-          <w:b w:val="0"/>
-        </w:rPr>
-        <w:t>이정훈</w:t>
-      </w:r>
-      <w:r>
-        <w:t xml:space="preserve">, </w:t>
-      </w:r>
-      <w:r>
-        <w:rPr>
-          <w:b w:val="0"/>
-        </w:rPr>
-        <w:t>Jong Hoon Kim</w:t>
-      </w:r>
-      <w:r>
-        <w:t xml:space="preserve"> (2016). 저소득층 가구 표준모델을 이용한 저소득층 에너지효율개선사업의 에너지 및 온실가스 절감 효과 분석. 대한설비공학회 2016년도 하계학술발표대회, 284-287.</w:t>
+        <w:t xml:space="preserve"> (2016). 토픽 모델링을 활용한 초등 도덕 교과서 내용 분석. 한국사회학회 사회학대회 논문집, 703-717.</w:t>
       </w:r>
       <w:r>
         <w:rPr>
           <w:i/>
         </w:rPr>
-        <w:t xml:space="preserve"> [공저자]</w:t>
+        <w:t xml:space="preserve"> [주저자·교신]</w:t>
       </w:r>
     </w:p>
     <w:p>
@@ -6630,18 +6823,45 @@
       </w:pPr>
       <w:r>
         <w:rPr>
+          <w:b w:val="0"/>
+        </w:rPr>
+        <w:t>김동현</w:t>
+      </w:r>
+      <w:r>
+        <w:t xml:space="preserve">, </w:t>
+      </w:r>
+      <w:r>
+        <w:rPr>
+          <w:b w:val="0"/>
+        </w:rPr>
+        <w:t>박주한</w:t>
+      </w:r>
+      <w:r>
+        <w:t xml:space="preserve">, </w:t>
+      </w:r>
+      <w:r>
+        <w:rPr>
           <w:b/>
         </w:rPr>
         <w:t>유승환</w:t>
       </w:r>
       <w:r>
-        <w:t xml:space="preserve"> (2016). 토픽 모델링을 활용한 초등 도덕 교과서 내용 분석. 한국사회학회 사회학대회 논문집, 703-717.</w:t>
+        <w:t xml:space="preserve">, </w:t>
+      </w:r>
+      <w:r>
+        <w:rPr>
+          <w:b w:val="0"/>
+        </w:rPr>
+        <w:t>한상필</w:t>
+      </w:r>
+      <w:r>
+        <w:t xml:space="preserve"> (2014). Push To Talk을 이용한 스마트폰 화물 배차 시스템. 한국정보과학회 학술발표논문집, 1299-1301.</w:t>
       </w:r>
       <w:r>
         <w:rPr>
           <w:i/>
         </w:rPr>
-        <w:t xml:space="preserve"> [주저자·교신]</w:t>
+        <w:t xml:space="preserve"> [공저자]</w:t>
       </w:r>
     </w:p>
     <w:p>
@@ -6652,16 +6872,7 @@
         <w:rPr>
           <w:b w:val="0"/>
         </w:rPr>
-        <w:t>김동현</w:t>
-      </w:r>
-      <w:r>
-        <w:t xml:space="preserve">, </w:t>
-      </w:r>
-      <w:r>
-        <w:rPr>
-          <w:b w:val="0"/>
-        </w:rPr>
-        <w:t>박주한</w:t>
+        <w:t>Sung‐Ho Song</w:t>
       </w:r>
       <w:r>
         <w:t xml:space="preserve">, </w:t>
@@ -6670,25 +6881,25 @@
         <w:rPr>
           <w:b/>
         </w:rPr>
-        <w:t>유승환</w:t>
-      </w:r>
-      <w:r>
-        <w:t xml:space="preserve">, </w:t>
-      </w:r>
-      <w:r>
-        <w:rPr>
-          <w:b w:val="0"/>
-        </w:rPr>
-        <w:t>한상필</w:t>
-      </w:r>
-      <w:r>
-        <w:t xml:space="preserve"> (2014). Push To Talk을 이용한 스마트폰 화물 배차 시스템. 한국정보과학회 학술발표논문집, 1299-1301.</w:t>
+        <w:t>Seung‐Hwan Yoo</w:t>
+      </w:r>
+      <w:r>
+        <w:t xml:space="preserve">, </w:t>
+      </w:r>
+      <w:r>
+        <w:rPr>
+          <w:b w:val="0"/>
+        </w:rPr>
+        <w:t>Seung-Jong Bae</w:t>
+      </w:r>
+      <w:r>
+        <w:t xml:space="preserve"> (2013). Regional Drought Assessment Considering Climate Change and Relationship with Agricultural Water in Jeju Island. Journal of Environmental Science International, 22(5), 625-638.</w:t>
       </w:r>
       <w:r>
         <w:rPr>
           <w:i/>
         </w:rPr>
-        <w:t xml:space="preserve"> [공저자]</w:t>
+        <w:t xml:space="preserve"> [공저자 · 피인용 8 · doi:10.5322/jesi.2013.22.5.625]</w:t>
       </w:r>
     </w:p>
     <w:p>
@@ -6699,7 +6910,7 @@
         <w:rPr>
           <w:b w:val="0"/>
         </w:rPr>
-        <w:t>Sung‐Ho Song</w:t>
+        <w:t>김정화</w:t>
       </w:r>
       <w:r>
         <w:t xml:space="preserve">, </w:t>
@@ -6708,25 +6919,52 @@
         <w:rPr>
           <w:b/>
         </w:rPr>
-        <w:t>Seung‐Hwan Yoo</w:t>
-      </w:r>
-      <w:r>
-        <w:t xml:space="preserve">, </w:t>
-      </w:r>
-      <w:r>
-        <w:rPr>
-          <w:b w:val="0"/>
-        </w:rPr>
-        <w:t>Seung-Jong Bae</w:t>
-      </w:r>
-      <w:r>
-        <w:t xml:space="preserve"> (2013). Regional Drought Assessment Considering Climate Change and Relationship with Agricultural Water in Jeju Island. Journal of Environmental Science International, 22(5), 625-638.</w:t>
+        <w:t>유승환</w:t>
+      </w:r>
+      <w:r>
+        <w:t xml:space="preserve">, </w:t>
+      </w:r>
+      <w:r>
+        <w:rPr>
+          <w:b w:val="0"/>
+        </w:rPr>
+        <w:t>Jong Hoon Kim</w:t>
+      </w:r>
+      <w:r>
+        <w:t xml:space="preserve">, </w:t>
+      </w:r>
+      <w:r>
+        <w:rPr>
+          <w:b w:val="0"/>
+        </w:rPr>
+        <w:t>정학근</w:t>
+      </w:r>
+      <w:r>
+        <w:t xml:space="preserve">, </w:t>
+      </w:r>
+      <w:r>
+        <w:rPr>
+          <w:b w:val="0"/>
+        </w:rPr>
+        <w:t>장성호</w:t>
+      </w:r>
+      <w:r>
+        <w:t xml:space="preserve">, </w:t>
+      </w:r>
+      <w:r>
+        <w:rPr>
+          <w:b w:val="0"/>
+        </w:rPr>
+        <w:t>장철용</w:t>
+      </w:r>
+      <w:r>
+        <w:t xml:space="preserve"> (2013). 저소득층 노후주택 단열성능 개선(희망의 방한칸프로젝트)을 통한 효과 분석. 대한설비공학회 2013년도 하계학술발표대회, 725-728.</w:t>
       </w:r>
       <w:r>
         <w:rPr>
           <w:i/>
         </w:rPr>
-        <w:t xml:space="preserve"> [공저자 · 피인용 8 · doi:10.5322/jesi.2013.22.5.625]</w:t>
+        <w:t xml:space="preserve"> [공저자]</w:t>
       </w:r>
     </w:p>
     <w:p>
@@ -6737,7 +6975,16 @@
         <w:rPr>
           <w:b w:val="0"/>
         </w:rPr>
-        <w:t>김정화</w:t>
+        <w:t>Won‐Ho Nam</w:t>
+      </w:r>
+      <w:r>
+        <w:t xml:space="preserve">, </w:t>
+      </w:r>
+      <w:r>
+        <w:rPr>
+          <w:b w:val="0"/>
+        </w:rPr>
+        <w:t>Jin‐Yong Choi</w:t>
       </w:r>
       <w:r>
         <w:t xml:space="preserve">, </w:t>
@@ -6746,52 +6993,25 @@
         <w:rPr>
           <w:b/>
         </w:rPr>
-        <w:t>유승환</w:t>
-      </w:r>
-      <w:r>
-        <w:t xml:space="preserve">, </w:t>
-      </w:r>
-      <w:r>
-        <w:rPr>
-          <w:b w:val="0"/>
-        </w:rPr>
-        <w:t>Jong Hoon Kim</w:t>
-      </w:r>
-      <w:r>
-        <w:t xml:space="preserve">, </w:t>
-      </w:r>
-      <w:r>
-        <w:rPr>
-          <w:b w:val="0"/>
-        </w:rPr>
-        <w:t>정학근</w:t>
-      </w:r>
-      <w:r>
-        <w:t xml:space="preserve">, </w:t>
-      </w:r>
-      <w:r>
-        <w:rPr>
-          <w:b w:val="0"/>
-        </w:rPr>
-        <w:t>장성호</w:t>
-      </w:r>
-      <w:r>
-        <w:t xml:space="preserve">, </w:t>
-      </w:r>
-      <w:r>
-        <w:rPr>
-          <w:b w:val="0"/>
-        </w:rPr>
-        <w:t>장철용</w:t>
-      </w:r>
-      <w:r>
-        <w:t xml:space="preserve"> (2013). 저소득층 노후주택 단열성능 개선(희망의 방한칸프로젝트)을 통한 효과 분석. 대한설비공학회 2013년도 하계학술발표대회, 725-728.</w:t>
+        <w:t>Seung‐Hwan Yoo</w:t>
+      </w:r>
+      <w:r>
+        <w:t xml:space="preserve">, </w:t>
+      </w:r>
+      <w:r>
+        <w:rPr>
+          <w:b w:val="0"/>
+        </w:rPr>
+        <w:t>Bernard A. Engel</w:t>
+      </w:r>
+      <w:r>
+        <w:t xml:space="preserve"> (2012). A real-time online drought broadcast system for monitoring soil moisture index. KSCE Journal of Civil Engineering, 16(3), 357-365.</w:t>
       </w:r>
       <w:r>
         <w:rPr>
           <w:i/>
         </w:rPr>
-        <w:t xml:space="preserve"> [공저자]</w:t>
+        <w:t xml:space="preserve"> [공저자 · 피인용 28 · doi:10.1007/s12205-012-1357-3]</w:t>
       </w:r>
     </w:p>
     <w:p>
@@ -6800,24 +7020,6 @@
       </w:pPr>
       <w:r>
         <w:rPr>
-          <w:b w:val="0"/>
-        </w:rPr>
-        <w:t>Won‐Ho Nam</w:t>
-      </w:r>
-      <w:r>
-        <w:t xml:space="preserve">, </w:t>
-      </w:r>
-      <w:r>
-        <w:rPr>
-          <w:b w:val="0"/>
-        </w:rPr>
-        <w:t>Jin‐Yong Choi</w:t>
-      </w:r>
-      <w:r>
-        <w:t xml:space="preserve">, </w:t>
-      </w:r>
-      <w:r>
-        <w:rPr>
           <w:b/>
         </w:rPr>
         <w:t>Seung‐Hwan Yoo</w:t>
@@ -6829,16 +7031,34 @@
         <w:rPr>
           <w:b w:val="0"/>
         </w:rPr>
-        <w:t>Bernard A. Engel</w:t>
-      </w:r>
-      <w:r>
-        <w:t xml:space="preserve"> (2012). A real-time online drought broadcast system for monitoring soil moisture index. KSCE Journal of Civil Engineering, 16(3), 357-365.</w:t>
+        <w:t>Jeongbin Im</w:t>
+      </w:r>
+      <w:r>
+        <w:t xml:space="preserve">, </w:t>
+      </w:r>
+      <w:r>
+        <w:rPr>
+          <w:b w:val="0"/>
+        </w:rPr>
+        <w:t>Jin Yong Choi</w:t>
+      </w:r>
+      <w:r>
+        <w:t xml:space="preserve">, </w:t>
+      </w:r>
+      <w:r>
+        <w:rPr>
+          <w:b w:val="0"/>
+        </w:rPr>
+        <w:t>Sanghyun Lee</w:t>
+      </w:r>
+      <w:r>
+        <w:t xml:space="preserve"> (2012). Estimation of Agricultural Water and Land Required to Substitute the Import of Feed-grain for Domestic Production. Journal of the Korean Society of International Agriculture, 24(3), 259-264.</w:t>
       </w:r>
       <w:r>
         <w:rPr>
           <w:i/>
         </w:rPr>
-        <w:t xml:space="preserve"> [공저자 · 피인용 28 · doi:10.1007/s12205-012-1357-3]</w:t>
+        <w:t xml:space="preserve"> [주저자 · 피인용 3]</w:t>
       </w:r>
     </w:p>
     <w:p>
@@ -6847,45 +7067,45 @@
       </w:pPr>
       <w:r>
         <w:rPr>
+          <w:b w:val="0"/>
+        </w:rPr>
+        <w:t>임재성</w:t>
+      </w:r>
+      <w:r>
+        <w:t xml:space="preserve">, </w:t>
+      </w:r>
+      <w:r>
+        <w:rPr>
+          <w:b w:val="0"/>
+        </w:rPr>
+        <w:t>박현신</w:t>
+      </w:r>
+      <w:r>
+        <w:t xml:space="preserve">, </w:t>
+      </w:r>
+      <w:r>
+        <w:rPr>
           <w:b/>
         </w:rPr>
-        <w:t>Seung‐Hwan Yoo</w:t>
-      </w:r>
-      <w:r>
-        <w:t xml:space="preserve">, </w:t>
-      </w:r>
-      <w:r>
-        <w:rPr>
-          <w:b w:val="0"/>
-        </w:rPr>
-        <w:t>Jeongbin Im</w:t>
-      </w:r>
-      <w:r>
-        <w:t xml:space="preserve">, </w:t>
-      </w:r>
-      <w:r>
-        <w:rPr>
-          <w:b w:val="0"/>
-        </w:rPr>
-        <w:t>Jin Yong Choi</w:t>
-      </w:r>
-      <w:r>
-        <w:t xml:space="preserve">, </w:t>
-      </w:r>
-      <w:r>
-        <w:rPr>
-          <w:b w:val="0"/>
-        </w:rPr>
-        <w:t>Sanghyun Lee</w:t>
-      </w:r>
-      <w:r>
-        <w:t xml:space="preserve"> (2012). Estimation of Agricultural Water and Land Required to Substitute the Import of Feed-grain for Domestic Production. Journal of the Korean Society of International Agriculture, 24(3), 259-264.</w:t>
+        <w:t>유승환</w:t>
+      </w:r>
+      <w:r>
+        <w:t xml:space="preserve">, </w:t>
+      </w:r>
+      <w:r>
+        <w:rPr>
+          <w:b w:val="0"/>
+        </w:rPr>
+        <w:t>강준모</w:t>
+      </w:r>
+      <w:r>
+        <w:t xml:space="preserve"> (2012). 가로주택정비사업 대상지 선정을 위한 서울시 공간구조 분석. 한국도시설계학회 추계학술발표대회 논문집, 192-199.</w:t>
       </w:r>
       <w:r>
         <w:rPr>
           <w:i/>
         </w:rPr>
-        <w:t xml:space="preserve"> [주저자 · 피인용 3]</w:t>
+        <w:t xml:space="preserve"> [공저자]</w:t>
       </w:r>
     </w:p>
     <w:p>
@@ -6896,16 +7116,7 @@
         <w:rPr>
           <w:b w:val="0"/>
         </w:rPr>
-        <w:t>임재성</w:t>
-      </w:r>
-      <w:r>
-        <w:t xml:space="preserve">, </w:t>
-      </w:r>
-      <w:r>
-        <w:rPr>
-          <w:b w:val="0"/>
-        </w:rPr>
-        <w:t>박현신</w:t>
+        <w:t>Jin-Yong Choi</w:t>
       </w:r>
       <w:r>
         <w:t xml:space="preserve">, </w:t>
@@ -6923,10 +7134,28 @@
         <w:rPr>
           <w:b w:val="0"/>
         </w:rPr>
-        <w:t>강준모</w:t>
-      </w:r>
-      <w:r>
-        <w:t xml:space="preserve"> (2012). 가로주택정비사업 대상지 선정을 위한 서울시 공간구조 분석. 한국도시설계학회 추계학술발표대회 논문집, 192-199.</w:t>
+        <w:t>Yun Kyung Oh</w:t>
+      </w:r>
+      <w:r>
+        <w:t xml:space="preserve">, </w:t>
+      </w:r>
+      <w:r>
+        <w:rPr>
+          <w:b w:val="0"/>
+        </w:rPr>
+        <w:t>이상현</w:t>
+      </w:r>
+      <w:r>
+        <w:t xml:space="preserve">, </w:t>
+      </w:r>
+      <w:r>
+        <w:rPr>
+          <w:b w:val="0"/>
+        </w:rPr>
+        <w:t>윤동균</w:t>
+      </w:r>
+      <w:r>
+        <w:t xml:space="preserve"> (2012). 기후변화의 농업환경 요인 영향을 고려한 미래 농어촌용수 수요 평가. 물과 미래 : 한국수자원학회지 = Water for future, 45(2), 73-83.</w:t>
       </w:r>
       <w:r>
         <w:rPr>
@@ -6943,7 +7172,16 @@
         <w:rPr>
           <w:b w:val="0"/>
         </w:rPr>
-        <w:t>Jin-Yong Choi</w:t>
+        <w:t>진형석</w:t>
+      </w:r>
+      <w:r>
+        <w:t xml:space="preserve">, </w:t>
+      </w:r>
+      <w:r>
+        <w:rPr>
+          <w:b w:val="0"/>
+        </w:rPr>
+        <w:t>박현신</w:t>
       </w:r>
       <w:r>
         <w:t xml:space="preserve">, </w:t>
@@ -6961,28 +7199,10 @@
         <w:rPr>
           <w:b w:val="0"/>
         </w:rPr>
-        <w:t>Yun Kyung Oh</w:t>
-      </w:r>
-      <w:r>
-        <w:t xml:space="preserve">, </w:t>
-      </w:r>
-      <w:r>
-        <w:rPr>
-          <w:b w:val="0"/>
-        </w:rPr>
-        <w:t>이상현</w:t>
-      </w:r>
-      <w:r>
-        <w:t xml:space="preserve">, </w:t>
-      </w:r>
-      <w:r>
-        <w:rPr>
-          <w:b w:val="0"/>
-        </w:rPr>
-        <w:t>윤동균</w:t>
-      </w:r>
-      <w:r>
-        <w:t xml:space="preserve"> (2012). 기후변화의 농업환경 요인 영향을 고려한 미래 농어촌용수 수요 평가. 물과 미래 : 한국수자원학회지 = Water for future, 45(2), 73-83.</w:t>
+        <w:t>강준모</w:t>
+      </w:r>
+      <w:r>
+        <w:t xml:space="preserve"> (2012). 소형임대주택 공급을 위한 대상지 선정에 관한 기초연구. 한국도시설계학회 추계학술발표대회 논문집, 260-268.</w:t>
       </w:r>
       <w:r>
         <w:rPr>
@@ -6997,24 +7217,6 @@
       </w:pPr>
       <w:r>
         <w:rPr>
-          <w:b w:val="0"/>
-        </w:rPr>
-        <w:t>진형석</w:t>
-      </w:r>
-      <w:r>
-        <w:t xml:space="preserve">, </w:t>
-      </w:r>
-      <w:r>
-        <w:rPr>
-          <w:b w:val="0"/>
-        </w:rPr>
-        <w:t>박현신</w:t>
-      </w:r>
-      <w:r>
-        <w:t xml:space="preserve">, </w:t>
-      </w:r>
-      <w:r>
-        <w:rPr>
           <w:b/>
         </w:rPr>
         <w:t>유승환</w:t>
@@ -7026,16 +7228,25 @@
         <w:rPr>
           <w:b w:val="0"/>
         </w:rPr>
+        <w:t>임정수</w:t>
+      </w:r>
+      <w:r>
+        <w:t xml:space="preserve">, </w:t>
+      </w:r>
+      <w:r>
+        <w:rPr>
+          <w:b w:val="0"/>
+        </w:rPr>
         <w:t>강준모</w:t>
       </w:r>
       <w:r>
-        <w:t xml:space="preserve"> (2012). 소형임대주택 공급을 위한 대상지 선정에 관한 기초연구. 한국도시설계학회 추계학술발표대회 논문집, 260-268.</w:t>
+        <w:t xml:space="preserve"> (2010). 서울시 권역별 지하철 역세권 도시공간구조특성에 따른 지가 영향요인 분석. 한국도시설계학회 추계학술발표대회 논문집, 149-159.</w:t>
       </w:r>
       <w:r>
         <w:rPr>
           <w:i/>
         </w:rPr>
-        <w:t xml:space="preserve"> [공저자]</w:t>
+        <w:t xml:space="preserve"> [주저자]</w:t>
       </w:r>
     </w:p>
     <w:p>
@@ -7046,25 +7257,7 @@
         <w:rPr>
           <w:b w:val="0"/>
         </w:rPr>
-        <w:t>Yun‐Gyeong Oh</w:t>
-      </w:r>
-      <w:r>
-        <w:t xml:space="preserve">, </w:t>
-      </w:r>
-      <w:r>
-        <w:rPr>
-          <w:b w:val="0"/>
-        </w:rPr>
-        <w:t>Jin‐Yong Choi</w:t>
-      </w:r>
-      <w:r>
-        <w:t xml:space="preserve">, </w:t>
-      </w:r>
-      <w:r>
-        <w:rPr>
-          <w:b w:val="0"/>
-        </w:rPr>
-        <w:t>Seung-Jong Bae</w:t>
+        <w:t>이혁재</w:t>
       </w:r>
       <w:r>
         <w:t xml:space="preserve">, </w:t>
@@ -7073,25 +7266,16 @@
         <w:rPr>
           <w:b/>
         </w:rPr>
-        <w:t>Seung‐Hwan Yoo</w:t>
-      </w:r>
-      <w:r>
-        <w:t xml:space="preserve">, </w:t>
-      </w:r>
-      <w:r>
-        <w:rPr>
-          <w:b w:val="0"/>
-        </w:rPr>
-        <w:t>Sang Hyun Lee</w:t>
-      </w:r>
-      <w:r>
-        <w:t xml:space="preserve"> (2010). A Probability Mapping for Land Cover Change Prediction using CLUE Model. Journal of Korean Society of Rural Planning, 16(2), 47-55.</w:t>
+        <w:t>유승환</w:t>
+      </w:r>
+      <w:r>
+        <w:t xml:space="preserve"> (2009). 다물체 동역학 프로그램 ADAMS를 이용한 구조 진동 해석. 기계저널, 49(7), 41-47.</w:t>
       </w:r>
       <w:r>
         <w:rPr>
           <w:i/>
         </w:rPr>
-        <w:t xml:space="preserve"> [공저자 · 피인용 6]</w:t>
+        <w:t xml:space="preserve"> [공저자]</w:t>
       </w:r>
     </w:p>
     <w:p>
@@ -7100,6 +7284,42 @@
       </w:pPr>
       <w:r>
         <w:rPr>
+          <w:b w:val="0"/>
+        </w:rPr>
+        <w:t>정다해</w:t>
+      </w:r>
+      <w:r>
+        <w:t xml:space="preserve">, </w:t>
+      </w:r>
+      <w:r>
+        <w:rPr>
+          <w:b w:val="0"/>
+        </w:rPr>
+        <w:t>이영윤</w:t>
+      </w:r>
+      <w:r>
+        <w:t xml:space="preserve">, </w:t>
+      </w:r>
+      <w:r>
+        <w:rPr>
+          <w:b w:val="0"/>
+        </w:rPr>
+        <w:t>안상호</w:t>
+      </w:r>
+      <w:r>
+        <w:t xml:space="preserve">, </w:t>
+      </w:r>
+      <w:r>
+        <w:rPr>
+          <w:b w:val="0"/>
+        </w:rPr>
+        <w:t>이의형</w:t>
+      </w:r>
+      <w:r>
+        <w:t xml:space="preserve">, </w:t>
+      </w:r>
+      <w:r>
+        <w:rPr>
           <w:b/>
         </w:rPr>
         <w:t>유승환</w:t>
@@ -7111,25 +7331,16 @@
         <w:rPr>
           <w:b w:val="0"/>
         </w:rPr>
-        <w:t>임정수</w:t>
-      </w:r>
-      <w:r>
-        <w:t xml:space="preserve">, </w:t>
-      </w:r>
-      <w:r>
-        <w:rPr>
-          <w:b w:val="0"/>
-        </w:rPr>
-        <w:t>강준모</w:t>
-      </w:r>
-      <w:r>
-        <w:t xml:space="preserve"> (2010). 서울시 권역별 지하철 역세권 도시공간구조특성에 따른 지가 영향요인 분석. 한국도시설계학회 추계학술발표대회 논문집, 149-159.</w:t>
+        <w:t>윤석호</w:t>
+      </w:r>
+      <w:r>
+        <w:t xml:space="preserve"> (2008). UWB 동기화를 위한 새로운 결정 법칙들. 한국통신학회논문지, 33(2), 192-199.</w:t>
       </w:r>
       <w:r>
         <w:rPr>
           <w:i/>
         </w:rPr>
-        <w:t xml:space="preserve"> [주저자]</w:t>
+        <w:t xml:space="preserve"> [공저자]</w:t>
       </w:r>
     </w:p>
     <w:p>
@@ -7140,7 +7351,7 @@
         <w:rPr>
           <w:b w:val="0"/>
         </w:rPr>
-        <w:t>이혁재</w:t>
+        <w:t>유승수</w:t>
       </w:r>
       <w:r>
         <w:t xml:space="preserve">, </w:t>
@@ -7152,7 +7363,43 @@
         <w:t>유승환</w:t>
       </w:r>
       <w:r>
-        <w:t xml:space="preserve"> (2009). 다물체 동역학 프로그램 ADAMS를 이용한 구조 진동 해석. 기계저널, 49(7), 41-47.</w:t>
+        <w:t xml:space="preserve">, </w:t>
+      </w:r>
+      <w:r>
+        <w:rPr>
+          <w:b w:val="0"/>
+        </w:rPr>
+        <w:t>정다해</w:t>
+      </w:r>
+      <w:r>
+        <w:t xml:space="preserve">, </w:t>
+      </w:r>
+      <w:r>
+        <w:rPr>
+          <w:b w:val="0"/>
+        </w:rPr>
+        <w:t>안상호</w:t>
+      </w:r>
+      <w:r>
+        <w:t xml:space="preserve">, </w:t>
+      </w:r>
+      <w:r>
+        <w:rPr>
+          <w:b w:val="0"/>
+        </w:rPr>
+        <w:t>윤석호</w:t>
+      </w:r>
+      <w:r>
+        <w:t xml:space="preserve">, </w:t>
+      </w:r>
+      <w:r>
+        <w:rPr>
+          <w:b w:val="0"/>
+        </w:rPr>
+        <w:t>김선용</w:t>
+      </w:r>
+      <w:r>
+        <w:t xml:space="preserve"> (2008). 상관 함수의 기울기 차에 기반한 GNSS의 부호 추적 기법. 한국통신학회논문지, 33(6), 505-511.</w:t>
       </w:r>
       <w:r>
         <w:rPr>
@@ -7167,42 +7414,6 @@
       </w:pPr>
       <w:r>
         <w:rPr>
-          <w:b w:val="0"/>
-        </w:rPr>
-        <w:t>정다해</w:t>
-      </w:r>
-      <w:r>
-        <w:t xml:space="preserve">, </w:t>
-      </w:r>
-      <w:r>
-        <w:rPr>
-          <w:b w:val="0"/>
-        </w:rPr>
-        <w:t>이영윤</w:t>
-      </w:r>
-      <w:r>
-        <w:t xml:space="preserve">, </w:t>
-      </w:r>
-      <w:r>
-        <w:rPr>
-          <w:b w:val="0"/>
-        </w:rPr>
-        <w:t>안상호</w:t>
-      </w:r>
-      <w:r>
-        <w:t xml:space="preserve">, </w:t>
-      </w:r>
-      <w:r>
-        <w:rPr>
-          <w:b w:val="0"/>
-        </w:rPr>
-        <w:t>이의형</w:t>
-      </w:r>
-      <w:r>
-        <w:t xml:space="preserve">, </w:t>
-      </w:r>
-      <w:r>
-        <w:rPr>
           <w:b/>
         </w:rPr>
         <w:t>유승환</w:t>
@@ -7214,100 +7425,6 @@
         <w:rPr>
           <w:b w:val="0"/>
         </w:rPr>
-        <w:t>윤석호</w:t>
-      </w:r>
-      <w:r>
-        <w:t xml:space="preserve"> (2008). UWB 동기화를 위한 새로운 결정 법칙들. 한국통신학회논문지, 33(2), 192-199.</w:t>
-      </w:r>
-      <w:r>
-        <w:rPr>
-          <w:i/>
-        </w:rPr>
-        <w:t xml:space="preserve"> [공저자]</w:t>
-      </w:r>
-    </w:p>
-    <w:p>
-      <w:pPr>
-        <w:pStyle w:val="ListNumber"/>
-      </w:pPr>
-      <w:r>
-        <w:rPr>
-          <w:b w:val="0"/>
-        </w:rPr>
-        <w:t>유승수</w:t>
-      </w:r>
-      <w:r>
-        <w:t xml:space="preserve">, </w:t>
-      </w:r>
-      <w:r>
-        <w:rPr>
-          <w:b/>
-        </w:rPr>
-        <w:t>유승환</w:t>
-      </w:r>
-      <w:r>
-        <w:t xml:space="preserve">, </w:t>
-      </w:r>
-      <w:r>
-        <w:rPr>
-          <w:b w:val="0"/>
-        </w:rPr>
-        <w:t>정다해</w:t>
-      </w:r>
-      <w:r>
-        <w:t xml:space="preserve">, </w:t>
-      </w:r>
-      <w:r>
-        <w:rPr>
-          <w:b w:val="0"/>
-        </w:rPr>
-        <w:t>안상호</w:t>
-      </w:r>
-      <w:r>
-        <w:t xml:space="preserve">, </w:t>
-      </w:r>
-      <w:r>
-        <w:rPr>
-          <w:b w:val="0"/>
-        </w:rPr>
-        <w:t>윤석호</w:t>
-      </w:r>
-      <w:r>
-        <w:t xml:space="preserve">, </w:t>
-      </w:r>
-      <w:r>
-        <w:rPr>
-          <w:b w:val="0"/>
-        </w:rPr>
-        <w:t>김선용</w:t>
-      </w:r>
-      <w:r>
-        <w:t xml:space="preserve"> (2008). 상관 함수의 기울기 차에 기반한 GNSS의 부호 추적 기법. 한국통신학회논문지, 33(6), 505-511.</w:t>
-      </w:r>
-      <w:r>
-        <w:rPr>
-          <w:i/>
-        </w:rPr>
-        <w:t xml:space="preserve"> [공저자]</w:t>
-      </w:r>
-    </w:p>
-    <w:p>
-      <w:pPr>
-        <w:pStyle w:val="ListNumber"/>
-      </w:pPr>
-      <w:r>
-        <w:rPr>
-          <w:b/>
-        </w:rPr>
-        <w:t>유승환</w:t>
-      </w:r>
-      <w:r>
-        <w:t xml:space="preserve">, </w:t>
-      </w:r>
-      <w:r>
-        <w:rPr>
-          <w:b w:val="0"/>
-        </w:rPr>
         <w:t>김정훈</w:t>
       </w:r>
       <w:r>
@@ -7320,7 +7437,7 @@
         <w:t>김영배</w:t>
       </w:r>
       <w:r>
-        <w:t xml:space="preserve"> (2005). 보행형 이동 로봇의 동적 걸음 계획. 한국정밀공학회 학술발표대회 논문집, 301-301.</w:t>
+        <w:t xml:space="preserve"> (2005). 보행형 이동 로봇의 동적 걸음 계획. 한국정밀공학회 학술발표대회 논문집, 301.</w:t>
       </w:r>
       <w:r>
         <w:rPr>
